--- a/보관본/러시아 인권변호사/Word/3부/3부_12화_전국_무대로.docx
+++ b/보관본/러시아 인권변호사/Word/3부/3부_12화_전국_무대로.docx
@@ -1552,29 +1552,6 @@
           <w:i w:val="0"/>
           <w:sz w:val="22"/>
         </w:rPr>
-        <w:t xml:space="preserve">Лёша: </w:t>
-      </w:r>
-      <w:r>
-        <w:rPr>
-          <w:rFonts w:ascii="Times New Roman" w:hAnsi="Times New Roman" w:eastAsia="Malgun Gothic"/>
-          <w:b w:val="0"/>
-          <w:i w:val="0"/>
-          <w:sz w:val="22"/>
-        </w:rPr>
-        <w:t>А Литвинов?</w:t>
-      </w:r>
-    </w:p>
-    <w:p>
-      <w:pPr>
-        <w:spacing w:before="0" w:after="110" w:line="300" w:lineRule="auto"/>
-      </w:pPr>
-      <w:r>
-        <w:rPr>
-          <w:rFonts w:ascii="Times New Roman" w:hAnsi="Times New Roman" w:eastAsia="Malgun Gothic"/>
-          <w:b/>
-          <w:i w:val="0"/>
-          <w:sz w:val="22"/>
-        </w:rPr>
         <w:t xml:space="preserve">Гребенщиков: </w:t>
       </w:r>
       <w:r>
@@ -1664,6 +1641,29 @@
           <w:sz w:val="22"/>
         </w:rPr>
         <w:t>Она обещала это ещё полтора года назад. Держит слово, надо отдать ей должное.</w:t>
+      </w:r>
+    </w:p>
+    <w:p>
+      <w:pPr>
+        <w:spacing w:before="0" w:after="110" w:line="300" w:lineRule="auto"/>
+      </w:pPr>
+      <w:r>
+        <w:rPr>
+          <w:rFonts w:ascii="Times New Roman" w:hAnsi="Times New Roman" w:eastAsia="Malgun Gothic"/>
+          <w:b/>
+          <w:i w:val="0"/>
+          <w:sz w:val="22"/>
+        </w:rPr>
+        <w:t xml:space="preserve">Лёша: </w:t>
+      </w:r>
+      <w:r>
+        <w:rPr>
+          <w:rFonts w:ascii="Times New Roman" w:hAnsi="Times New Roman" w:eastAsia="Malgun Gothic"/>
+          <w:b w:val="0"/>
+          <w:i w:val="0"/>
+          <w:sz w:val="22"/>
+        </w:rPr>
+        <w:t>А Литвинов?</w:t>
       </w:r>
     </w:p>
     <w:p>
@@ -1819,7 +1819,7 @@
           <w:i w:val="0"/>
           <w:sz w:val="22"/>
         </w:rPr>
-        <w:t>Катя рассказала мне о вас. Вы отказались, чтобы вас купила «Глобал Аудит Групп». Защитили осведомителя в деле «ТоргСервис Групп», когда это стоило вам клиента.</w:t>
+        <w:t>Катя рассказала мне о вас. Вы не дали «Глобал Аудит Групп» себя купить. Защитили осведомителя в деле «ТоргСервис Групп», когда это стоило вам клиента.</w:t>
       </w:r>
     </w:p>
     <w:p>
@@ -3632,7 +3632,7 @@
           <w:i w:val="0"/>
           <w:sz w:val="22"/>
         </w:rPr>
-        <w:t xml:space="preserve"> — 한국어 해설: 대선 후보 수락 연설에서 료샤가 인용한다(장면 5). 원본의 “족쇄를 찬 채 썼다”는 잘못된 설명을 바로잡아, 열아홉 살의 푸시킨이 유배 이전에 벗 차다예프에게 보낸 시이며 훗날 데카브리스트들이 손으로 베껴 돌려 읽은 구절로 소개한다. 젊은 날의 믿음이 200년 동안 늦게 떠오르는 별이 되었다는 대목이 료샤의 수락 이유가 된다.</w:t>
+        <w:t xml:space="preserve"> — 한국어 해설: 대선 후보 수락 연설에서 료샤가 인용한다(장면 5). 열아홉 살의 푸시킨이 유배 이전에 벗 차다예프에게 보낸 시이며, 훗날 데카브리스트들이 손으로 베껴 돌려 읽은 구절이다. 젊은 날의 믿음이 200년 동안 늦게 떠오르는 별이 되었다는 대목이 료샤의 수락 이유가 된다.</w:t>
       </w:r>
     </w:p>
     <w:p>

--- a/보관본/러시아 인권변호사/Word/3부/3부_12화_전국_무대로.docx
+++ b/보관본/러시아 인권변호사/Word/3부/3부_12화_전국_무대로.docx
@@ -3055,7 +3055,7 @@
           <w:i w:val="0"/>
           <w:sz w:val="22"/>
         </w:rPr>
-        <w:t>О двух мальчишках в адвокатской конторе с протекающим потолком. Если бы кто-то тогда сказал, что один из них будет баллотироваться в президенты, — второй бы сказал: «Ты параноик!»</w:t>
+        <w:t>О двух мальчишках в московской конторе с протекающим потолком. Если бы кто-то тогда сказал, что один из них будет баллотироваться в президенты, — второй бы сказал: «Ты параноик!»</w:t>
       </w:r>
     </w:p>
     <w:p>

--- a/보관본/러시아 인권변호사/Word/3부/3부_12화_전국_무대로.docx
+++ b/보관본/러시아 인권변호사/Word/3부/3부_12화_전국_무대로.docx
@@ -780,76 +780,7 @@
           <w:color w:val="1F3864"/>
           <w:sz w:val="26"/>
         </w:rPr>
-        <w:t>장면 3 — 당대회, 후보 지명 논의</w:t>
-      </w:r>
-    </w:p>
-    <w:p>
-      <w:pPr>
-        <w:spacing w:before="0" w:after="110" w:line="300" w:lineRule="auto"/>
-      </w:pPr>
-      <w:r>
-        <w:rPr>
-          <w:rFonts w:ascii="Times New Roman" w:hAnsi="Times New Roman" w:eastAsia="Malgun Gothic"/>
-          <w:b/>
-          <w:i w:val="0"/>
-          <w:sz w:val="22"/>
-        </w:rPr>
-        <w:t xml:space="preserve">Делегат 1: </w:t>
-      </w:r>
-      <w:r>
-        <w:rPr>
-          <w:rFonts w:ascii="Times New Roman" w:hAnsi="Times New Roman" w:eastAsia="Malgun Gothic"/>
-          <w:b w:val="0"/>
-          <w:i w:val="0"/>
-          <w:sz w:val="22"/>
-        </w:rPr>
-        <w:t>Товарищи, предлагаю выдвинуть кандидатуру губернатора Орлова на пост Президента от партии «Свободный путь»!</w:t>
-      </w:r>
-    </w:p>
-    <w:p>
-      <w:pPr>
-        <w:spacing w:before="0" w:after="110" w:line="300" w:lineRule="auto"/>
-      </w:pPr>
-      <w:r>
-        <w:rPr>
-          <w:rFonts w:ascii="Times New Roman" w:hAnsi="Times New Roman" w:eastAsia="Malgun Gothic"/>
-          <w:b/>
-          <w:i w:val="0"/>
-          <w:sz w:val="22"/>
-        </w:rPr>
-        <w:t xml:space="preserve">Делегат 2: </w:t>
-      </w:r>
-      <w:r>
-        <w:rPr>
-          <w:rFonts w:ascii="Times New Roman" w:hAnsi="Times New Roman" w:eastAsia="Malgun Gothic"/>
-          <w:b w:val="0"/>
-          <w:i w:val="0"/>
-          <w:sz w:val="22"/>
-        </w:rPr>
-        <w:t>Поддерживаю! Сибирская область — живое доказательство, что его методы работают не только на словах!</w:t>
-      </w:r>
-    </w:p>
-    <w:p>
-      <w:pPr>
-        <w:spacing w:before="0" w:after="110" w:line="300" w:lineRule="auto"/>
-      </w:pPr>
-      <w:r>
-        <w:rPr>
-          <w:rFonts w:ascii="Times New Roman" w:hAnsi="Times New Roman" w:eastAsia="Malgun Gothic"/>
-          <w:b/>
-          <w:i w:val="0"/>
-          <w:sz w:val="22"/>
-        </w:rPr>
-        <w:t xml:space="preserve">Делегат 1: </w:t>
-      </w:r>
-      <w:r>
-        <w:rPr>
-          <w:rFonts w:ascii="Times New Roman" w:hAnsi="Times New Roman" w:eastAsia="Malgun Gothic"/>
-          <w:b w:val="0"/>
-          <w:i w:val="0"/>
-          <w:sz w:val="22"/>
-        </w:rPr>
-        <w:t>И пусть наконец кто-то из наших поговорит с Москвой не с колен!</w:t>
+        <w:t>장면 3 — 그날 밤, 어머니와의 전화</w:t>
       </w:r>
     </w:p>
     <w:p>
@@ -864,7 +795,7 @@
           <w:color w:val="555555"/>
           <w:sz w:val="22"/>
         </w:rPr>
-        <w:t>(смех и аплодисменты в зале)</w:t>
+        <w:t>(Поздний вечер. Лёша один в кабинете; на краю стола — недоеденный бутерброд. Звонит телефон, на экране: «Мама».)</w:t>
       </w:r>
     </w:p>
     <w:p>
@@ -878,7 +809,7 @@
           <w:i w:val="0"/>
           <w:sz w:val="22"/>
         </w:rPr>
-        <w:t xml:space="preserve">Гребенщиков: </w:t>
+        <w:t xml:space="preserve">Лёша: </w:t>
       </w:r>
       <w:r>
         <w:rPr>
@@ -887,13 +818,137 @@
           <w:i w:val="0"/>
           <w:sz w:val="22"/>
         </w:rPr>
-        <w:t>Есть ли возражения или альтернативные кандидатуры?</w:t>
+        <w:t>Да, мам. Привет.</w:t>
       </w:r>
     </w:p>
     <w:p>
       <w:pPr>
         <w:spacing w:before="0" w:after="110" w:line="300" w:lineRule="auto"/>
       </w:pPr>
+      <w:r>
+        <w:rPr>
+          <w:rFonts w:ascii="Times New Roman" w:hAnsi="Times New Roman" w:eastAsia="Malgun Gothic"/>
+          <w:b/>
+          <w:i w:val="0"/>
+          <w:sz w:val="22"/>
+        </w:rPr>
+        <w:t xml:space="preserve">Анна: </w:t>
+      </w:r>
+      <w:r>
+        <w:rPr>
+          <w:rFonts w:ascii="Times New Roman" w:hAnsi="Times New Roman" w:eastAsia="Malgun Gothic"/>
+          <w:b w:val="0"/>
+          <w:i w:val="0"/>
+          <w:sz w:val="22"/>
+        </w:rPr>
+        <w:t>Привет, привет. Ты где — опять на работе?</w:t>
+      </w:r>
+    </w:p>
+    <w:p>
+      <w:pPr>
+        <w:spacing w:before="0" w:after="110" w:line="300" w:lineRule="auto"/>
+      </w:pPr>
+      <w:r>
+        <w:rPr>
+          <w:rFonts w:ascii="Times New Roman" w:hAnsi="Times New Roman" w:eastAsia="Malgun Gothic"/>
+          <w:b/>
+          <w:i w:val="0"/>
+          <w:sz w:val="22"/>
+        </w:rPr>
+        <w:t xml:space="preserve">Лёша: </w:t>
+      </w:r>
+      <w:r>
+        <w:rPr>
+          <w:rFonts w:ascii="Times New Roman" w:hAnsi="Times New Roman" w:eastAsia="Malgun Gothic"/>
+          <w:b w:val="0"/>
+          <w:i w:val="0"/>
+          <w:sz w:val="22"/>
+        </w:rPr>
+        <w:t>На работе. Уже собираюсь.</w:t>
+      </w:r>
+    </w:p>
+    <w:p>
+      <w:pPr>
+        <w:spacing w:before="0" w:after="110" w:line="300" w:lineRule="auto"/>
+      </w:pPr>
+      <w:r>
+        <w:rPr>
+          <w:rFonts w:ascii="Times New Roman" w:hAnsi="Times New Roman" w:eastAsia="Malgun Gothic"/>
+          <w:b/>
+          <w:i w:val="0"/>
+          <w:sz w:val="22"/>
+        </w:rPr>
+        <w:t xml:space="preserve">Анна: </w:t>
+      </w:r>
+      <w:r>
+        <w:rPr>
+          <w:rFonts w:ascii="Times New Roman" w:hAnsi="Times New Roman" w:eastAsia="Malgun Gothic"/>
+          <w:b w:val="0"/>
+          <w:i w:val="0"/>
+          <w:sz w:val="22"/>
+        </w:rPr>
+        <w:t>«Собираюсь». Ты это и в девять говорил. Ужинал?</w:t>
+      </w:r>
+    </w:p>
+    <w:p>
+      <w:pPr>
+        <w:spacing w:before="0" w:after="110" w:line="300" w:lineRule="auto"/>
+      </w:pPr>
+      <w:r>
+        <w:rPr>
+          <w:rFonts w:ascii="Times New Roman" w:hAnsi="Times New Roman" w:eastAsia="Malgun Gothic"/>
+          <w:b/>
+          <w:i w:val="0"/>
+          <w:sz w:val="22"/>
+        </w:rPr>
+        <w:t xml:space="preserve">Лёша: </w:t>
+      </w:r>
+      <w:r>
+        <w:rPr>
+          <w:rFonts w:ascii="Times New Roman" w:hAnsi="Times New Roman" w:eastAsia="Malgun Gothic"/>
+          <w:b w:val="0"/>
+          <w:i w:val="0"/>
+          <w:sz w:val="22"/>
+        </w:rPr>
+        <w:t>Ужинал.</w:t>
+      </w:r>
+    </w:p>
+    <w:p>
+      <w:pPr>
+        <w:spacing w:before="0" w:after="110" w:line="300" w:lineRule="auto"/>
+      </w:pPr>
+      <w:r>
+        <w:rPr>
+          <w:rFonts w:ascii="Times New Roman" w:hAnsi="Times New Roman" w:eastAsia="Malgun Gothic"/>
+          <w:b/>
+          <w:i w:val="0"/>
+          <w:sz w:val="22"/>
+        </w:rPr>
+        <w:t xml:space="preserve">Анна: </w:t>
+      </w:r>
+      <w:r>
+        <w:rPr>
+          <w:rFonts w:ascii="Times New Roman" w:hAnsi="Times New Roman" w:eastAsia="Malgun Gothic"/>
+          <w:b w:val="0"/>
+          <w:i w:val="0"/>
+          <w:sz w:val="22"/>
+        </w:rPr>
+        <w:t>Чем?</w:t>
+      </w:r>
+    </w:p>
+    <w:p>
+      <w:pPr>
+        <w:spacing w:before="0" w:after="110" w:line="300" w:lineRule="auto"/>
+      </w:pPr>
+      <w:r>
+        <w:rPr>
+          <w:rFonts w:ascii="Times New Roman" w:hAnsi="Times New Roman" w:eastAsia="Malgun Gothic"/>
+          <w:b/>
+          <w:i w:val="0"/>
+          <w:sz w:val="22"/>
+        </w:rPr>
+        <w:t xml:space="preserve">Лёша: </w:t>
+      </w:r>
       <w:r>
         <w:rPr>
           <w:rFonts w:ascii="Times New Roman" w:hAnsi="Times New Roman" w:eastAsia="Malgun Gothic"/>
@@ -902,7 +957,16 @@
           <w:color w:val="555555"/>
           <w:sz w:val="22"/>
         </w:rPr>
-        <w:t>(тишина в зале)</w:t>
+        <w:t>(косится на бутерброд)</w:t>
+      </w:r>
+      <w:r>
+        <w:rPr>
+          <w:rFonts w:ascii="Times New Roman" w:hAnsi="Times New Roman" w:eastAsia="Malgun Gothic"/>
+          <w:b w:val="0"/>
+          <w:i w:val="0"/>
+          <w:sz w:val="22"/>
+        </w:rPr>
+        <w:t xml:space="preserve"> Ну… бутерброд. С сыром.</w:t>
       </w:r>
     </w:p>
     <w:p>
@@ -916,7 +980,246 @@
           <w:i w:val="0"/>
           <w:sz w:val="22"/>
         </w:rPr>
-        <w:t xml:space="preserve">Делегат 1: </w:t>
+        <w:t xml:space="preserve">Анна: </w:t>
+      </w:r>
+      <w:r>
+        <w:rPr>
+          <w:rFonts w:ascii="Times New Roman" w:hAnsi="Times New Roman" w:eastAsia="Malgun Gothic"/>
+          <w:b w:val="0"/>
+          <w:i w:val="0"/>
+          <w:sz w:val="22"/>
+        </w:rPr>
+        <w:t>Опять всухомятку. Лёша, желудок у тебя один, другого не выдадут.</w:t>
+      </w:r>
+    </w:p>
+    <w:p>
+      <w:pPr>
+        <w:spacing w:before="0" w:after="110" w:line="300" w:lineRule="auto"/>
+      </w:pPr>
+      <w:r>
+        <w:rPr>
+          <w:rFonts w:ascii="Times New Roman" w:hAnsi="Times New Roman" w:eastAsia="Malgun Gothic"/>
+          <w:b/>
+          <w:i w:val="0"/>
+          <w:sz w:val="22"/>
+        </w:rPr>
+        <w:t xml:space="preserve">Лёша: </w:t>
+      </w:r>
+      <w:r>
+        <w:rPr>
+          <w:rFonts w:ascii="Times New Roman" w:hAnsi="Times New Roman" w:eastAsia="Malgun Gothic"/>
+          <w:b w:val="0"/>
+          <w:i w:val="0"/>
+          <w:sz w:val="22"/>
+        </w:rPr>
+        <w:t>Мам, некогда было. Катя в обед суп принесла, честно.</w:t>
+      </w:r>
+    </w:p>
+    <w:p>
+      <w:pPr>
+        <w:spacing w:before="0" w:after="110" w:line="300" w:lineRule="auto"/>
+      </w:pPr>
+      <w:r>
+        <w:rPr>
+          <w:rFonts w:ascii="Times New Roman" w:hAnsi="Times New Roman" w:eastAsia="Malgun Gothic"/>
+          <w:b/>
+          <w:i w:val="0"/>
+          <w:sz w:val="22"/>
+        </w:rPr>
+        <w:t xml:space="preserve">Анна: </w:t>
+      </w:r>
+      <w:r>
+        <w:rPr>
+          <w:rFonts w:ascii="Times New Roman" w:hAnsi="Times New Roman" w:eastAsia="Malgun Gothic"/>
+          <w:b w:val="0"/>
+          <w:i w:val="0"/>
+          <w:sz w:val="22"/>
+        </w:rPr>
+        <w:t>Катя тебе не нянька. Ладно. Голос у тебя какой-то… Случилось что?</w:t>
+      </w:r>
+    </w:p>
+    <w:p>
+      <w:pPr>
+        <w:spacing w:before="0" w:after="110" w:line="300" w:lineRule="auto"/>
+      </w:pPr>
+      <w:r>
+        <w:rPr>
+          <w:rFonts w:ascii="Times New Roman" w:hAnsi="Times New Roman" w:eastAsia="Malgun Gothic"/>
+          <w:b/>
+          <w:i w:val="0"/>
+          <w:sz w:val="22"/>
+        </w:rPr>
+        <w:t xml:space="preserve">Лёша: </w:t>
+      </w:r>
+      <w:r>
+        <w:rPr>
+          <w:rFonts w:ascii="Times New Roman" w:hAnsi="Times New Roman" w:eastAsia="Malgun Gothic"/>
+          <w:b w:val="0"/>
+          <w:i w:val="0"/>
+          <w:sz w:val="22"/>
+        </w:rPr>
+        <w:t>Нет, мам. Устал просто. Потом расскажу. Как сама?</w:t>
+      </w:r>
+    </w:p>
+    <w:p>
+      <w:pPr>
+        <w:spacing w:before="0" w:after="110" w:line="300" w:lineRule="auto"/>
+      </w:pPr>
+      <w:r>
+        <w:rPr>
+          <w:rFonts w:ascii="Times New Roman" w:hAnsi="Times New Roman" w:eastAsia="Malgun Gothic"/>
+          <w:b/>
+          <w:i w:val="0"/>
+          <w:sz w:val="22"/>
+        </w:rPr>
+        <w:t xml:space="preserve">Анна: </w:t>
+      </w:r>
+      <w:r>
+        <w:rPr>
+          <w:rFonts w:ascii="Times New Roman" w:hAnsi="Times New Roman" w:eastAsia="Malgun Gothic"/>
+          <w:b w:val="0"/>
+          <w:i w:val="0"/>
+          <w:sz w:val="22"/>
+        </w:rPr>
+        <w:t>Да как… Давление шалит. Погода меняется — вот оно и скачет.</w:t>
+      </w:r>
+    </w:p>
+    <w:p>
+      <w:pPr>
+        <w:spacing w:before="0" w:after="110" w:line="300" w:lineRule="auto"/>
+      </w:pPr>
+      <w:r>
+        <w:rPr>
+          <w:rFonts w:ascii="Times New Roman" w:hAnsi="Times New Roman" w:eastAsia="Malgun Gothic"/>
+          <w:b/>
+          <w:i w:val="0"/>
+          <w:sz w:val="22"/>
+        </w:rPr>
+        <w:t xml:space="preserve">Лёша: </w:t>
+      </w:r>
+      <w:r>
+        <w:rPr>
+          <w:rFonts w:ascii="Times New Roman" w:hAnsi="Times New Roman" w:eastAsia="Malgun Gothic"/>
+          <w:b w:val="0"/>
+          <w:i w:val="0"/>
+          <w:sz w:val="22"/>
+        </w:rPr>
+        <w:t>Сколько?</w:t>
+      </w:r>
+    </w:p>
+    <w:p>
+      <w:pPr>
+        <w:spacing w:before="0" w:after="110" w:line="300" w:lineRule="auto"/>
+      </w:pPr>
+      <w:r>
+        <w:rPr>
+          <w:rFonts w:ascii="Times New Roman" w:hAnsi="Times New Roman" w:eastAsia="Malgun Gothic"/>
+          <w:b/>
+          <w:i w:val="0"/>
+          <w:sz w:val="22"/>
+        </w:rPr>
+        <w:t xml:space="preserve">Анна: </w:t>
+      </w:r>
+      <w:r>
+        <w:rPr>
+          <w:rFonts w:ascii="Times New Roman" w:hAnsi="Times New Roman" w:eastAsia="Malgun Gothic"/>
+          <w:b w:val="0"/>
+          <w:i w:val="0"/>
+          <w:sz w:val="22"/>
+        </w:rPr>
+        <w:t>Утром было сто пятьдесят. Выпила таблетку, полежала — сейчас получше.</w:t>
+      </w:r>
+    </w:p>
+    <w:p>
+      <w:pPr>
+        <w:spacing w:before="0" w:after="110" w:line="300" w:lineRule="auto"/>
+      </w:pPr>
+      <w:r>
+        <w:rPr>
+          <w:rFonts w:ascii="Times New Roman" w:hAnsi="Times New Roman" w:eastAsia="Malgun Gothic"/>
+          <w:b/>
+          <w:i w:val="0"/>
+          <w:sz w:val="22"/>
+        </w:rPr>
+        <w:t xml:space="preserve">Лёша: </w:t>
+      </w:r>
+      <w:r>
+        <w:rPr>
+          <w:rFonts w:ascii="Times New Roman" w:hAnsi="Times New Roman" w:eastAsia="Malgun Gothic"/>
+          <w:b w:val="0"/>
+          <w:i w:val="0"/>
+          <w:sz w:val="22"/>
+        </w:rPr>
+        <w:t>Мам, сто пятьдесят — это не «шалит». К врачу ходила?</w:t>
+      </w:r>
+    </w:p>
+    <w:p>
+      <w:pPr>
+        <w:spacing w:before="0" w:after="110" w:line="300" w:lineRule="auto"/>
+      </w:pPr>
+      <w:r>
+        <w:rPr>
+          <w:rFonts w:ascii="Times New Roman" w:hAnsi="Times New Roman" w:eastAsia="Malgun Gothic"/>
+          <w:b/>
+          <w:i w:val="0"/>
+          <w:sz w:val="22"/>
+        </w:rPr>
+        <w:t xml:space="preserve">Анна: </w:t>
+      </w:r>
+      <w:r>
+        <w:rPr>
+          <w:rFonts w:ascii="Times New Roman" w:hAnsi="Times New Roman" w:eastAsia="Malgun Gothic"/>
+          <w:b w:val="0"/>
+          <w:i w:val="0"/>
+          <w:sz w:val="22"/>
+        </w:rPr>
+        <w:t>Ходила, ходила. Врачиха говорит: меньше соли и не волноваться. А как тут не волноваться, когда сын до ночи на работе сидит?</w:t>
+      </w:r>
+    </w:p>
+    <w:p>
+      <w:pPr>
+        <w:spacing w:before="0" w:after="110" w:line="300" w:lineRule="auto"/>
+      </w:pPr>
+      <w:r>
+        <w:rPr>
+          <w:rFonts w:ascii="Times New Roman" w:hAnsi="Times New Roman" w:eastAsia="Malgun Gothic"/>
+          <w:b/>
+          <w:i w:val="0"/>
+          <w:sz w:val="22"/>
+        </w:rPr>
+        <w:t xml:space="preserve">Лёша: </w:t>
+      </w:r>
+      <w:r>
+        <w:rPr>
+          <w:rFonts w:ascii="Times New Roman" w:hAnsi="Times New Roman" w:eastAsia="Malgun Gothic"/>
+          <w:b w:val="0"/>
+          <w:i w:val="0"/>
+          <w:sz w:val="22"/>
+        </w:rPr>
+        <w:t>Вот, значит, это я виноват.</w:t>
+      </w:r>
+    </w:p>
+    <w:p>
+      <w:pPr>
+        <w:spacing w:before="0" w:after="110" w:line="300" w:lineRule="auto"/>
+      </w:pPr>
+      <w:r>
+        <w:rPr>
+          <w:rFonts w:ascii="Times New Roman" w:hAnsi="Times New Roman" w:eastAsia="Malgun Gothic"/>
+          <w:b/>
+          <w:i w:val="0"/>
+          <w:sz w:val="22"/>
+        </w:rPr>
+        <w:t xml:space="preserve">Анна: </w:t>
+      </w:r>
+      <w:r>
+        <w:rPr>
+          <w:rFonts w:ascii="Times New Roman" w:hAnsi="Times New Roman" w:eastAsia="Malgun Gothic"/>
+          <w:b w:val="0"/>
+          <w:i w:val="0"/>
+          <w:sz w:val="22"/>
+        </w:rPr>
+        <w:t xml:space="preserve">А кто же ещё? </w:t>
       </w:r>
       <w:r>
         <w:rPr>
@@ -926,7 +1229,7 @@
           <w:color w:val="555555"/>
           <w:sz w:val="22"/>
         </w:rPr>
-        <w:t>(с места)</w:t>
+        <w:t>(смеётся)</w:t>
       </w:r>
       <w:r>
         <w:rPr>
@@ -935,7 +1238,7 @@
           <w:i w:val="0"/>
           <w:sz w:val="22"/>
         </w:rPr>
-        <w:t xml:space="preserve"> Одно замечание, Анатолий Викторович! Пусть кандидат сразу скажет, как мы будем отвечать, когда нас обвинят в грязных деньгах. Обвинят ведь в первую же неделю.</w:t>
+        <w:t xml:space="preserve"> Не бери в голову. Нормально всё.</w:t>
       </w:r>
     </w:p>
     <w:p>
@@ -949,7 +1252,7 @@
           <w:i w:val="0"/>
           <w:sz w:val="22"/>
         </w:rPr>
-        <w:t xml:space="preserve">Гребенщиков: </w:t>
+        <w:t xml:space="preserve">Лёша: </w:t>
       </w:r>
       <w:r>
         <w:rPr>
@@ -958,13 +1261,114 @@
           <w:i w:val="0"/>
           <w:sz w:val="22"/>
         </w:rPr>
-        <w:t>Справедливо. Кандидат ответит после голосования. Кто за выдвижение Алексея Николаевича Орлова кандидатом в Президенты?</w:t>
+        <w:t>А дома что? Кран на кухне починили?</w:t>
       </w:r>
     </w:p>
     <w:p>
       <w:pPr>
         <w:spacing w:before="0" w:after="110" w:line="300" w:lineRule="auto"/>
       </w:pPr>
+      <w:r>
+        <w:rPr>
+          <w:rFonts w:ascii="Times New Roman" w:hAnsi="Times New Roman" w:eastAsia="Malgun Gothic"/>
+          <w:b/>
+          <w:i w:val="0"/>
+          <w:sz w:val="22"/>
+        </w:rPr>
+        <w:t xml:space="preserve">Анна: </w:t>
+      </w:r>
+      <w:r>
+        <w:rPr>
+          <w:rFonts w:ascii="Times New Roman" w:hAnsi="Times New Roman" w:eastAsia="Malgun Gothic"/>
+          <w:b w:val="0"/>
+          <w:i w:val="0"/>
+          <w:sz w:val="22"/>
+        </w:rPr>
+        <w:t>Какое там. Капает. Всё руки не доходят мастера вызвать.</w:t>
+      </w:r>
+    </w:p>
+    <w:p>
+      <w:pPr>
+        <w:spacing w:before="0" w:after="110" w:line="300" w:lineRule="auto"/>
+      </w:pPr>
+      <w:r>
+        <w:rPr>
+          <w:rFonts w:ascii="Times New Roman" w:hAnsi="Times New Roman" w:eastAsia="Malgun Gothic"/>
+          <w:b/>
+          <w:i w:val="0"/>
+          <w:sz w:val="22"/>
+        </w:rPr>
+        <w:t xml:space="preserve">Лёша: </w:t>
+      </w:r>
+      <w:r>
+        <w:rPr>
+          <w:rFonts w:ascii="Times New Roman" w:hAnsi="Times New Roman" w:eastAsia="Malgun Gothic"/>
+          <w:b w:val="0"/>
+          <w:i w:val="0"/>
+          <w:sz w:val="22"/>
+        </w:rPr>
+        <w:t>Я в воскресенье приеду и сам посмотрю.</w:t>
+      </w:r>
+    </w:p>
+    <w:p>
+      <w:pPr>
+        <w:spacing w:before="0" w:after="110" w:line="300" w:lineRule="auto"/>
+      </w:pPr>
+      <w:r>
+        <w:rPr>
+          <w:rFonts w:ascii="Times New Roman" w:hAnsi="Times New Roman" w:eastAsia="Malgun Gothic"/>
+          <w:b/>
+          <w:i w:val="0"/>
+          <w:sz w:val="22"/>
+        </w:rPr>
+        <w:t xml:space="preserve">Анна: </w:t>
+      </w:r>
+      <w:r>
+        <w:rPr>
+          <w:rFonts w:ascii="Times New Roman" w:hAnsi="Times New Roman" w:eastAsia="Malgun Gothic"/>
+          <w:b w:val="0"/>
+          <w:i w:val="0"/>
+          <w:sz w:val="22"/>
+        </w:rPr>
+        <w:t>Ещё не хватало — губернатор с разводным ключом под раковиной. Соседи засмеют.</w:t>
+      </w:r>
+    </w:p>
+    <w:p>
+      <w:pPr>
+        <w:spacing w:before="0" w:after="110" w:line="300" w:lineRule="auto"/>
+      </w:pPr>
+      <w:r>
+        <w:rPr>
+          <w:rFonts w:ascii="Times New Roman" w:hAnsi="Times New Roman" w:eastAsia="Malgun Gothic"/>
+          <w:b/>
+          <w:i w:val="0"/>
+          <w:sz w:val="22"/>
+        </w:rPr>
+        <w:t xml:space="preserve">Лёша: </w:t>
+      </w:r>
+      <w:r>
+        <w:rPr>
+          <w:rFonts w:ascii="Times New Roman" w:hAnsi="Times New Roman" w:eastAsia="Malgun Gothic"/>
+          <w:b w:val="0"/>
+          <w:i w:val="0"/>
+          <w:sz w:val="22"/>
+        </w:rPr>
+        <w:t>Пусть смеются. Меня папа учил прокладки менять, я не забыл.</w:t>
+      </w:r>
+    </w:p>
+    <w:p>
+      <w:pPr>
+        <w:spacing w:before="0" w:after="110" w:line="300" w:lineRule="auto"/>
+      </w:pPr>
+      <w:r>
+        <w:rPr>
+          <w:rFonts w:ascii="Times New Roman" w:hAnsi="Times New Roman" w:eastAsia="Malgun Gothic"/>
+          <w:b/>
+          <w:i w:val="0"/>
+          <w:sz w:val="22"/>
+        </w:rPr>
+        <w:t xml:space="preserve">Анна: </w:t>
+      </w:r>
       <w:r>
         <w:rPr>
           <w:rFonts w:ascii="Times New Roman" w:hAnsi="Times New Roman" w:eastAsia="Malgun Gothic"/>
@@ -973,23 +1377,39 @@
           <w:color w:val="555555"/>
           <w:sz w:val="22"/>
         </w:rPr>
-        <w:t>(единогласное поднятие рук; зал взрывается овациями)</w:t>
+        <w:t>(помолчав, теплее)</w:t>
+      </w:r>
+      <w:r>
+        <w:rPr>
+          <w:rFonts w:ascii="Times New Roman" w:hAnsi="Times New Roman" w:eastAsia="Malgun Gothic"/>
+          <w:b w:val="0"/>
+          <w:i w:val="0"/>
+          <w:sz w:val="22"/>
+        </w:rPr>
+        <w:t xml:space="preserve"> Учил… Он всё в доме сам делал. Ну ладно, приезжай. Только не на пять минут, как в прошлый раз.</w:t>
       </w:r>
     </w:p>
     <w:p>
       <w:pPr>
-        <w:keepNext/>
-        <w:spacing w:before="320" w:after="140"/>
+        <w:spacing w:before="0" w:after="110" w:line="300" w:lineRule="auto"/>
       </w:pPr>
       <w:r>
         <w:rPr>
           <w:rFonts w:ascii="Times New Roman" w:hAnsi="Times New Roman" w:eastAsia="Malgun Gothic"/>
           <w:b/>
           <w:i w:val="0"/>
-          <w:color w:val="1F3864"/>
-          <w:sz w:val="26"/>
-        </w:rPr>
-        <w:t>장면 4 — 료샤의 반응, 내적 갈등</w:t>
+          <w:sz w:val="22"/>
+        </w:rPr>
+        <w:t xml:space="preserve">Лёша: </w:t>
+      </w:r>
+      <w:r>
+        <w:rPr>
+          <w:rFonts w:ascii="Times New Roman" w:hAnsi="Times New Roman" w:eastAsia="Malgun Gothic"/>
+          <w:b w:val="0"/>
+          <w:i w:val="0"/>
+          <w:sz w:val="22"/>
+        </w:rPr>
+        <w:t>В прошлый раз правда вызвали. Я же не нарочно.</w:t>
       </w:r>
     </w:p>
     <w:p>
@@ -1003,8 +1423,160 @@
           <w:i w:val="0"/>
           <w:sz w:val="22"/>
         </w:rPr>
+        <w:t xml:space="preserve">Анна: </w:t>
+      </w:r>
+      <w:r>
+        <w:rPr>
+          <w:rFonts w:ascii="Times New Roman" w:hAnsi="Times New Roman" w:eastAsia="Malgun Gothic"/>
+          <w:b w:val="0"/>
+          <w:i w:val="0"/>
+          <w:sz w:val="22"/>
+        </w:rPr>
+        <w:t>Знаю, что не нарочно. Пирог испеку. Тебе с капустой или с яблоками?</w:t>
+      </w:r>
+    </w:p>
+    <w:p>
+      <w:pPr>
+        <w:spacing w:before="0" w:after="110" w:line="300" w:lineRule="auto"/>
+      </w:pPr>
+      <w:r>
+        <w:rPr>
+          <w:rFonts w:ascii="Times New Roman" w:hAnsi="Times New Roman" w:eastAsia="Malgun Gothic"/>
+          <w:b/>
+          <w:i w:val="0"/>
+          <w:sz w:val="22"/>
+        </w:rPr>
         <w:t xml:space="preserve">Лёша: </w:t>
       </w:r>
+      <w:r>
+        <w:rPr>
+          <w:rFonts w:ascii="Times New Roman" w:hAnsi="Times New Roman" w:eastAsia="Malgun Gothic"/>
+          <w:b w:val="0"/>
+          <w:i w:val="0"/>
+          <w:sz w:val="22"/>
+        </w:rPr>
+        <w:t>С капустой. И с яблоками тоже.</w:t>
+      </w:r>
+    </w:p>
+    <w:p>
+      <w:pPr>
+        <w:spacing w:before="0" w:after="110" w:line="300" w:lineRule="auto"/>
+      </w:pPr>
+      <w:r>
+        <w:rPr>
+          <w:rFonts w:ascii="Times New Roman" w:hAnsi="Times New Roman" w:eastAsia="Malgun Gothic"/>
+          <w:b/>
+          <w:i w:val="0"/>
+          <w:sz w:val="22"/>
+        </w:rPr>
+        <w:t xml:space="preserve">Анна: </w:t>
+      </w:r>
+      <w:r>
+        <w:rPr>
+          <w:rFonts w:ascii="Times New Roman" w:hAnsi="Times New Roman" w:eastAsia="Malgun Gothic"/>
+          <w:b w:val="0"/>
+          <w:i w:val="0"/>
+          <w:sz w:val="22"/>
+        </w:rPr>
+        <w:t>Обжора. Весь в отца. И шарф носи, знаю я тебя.</w:t>
+      </w:r>
+    </w:p>
+    <w:p>
+      <w:pPr>
+        <w:spacing w:before="0" w:after="110" w:line="300" w:lineRule="auto"/>
+      </w:pPr>
+      <w:r>
+        <w:rPr>
+          <w:rFonts w:ascii="Times New Roman" w:hAnsi="Times New Roman" w:eastAsia="Malgun Gothic"/>
+          <w:b/>
+          <w:i w:val="0"/>
+          <w:sz w:val="22"/>
+        </w:rPr>
+        <w:t xml:space="preserve">Лёша: </w:t>
+      </w:r>
+      <w:r>
+        <w:rPr>
+          <w:rFonts w:ascii="Times New Roman" w:hAnsi="Times New Roman" w:eastAsia="Malgun Gothic"/>
+          <w:b w:val="0"/>
+          <w:i w:val="0"/>
+          <w:sz w:val="22"/>
+        </w:rPr>
+        <w:t>Ношу, мам.</w:t>
+      </w:r>
+    </w:p>
+    <w:p>
+      <w:pPr>
+        <w:spacing w:before="0" w:after="110" w:line="300" w:lineRule="auto"/>
+      </w:pPr>
+      <w:r>
+        <w:rPr>
+          <w:rFonts w:ascii="Times New Roman" w:hAnsi="Times New Roman" w:eastAsia="Malgun Gothic"/>
+          <w:b/>
+          <w:i w:val="0"/>
+          <w:sz w:val="22"/>
+        </w:rPr>
+        <w:t xml:space="preserve">Анна: </w:t>
+      </w:r>
+      <w:r>
+        <w:rPr>
+          <w:rFonts w:ascii="Times New Roman" w:hAnsi="Times New Roman" w:eastAsia="Malgun Gothic"/>
+          <w:b w:val="0"/>
+          <w:i w:val="0"/>
+          <w:sz w:val="22"/>
+        </w:rPr>
+        <w:t>Ну всё, не буду тебя задерживать. Доедай свой бутерброд и иди домой. И позвони, как доберёшься, — я всё равно не усну.</w:t>
+      </w:r>
+    </w:p>
+    <w:p>
+      <w:pPr>
+        <w:spacing w:before="0" w:after="110" w:line="300" w:lineRule="auto"/>
+      </w:pPr>
+      <w:r>
+        <w:rPr>
+          <w:rFonts w:ascii="Times New Roman" w:hAnsi="Times New Roman" w:eastAsia="Malgun Gothic"/>
+          <w:b/>
+          <w:i w:val="0"/>
+          <w:sz w:val="22"/>
+        </w:rPr>
+        <w:t xml:space="preserve">Лёша: </w:t>
+      </w:r>
+      <w:r>
+        <w:rPr>
+          <w:rFonts w:ascii="Times New Roman" w:hAnsi="Times New Roman" w:eastAsia="Malgun Gothic"/>
+          <w:b w:val="0"/>
+          <w:i w:val="0"/>
+          <w:sz w:val="22"/>
+        </w:rPr>
+        <w:t>Позвоню. Вечернюю таблетку не забудь.</w:t>
+      </w:r>
+    </w:p>
+    <w:p>
+      <w:pPr>
+        <w:spacing w:before="0" w:after="110" w:line="300" w:lineRule="auto"/>
+      </w:pPr>
+      <w:r>
+        <w:rPr>
+          <w:rFonts w:ascii="Times New Roman" w:hAnsi="Times New Roman" w:eastAsia="Malgun Gothic"/>
+          <w:b/>
+          <w:i w:val="0"/>
+          <w:sz w:val="22"/>
+        </w:rPr>
+        <w:t xml:space="preserve">Анна: </w:t>
+      </w:r>
+      <w:r>
+        <w:rPr>
+          <w:rFonts w:ascii="Times New Roman" w:hAnsi="Times New Roman" w:eastAsia="Malgun Gothic"/>
+          <w:b w:val="0"/>
+          <w:i w:val="0"/>
+          <w:sz w:val="22"/>
+        </w:rPr>
+        <w:t>Не забуду. Целую. Созвонимся.</w:t>
+      </w:r>
+    </w:p>
+    <w:p>
+      <w:pPr>
+        <w:spacing w:before="0" w:after="110" w:line="300" w:lineRule="auto"/>
+      </w:pPr>
       <w:r>
         <w:rPr>
           <w:rFonts w:ascii="Times New Roman" w:hAnsi="Times New Roman" w:eastAsia="Malgun Gothic"/>
@@ -1013,39 +1585,23 @@
           <w:color w:val="555555"/>
           <w:sz w:val="22"/>
         </w:rPr>
-        <w:t>(тихо, Кате, за кулисами)</w:t>
-      </w:r>
-      <w:r>
-        <w:rPr>
-          <w:rFonts w:ascii="Times New Roman" w:hAnsi="Times New Roman" w:eastAsia="Malgun Gothic"/>
-          <w:b w:val="0"/>
-          <w:i w:val="0"/>
-          <w:sz w:val="22"/>
-        </w:rPr>
-        <w:t xml:space="preserve"> Катя, я не уверен, что готов к этому.</w:t>
+        <w:t>(Лёша кладёт телефон, заворачивает бутерброд в салфетку и выключает настольную лампу.)</w:t>
       </w:r>
     </w:p>
     <w:p>
       <w:pPr>
-        <w:spacing w:before="0" w:after="110" w:line="300" w:lineRule="auto"/>
+        <w:keepNext/>
+        <w:spacing w:before="320" w:after="140"/>
       </w:pPr>
       <w:r>
         <w:rPr>
           <w:rFonts w:ascii="Times New Roman" w:hAnsi="Times New Roman" w:eastAsia="Malgun Gothic"/>
           <w:b/>
           <w:i w:val="0"/>
-          <w:sz w:val="22"/>
-        </w:rPr>
-        <w:t xml:space="preserve">Катя: </w:t>
-      </w:r>
-      <w:r>
-        <w:rPr>
-          <w:rFonts w:ascii="Times New Roman" w:hAnsi="Times New Roman" w:eastAsia="Malgun Gothic"/>
-          <w:b w:val="0"/>
-          <w:i w:val="0"/>
-          <w:sz w:val="22"/>
-        </w:rPr>
-        <w:t>Никто никогда не готов по-настоящему, Алексей Николаевич. Вы не были готовы ни к первому митингу, ни к губернаторству. Готовность приходит по ходу дела.</w:t>
+          <w:color w:val="1F3864"/>
+          <w:sz w:val="26"/>
+        </w:rPr>
+        <w:t>장면 4 — 당대회, 후보 지명 논의</w:t>
       </w:r>
     </w:p>
     <w:p>
@@ -1059,7 +1615,7 @@
           <w:i w:val="0"/>
           <w:sz w:val="22"/>
         </w:rPr>
-        <w:t xml:space="preserve">Лёша: </w:t>
+        <w:t xml:space="preserve">Делегат 1: </w:t>
       </w:r>
       <w:r>
         <w:rPr>
@@ -1068,7 +1624,7 @@
           <w:i w:val="0"/>
           <w:sz w:val="22"/>
         </w:rPr>
-        <w:t>Ставки другие. Это уже не одна область. Это вся страна.</w:t>
+        <w:t>Товарищи, предлагаю выдвинуть кандидатуру губернатора Орлова на пост Президента от партии «Свободный путь»!</w:t>
       </w:r>
     </w:p>
     <w:p>
@@ -1082,7 +1638,7 @@
           <w:i w:val="0"/>
           <w:sz w:val="22"/>
         </w:rPr>
-        <w:t xml:space="preserve">Катя: </w:t>
+        <w:t xml:space="preserve">Делегат 2: </w:t>
       </w:r>
       <w:r>
         <w:rPr>
@@ -1091,7 +1647,7 @@
           <w:i w:val="0"/>
           <w:sz w:val="22"/>
         </w:rPr>
-        <w:t>Именно поэтому вы нужны на этом месте больше, чем кто-либо ещё из тех, кого я знаю.</w:t>
+        <w:t>Поддерживаю! Сибирская область — живое доказательство, что его методы работают не только на словах!</w:t>
       </w:r>
     </w:p>
     <w:p>
@@ -1105,7 +1661,7 @@
           <w:i w:val="0"/>
           <w:sz w:val="22"/>
         </w:rPr>
-        <w:t xml:space="preserve">Катя: </w:t>
+        <w:t xml:space="preserve">Делегат 1: </w:t>
       </w:r>
       <w:r>
         <w:rPr>
@@ -1114,68 +1670,13 @@
           <w:i w:val="0"/>
           <w:sz w:val="22"/>
         </w:rPr>
-        <w:t>Алексей Николаевич, помните, что вы сказали мне в первый день штаба в Новокруцке? Я тогда спросила, готовы ли вы проиграть.</w:t>
+        <w:t>И пусть наконец кто-то из наших поговорит с Москвой не с колен!</w:t>
       </w:r>
     </w:p>
     <w:p>
       <w:pPr>
         <w:spacing w:before="0" w:after="110" w:line="300" w:lineRule="auto"/>
       </w:pPr>
-      <w:r>
-        <w:rPr>
-          <w:rFonts w:ascii="Times New Roman" w:hAnsi="Times New Roman" w:eastAsia="Malgun Gothic"/>
-          <w:b/>
-          <w:i w:val="0"/>
-          <w:sz w:val="22"/>
-        </w:rPr>
-        <w:t xml:space="preserve">Лёша: </w:t>
-      </w:r>
-      <w:r>
-        <w:rPr>
-          <w:rFonts w:ascii="Times New Roman" w:hAnsi="Times New Roman" w:eastAsia="Malgun Gothic"/>
-          <w:b w:val="0"/>
-          <w:i w:val="0"/>
-          <w:sz w:val="22"/>
-        </w:rPr>
-        <w:t>Не помню.</w:t>
-      </w:r>
-    </w:p>
-    <w:p>
-      <w:pPr>
-        <w:spacing w:before="0" w:after="110" w:line="300" w:lineRule="auto"/>
-      </w:pPr>
-      <w:r>
-        <w:rPr>
-          <w:rFonts w:ascii="Times New Roman" w:hAnsi="Times New Roman" w:eastAsia="Malgun Gothic"/>
-          <w:b/>
-          <w:i w:val="0"/>
-          <w:sz w:val="22"/>
-        </w:rPr>
-        <w:t xml:space="preserve">Катя: </w:t>
-      </w:r>
-      <w:r>
-        <w:rPr>
-          <w:rFonts w:ascii="Times New Roman" w:hAnsi="Times New Roman" w:eastAsia="Malgun Gothic"/>
-          <w:b w:val="0"/>
-          <w:i w:val="0"/>
-          <w:sz w:val="22"/>
-        </w:rPr>
-        <w:t>Вы сказали: «Не готов. Но готов не бояться проиграть». Я это на стикере записала. Он до сих пор у меня на мониторе.</w:t>
-      </w:r>
-    </w:p>
-    <w:p>
-      <w:pPr>
-        <w:spacing w:before="0" w:after="110" w:line="300" w:lineRule="auto"/>
-      </w:pPr>
-      <w:r>
-        <w:rPr>
-          <w:rFonts w:ascii="Times New Roman" w:hAnsi="Times New Roman" w:eastAsia="Malgun Gothic"/>
-          <w:b/>
-          <w:i w:val="0"/>
-          <w:sz w:val="22"/>
-        </w:rPr>
-        <w:t xml:space="preserve">Лёша: </w:t>
-      </w:r>
       <w:r>
         <w:rPr>
           <w:rFonts w:ascii="Times New Roman" w:hAnsi="Times New Roman" w:eastAsia="Malgun Gothic"/>
@@ -1184,16 +1685,7 @@
           <w:color w:val="555555"/>
           <w:sz w:val="22"/>
         </w:rPr>
-        <w:t>(растерянно улыбается)</w:t>
-      </w:r>
-      <w:r>
-        <w:rPr>
-          <w:rFonts w:ascii="Times New Roman" w:hAnsi="Times New Roman" w:eastAsia="Malgun Gothic"/>
-          <w:b w:val="0"/>
-          <w:i w:val="0"/>
-          <w:sz w:val="22"/>
-        </w:rPr>
-        <w:t xml:space="preserve"> Катя, ты это специально запомнила. На такой случай.</w:t>
+        <w:t>(смех и аплодисменты в зале)</w:t>
       </w:r>
     </w:p>
     <w:p>
@@ -1207,7 +1699,7 @@
           <w:i w:val="0"/>
           <w:sz w:val="22"/>
         </w:rPr>
-        <w:t xml:space="preserve">Катя: </w:t>
+        <w:t xml:space="preserve">Гребенщиков: </w:t>
       </w:r>
       <w:r>
         <w:rPr>
@@ -1216,45 +1708,13 @@
           <w:i w:val="0"/>
           <w:sz w:val="22"/>
         </w:rPr>
-        <w:t>Конечно специально. Это моя работа.</w:t>
+        <w:t>Есть ли возражения или альтернативные кандидатуры?</w:t>
       </w:r>
     </w:p>
     <w:p>
       <w:pPr>
         <w:spacing w:before="0" w:after="110" w:line="300" w:lineRule="auto"/>
       </w:pPr>
-      <w:r>
-        <w:rPr>
-          <w:rFonts w:ascii="Times New Roman" w:hAnsi="Times New Roman" w:eastAsia="Malgun Gothic"/>
-          <w:b/>
-          <w:i w:val="0"/>
-          <w:sz w:val="22"/>
-        </w:rPr>
-        <w:t xml:space="preserve">Лёша: </w:t>
-      </w:r>
-      <w:r>
-        <w:rPr>
-          <w:rFonts w:ascii="Times New Roman" w:hAnsi="Times New Roman" w:eastAsia="Malgun Gothic"/>
-          <w:b w:val="0"/>
-          <w:i w:val="0"/>
-          <w:sz w:val="22"/>
-        </w:rPr>
-        <w:t>А вопрос делегата? Про деньги?</w:t>
-      </w:r>
-    </w:p>
-    <w:p>
-      <w:pPr>
-        <w:spacing w:before="0" w:after="110" w:line="300" w:lineRule="auto"/>
-      </w:pPr>
-      <w:r>
-        <w:rPr>
-          <w:rFonts w:ascii="Times New Roman" w:hAnsi="Times New Roman" w:eastAsia="Malgun Gothic"/>
-          <w:b/>
-          <w:i w:val="0"/>
-          <w:sz w:val="22"/>
-        </w:rPr>
-        <w:t xml:space="preserve">Катя: </w:t>
-      </w:r>
       <w:r>
         <w:rPr>
           <w:rFonts w:ascii="Times New Roman" w:hAnsi="Times New Roman" w:eastAsia="Malgun Gothic"/>
@@ -1263,46 +1723,21 @@
           <w:color w:val="555555"/>
           <w:sz w:val="22"/>
         </w:rPr>
-        <w:t>(улыбается)</w:t>
-      </w:r>
-      <w:r>
-        <w:rPr>
-          <w:rFonts w:ascii="Times New Roman" w:hAnsi="Times New Roman" w:eastAsia="Malgun Gothic"/>
-          <w:b w:val="0"/>
-          <w:i w:val="0"/>
-          <w:sz w:val="22"/>
-        </w:rPr>
-        <w:t xml:space="preserve"> На него у меня есть ответ. Точнее, четыре ответа. Они ждут в соседней комнате. Но сначала — речь.</w:t>
+        <w:t>(тишина в зале)</w:t>
       </w:r>
     </w:p>
     <w:p>
       <w:pPr>
-        <w:keepNext/>
-        <w:spacing w:before="320" w:after="140"/>
+        <w:spacing w:before="0" w:after="110" w:line="300" w:lineRule="auto"/>
       </w:pPr>
       <w:r>
         <w:rPr>
           <w:rFonts w:ascii="Times New Roman" w:hAnsi="Times New Roman" w:eastAsia="Malgun Gothic"/>
           <w:b/>
           <w:i w:val="0"/>
-          <w:color w:val="1F3864"/>
-          <w:sz w:val="26"/>
-        </w:rPr>
-        <w:t>장면 5 — 수락 연설</w:t>
-      </w:r>
-    </w:p>
-    <w:p>
-      <w:pPr>
-        <w:spacing w:before="0" w:after="110" w:line="300" w:lineRule="auto"/>
-      </w:pPr>
-      <w:r>
-        <w:rPr>
-          <w:rFonts w:ascii="Times New Roman" w:hAnsi="Times New Roman" w:eastAsia="Malgun Gothic"/>
-          <w:b/>
-          <w:i w:val="0"/>
-          <w:sz w:val="22"/>
-        </w:rPr>
-        <w:t xml:space="preserve">Лёша: </w:t>
+          <w:sz w:val="22"/>
+        </w:rPr>
+        <w:t xml:space="preserve">Делегат 1: </w:t>
       </w:r>
       <w:r>
         <w:rPr>
@@ -1312,7 +1747,7 @@
           <w:color w:val="555555"/>
           <w:sz w:val="22"/>
         </w:rPr>
-        <w:t>(выходит на трибуну съезда)</w:t>
+        <w:t>(с места)</w:t>
       </w:r>
       <w:r>
         <w:rPr>
@@ -1321,7 +1756,7 @@
           <w:i w:val="0"/>
           <w:sz w:val="22"/>
         </w:rPr>
-        <w:t xml:space="preserve"> Друзья, соратники. Полтора года назад немногие верили, что провинциальный адвокат сможет управлять целой областью. Сегодня вы просите большего.</w:t>
+        <w:t xml:space="preserve"> Одно замечание, Анатолий Викторович! Пусть кандидат сразу скажет, как мы будем отвечать, когда нас обвинят в грязных деньгах. Обвинят ведь в первую же неделю.</w:t>
       </w:r>
     </w:p>
     <w:p>
@@ -1335,7 +1770,7 @@
           <w:i w:val="0"/>
           <w:sz w:val="22"/>
         </w:rPr>
-        <w:t xml:space="preserve">Лёша: </w:t>
+        <w:t xml:space="preserve">Гребенщиков: </w:t>
       </w:r>
       <w:r>
         <w:rPr>
@@ -1344,76 +1779,7 @@
           <w:i w:val="0"/>
           <w:sz w:val="22"/>
         </w:rPr>
-        <w:t>Пушкину было девятнадцать, когда он написал своему другу Чаадаеву: «Товарищ, верь: взойдёт она, звезда пленительного счастья, Россия вспрянет ото сна, и на обломках самовластья напишут наши имена!» Это было не в кандалах и не в ссылке — это был молодой человек, который просто верил, что будущее близко. Эти строки потом переписывали от руки те, кто вышел на Сенатскую площадь.</w:t>
-      </w:r>
-    </w:p>
-    <w:p>
-      <w:pPr>
-        <w:spacing w:before="0" w:after="110" w:line="300" w:lineRule="auto"/>
-      </w:pPr>
-      <w:r>
-        <w:rPr>
-          <w:rFonts w:ascii="Times New Roman" w:hAnsi="Times New Roman" w:eastAsia="Malgun Gothic"/>
-          <w:b/>
-          <w:i w:val="0"/>
-          <w:sz w:val="22"/>
-        </w:rPr>
-        <w:t xml:space="preserve">Лёша: </w:t>
-      </w:r>
-      <w:r>
-        <w:rPr>
-          <w:rFonts w:ascii="Times New Roman" w:hAnsi="Times New Roman" w:eastAsia="Malgun Gothic"/>
-          <w:b w:val="0"/>
-          <w:i w:val="0"/>
-          <w:sz w:val="22"/>
-        </w:rPr>
-        <w:t>Двести лет эта звезда всходит медленнее, чем обещал поэт. Я не знаю, увижу ли я страну, о которой мечтали Быков, мой отец, Дарья, Ольга. Но я принимаю ваше доверие — не ради себя, а ради того, чтобы эта звезда взошла хоть немного ближе для тех, кто придёт после нас.</w:t>
-      </w:r>
-    </w:p>
-    <w:p>
-      <w:pPr>
-        <w:spacing w:before="0" w:after="110" w:line="300" w:lineRule="auto"/>
-      </w:pPr>
-      <w:r>
-        <w:rPr>
-          <w:rFonts w:ascii="Times New Roman" w:hAnsi="Times New Roman" w:eastAsia="Malgun Gothic"/>
-          <w:b/>
-          <w:i w:val="0"/>
-          <w:sz w:val="22"/>
-        </w:rPr>
-        <w:t xml:space="preserve">Лёша: </w:t>
-      </w:r>
-      <w:r>
-        <w:rPr>
-          <w:rFonts w:ascii="Times New Roman" w:hAnsi="Times New Roman" w:eastAsia="Malgun Gothic"/>
-          <w:b w:val="0"/>
-          <w:i w:val="0"/>
-          <w:sz w:val="22"/>
-        </w:rPr>
-        <w:t>И отвечу на вопрос о деньгах сразу: каждый рубль этой кампании будет проверять независимый аудитор. Не наш. Не купленный. И результаты вы увидите раньше меня.</w:t>
-      </w:r>
-    </w:p>
-    <w:p>
-      <w:pPr>
-        <w:spacing w:before="0" w:after="110" w:line="300" w:lineRule="auto"/>
-      </w:pPr>
-      <w:r>
-        <w:rPr>
-          <w:rFonts w:ascii="Times New Roman" w:hAnsi="Times New Roman" w:eastAsia="Malgun Gothic"/>
-          <w:b/>
-          <w:i w:val="0"/>
-          <w:sz w:val="22"/>
-        </w:rPr>
-        <w:t xml:space="preserve">Лёша: </w:t>
-      </w:r>
-      <w:r>
-        <w:rPr>
-          <w:rFonts w:ascii="Times New Roman" w:hAnsi="Times New Roman" w:eastAsia="Malgun Gothic"/>
-          <w:b w:val="0"/>
-          <w:i w:val="0"/>
-          <w:sz w:val="22"/>
-        </w:rPr>
-        <w:t>Я принимаю выдвижение.</w:t>
+        <w:t>Справедливо. Кандидат ответит после голосования. Кто за выдвижение Алексея Николаевича Орлова кандидатом в Президенты?</w:t>
       </w:r>
     </w:p>
     <w:p>
@@ -1428,13 +1794,38 @@
           <w:color w:val="555555"/>
           <w:sz w:val="22"/>
         </w:rPr>
-        <w:t>(зал взрывается; делегаты встают с мест)</w:t>
+        <w:t>(единогласное поднятие рук; зал взрывается овациями)</w:t>
       </w:r>
     </w:p>
     <w:p>
       <w:pPr>
+        <w:keepNext/>
+        <w:spacing w:before="320" w:after="140"/>
+      </w:pPr>
+      <w:r>
+        <w:rPr>
+          <w:rFonts w:ascii="Times New Roman" w:hAnsi="Times New Roman" w:eastAsia="Malgun Gothic"/>
+          <w:b/>
+          <w:i w:val="0"/>
+          <w:color w:val="1F3864"/>
+          <w:sz w:val="26"/>
+        </w:rPr>
+        <w:t>장면 5 — 료샤의 반응, 내적 갈등</w:t>
+      </w:r>
+    </w:p>
+    <w:p>
+      <w:pPr>
         <w:spacing w:before="0" w:after="110" w:line="300" w:lineRule="auto"/>
       </w:pPr>
+      <w:r>
+        <w:rPr>
+          <w:rFonts w:ascii="Times New Roman" w:hAnsi="Times New Roman" w:eastAsia="Malgun Gothic"/>
+          <w:b/>
+          <w:i w:val="0"/>
+          <w:sz w:val="22"/>
+        </w:rPr>
+        <w:t xml:space="preserve">Лёша: </w:t>
+      </w:r>
       <w:r>
         <w:rPr>
           <w:rFonts w:ascii="Times New Roman" w:hAnsi="Times New Roman" w:eastAsia="Malgun Gothic"/>
@@ -1443,23 +1834,39 @@
           <w:color w:val="555555"/>
           <w:sz w:val="22"/>
         </w:rPr>
-        <w:t>(зал стоя аплодирует несколько минут)</w:t>
+        <w:t>(тихо, Кате, за кулисами)</w:t>
+      </w:r>
+      <w:r>
+        <w:rPr>
+          <w:rFonts w:ascii="Times New Roman" w:hAnsi="Times New Roman" w:eastAsia="Malgun Gothic"/>
+          <w:b w:val="0"/>
+          <w:i w:val="0"/>
+          <w:sz w:val="22"/>
+        </w:rPr>
+        <w:t xml:space="preserve"> Катя, я не уверен, что готов к этому.</w:t>
       </w:r>
     </w:p>
     <w:p>
       <w:pPr>
-        <w:keepNext/>
-        <w:spacing w:before="320" w:after="140"/>
+        <w:spacing w:before="0" w:after="110" w:line="300" w:lineRule="auto"/>
       </w:pPr>
       <w:r>
         <w:rPr>
           <w:rFonts w:ascii="Times New Roman" w:hAnsi="Times New Roman" w:eastAsia="Malgun Gothic"/>
           <w:b/>
           <w:i w:val="0"/>
-          <w:color w:val="1F3864"/>
-          <w:sz w:val="26"/>
-        </w:rPr>
-        <w:t>장면 6 — 크릴로프와 리트비노프의 반응 (전언)</w:t>
+          <w:sz w:val="22"/>
+        </w:rPr>
+        <w:t xml:space="preserve">Катя: </w:t>
+      </w:r>
+      <w:r>
+        <w:rPr>
+          <w:rFonts w:ascii="Times New Roman" w:hAnsi="Times New Roman" w:eastAsia="Malgun Gothic"/>
+          <w:b w:val="0"/>
+          <w:i w:val="0"/>
+          <w:sz w:val="22"/>
+        </w:rPr>
+        <w:t>Никто никогда не готов по-настоящему, Алексей Николаевич. Вы не были готовы ни к первому митингу, ни к губернаторству. Готовность приходит по ходу дела.</w:t>
       </w:r>
     </w:p>
     <w:p>
@@ -1473,7 +1880,122 @@
           <w:i w:val="0"/>
           <w:sz w:val="22"/>
         </w:rPr>
-        <w:t xml:space="preserve">Гребенщиков: </w:t>
+        <w:t xml:space="preserve">Лёша: </w:t>
+      </w:r>
+      <w:r>
+        <w:rPr>
+          <w:rFonts w:ascii="Times New Roman" w:hAnsi="Times New Roman" w:eastAsia="Malgun Gothic"/>
+          <w:b w:val="0"/>
+          <w:i w:val="0"/>
+          <w:sz w:val="22"/>
+        </w:rPr>
+        <w:t>Ставки другие. Это уже не одна область. Это вся страна.</w:t>
+      </w:r>
+    </w:p>
+    <w:p>
+      <w:pPr>
+        <w:spacing w:before="0" w:after="110" w:line="300" w:lineRule="auto"/>
+      </w:pPr>
+      <w:r>
+        <w:rPr>
+          <w:rFonts w:ascii="Times New Roman" w:hAnsi="Times New Roman" w:eastAsia="Malgun Gothic"/>
+          <w:b/>
+          <w:i w:val="0"/>
+          <w:sz w:val="22"/>
+        </w:rPr>
+        <w:t xml:space="preserve">Катя: </w:t>
+      </w:r>
+      <w:r>
+        <w:rPr>
+          <w:rFonts w:ascii="Times New Roman" w:hAnsi="Times New Roman" w:eastAsia="Malgun Gothic"/>
+          <w:b w:val="0"/>
+          <w:i w:val="0"/>
+          <w:sz w:val="22"/>
+        </w:rPr>
+        <w:t>Именно поэтому вы нужны на этом месте больше, чем кто-либо ещё из тех, кого я знаю.</w:t>
+      </w:r>
+    </w:p>
+    <w:p>
+      <w:pPr>
+        <w:spacing w:before="0" w:after="110" w:line="300" w:lineRule="auto"/>
+      </w:pPr>
+      <w:r>
+        <w:rPr>
+          <w:rFonts w:ascii="Times New Roman" w:hAnsi="Times New Roman" w:eastAsia="Malgun Gothic"/>
+          <w:b/>
+          <w:i w:val="0"/>
+          <w:sz w:val="22"/>
+        </w:rPr>
+        <w:t xml:space="preserve">Катя: </w:t>
+      </w:r>
+      <w:r>
+        <w:rPr>
+          <w:rFonts w:ascii="Times New Roman" w:hAnsi="Times New Roman" w:eastAsia="Malgun Gothic"/>
+          <w:b w:val="0"/>
+          <w:i w:val="0"/>
+          <w:sz w:val="22"/>
+        </w:rPr>
+        <w:t>Алексей Николаевич, помните, что вы сказали мне в первый день штаба в Новокруцке? Я тогда спросила, готовы ли вы проиграть.</w:t>
+      </w:r>
+    </w:p>
+    <w:p>
+      <w:pPr>
+        <w:spacing w:before="0" w:after="110" w:line="300" w:lineRule="auto"/>
+      </w:pPr>
+      <w:r>
+        <w:rPr>
+          <w:rFonts w:ascii="Times New Roman" w:hAnsi="Times New Roman" w:eastAsia="Malgun Gothic"/>
+          <w:b/>
+          <w:i w:val="0"/>
+          <w:sz w:val="22"/>
+        </w:rPr>
+        <w:t xml:space="preserve">Лёша: </w:t>
+      </w:r>
+      <w:r>
+        <w:rPr>
+          <w:rFonts w:ascii="Times New Roman" w:hAnsi="Times New Roman" w:eastAsia="Malgun Gothic"/>
+          <w:b w:val="0"/>
+          <w:i w:val="0"/>
+          <w:sz w:val="22"/>
+        </w:rPr>
+        <w:t>Не помню.</w:t>
+      </w:r>
+    </w:p>
+    <w:p>
+      <w:pPr>
+        <w:spacing w:before="0" w:after="110" w:line="300" w:lineRule="auto"/>
+      </w:pPr>
+      <w:r>
+        <w:rPr>
+          <w:rFonts w:ascii="Times New Roman" w:hAnsi="Times New Roman" w:eastAsia="Malgun Gothic"/>
+          <w:b/>
+          <w:i w:val="0"/>
+          <w:sz w:val="22"/>
+        </w:rPr>
+        <w:t xml:space="preserve">Катя: </w:t>
+      </w:r>
+      <w:r>
+        <w:rPr>
+          <w:rFonts w:ascii="Times New Roman" w:hAnsi="Times New Roman" w:eastAsia="Malgun Gothic"/>
+          <w:b w:val="0"/>
+          <w:i w:val="0"/>
+          <w:sz w:val="22"/>
+        </w:rPr>
+        <w:t>Вы сказали: «Не готов. Но готов не бояться проиграть». Я это на стикере записала. Он до сих пор у меня на мониторе.</w:t>
+      </w:r>
+    </w:p>
+    <w:p>
+      <w:pPr>
+        <w:spacing w:before="0" w:after="110" w:line="300" w:lineRule="auto"/>
+      </w:pPr>
+      <w:r>
+        <w:rPr>
+          <w:rFonts w:ascii="Times New Roman" w:hAnsi="Times New Roman" w:eastAsia="Malgun Gothic"/>
+          <w:b/>
+          <w:i w:val="0"/>
+          <w:sz w:val="22"/>
+        </w:rPr>
+        <w:t xml:space="preserve">Лёша: </w:t>
       </w:r>
       <w:r>
         <w:rPr>
@@ -1483,7 +2005,7 @@
           <w:color w:val="555555"/>
           <w:sz w:val="22"/>
         </w:rPr>
-        <w:t>(Лёше, после съезда)</w:t>
+        <w:t>(растерянно улыбается)</w:t>
       </w:r>
       <w:r>
         <w:rPr>
@@ -1492,7 +2014,7 @@
           <w:i w:val="0"/>
           <w:sz w:val="22"/>
         </w:rPr>
-        <w:t xml:space="preserve"> Уже звонили из Москвы. Реакция… нервная.</w:t>
+        <w:t xml:space="preserve"> Катя, ты это специально запомнила. На такой случай.</w:t>
       </w:r>
     </w:p>
     <w:p>
@@ -1506,7 +2028,7 @@
           <w:i w:val="0"/>
           <w:sz w:val="22"/>
         </w:rPr>
-        <w:t xml:space="preserve">Лёша: </w:t>
+        <w:t xml:space="preserve">Катя: </w:t>
       </w:r>
       <w:r>
         <w:rPr>
@@ -1515,7 +2037,7 @@
           <w:i w:val="0"/>
           <w:sz w:val="22"/>
         </w:rPr>
-        <w:t>Что говорят?</w:t>
+        <w:t>Конечно специально. Это моя работа.</w:t>
       </w:r>
     </w:p>
     <w:p>
@@ -1529,7 +2051,7 @@
           <w:i w:val="0"/>
           <w:sz w:val="22"/>
         </w:rPr>
-        <w:t xml:space="preserve">Гребенщиков: </w:t>
+        <w:t xml:space="preserve">Лёша: </w:t>
       </w:r>
       <w:r>
         <w:rPr>
@@ -1538,7 +2060,7 @@
           <w:i w:val="0"/>
           <w:sz w:val="22"/>
         </w:rPr>
-        <w:t>Источник в администрации президента передал одну фразу от Крылова: «Мальчик дорос до настоящей игры. Посмотрим, хватит ли у него упрямства теперь».</w:t>
+        <w:t>А вопрос делегата? Про деньги?</w:t>
       </w:r>
     </w:p>
     <w:p>
@@ -1552,30 +2074,7 @@
           <w:i w:val="0"/>
           <w:sz w:val="22"/>
         </w:rPr>
-        <w:t xml:space="preserve">Гребенщиков: </w:t>
-      </w:r>
-      <w:r>
-        <w:rPr>
-          <w:rFonts w:ascii="Times New Roman" w:hAnsi="Times New Roman" w:eastAsia="Malgun Gothic"/>
-          <w:b w:val="0"/>
-          <w:i w:val="0"/>
-          <w:sz w:val="22"/>
-        </w:rPr>
-        <w:t>И ещё одно, Алексей Николаевич. Из полпредства звонила Маслова. Поздравила. Очень вежливо.</w:t>
-      </w:r>
-    </w:p>
-    <w:p>
-      <w:pPr>
-        <w:spacing w:before="0" w:after="110" w:line="300" w:lineRule="auto"/>
-      </w:pPr>
-      <w:r>
-        <w:rPr>
-          <w:rFonts w:ascii="Times New Roman" w:hAnsi="Times New Roman" w:eastAsia="Malgun Gothic"/>
-          <w:b/>
-          <w:i w:val="0"/>
-          <w:sz w:val="22"/>
-        </w:rPr>
-        <w:t xml:space="preserve">Лёша: </w:t>
+        <w:t xml:space="preserve">Катя: </w:t>
       </w:r>
       <w:r>
         <w:rPr>
@@ -1585,7 +2084,7 @@
           <w:color w:val="555555"/>
           <w:sz w:val="22"/>
         </w:rPr>
-        <w:t>(настороженно)</w:t>
+        <w:t>(улыбается)</w:t>
       </w:r>
       <w:r>
         <w:rPr>
@@ -1594,30 +2093,23 @@
           <w:i w:val="0"/>
           <w:sz w:val="22"/>
         </w:rPr>
-        <w:t xml:space="preserve"> Маслова поздравила?</w:t>
+        <w:t xml:space="preserve"> На него у меня есть ответ. Точнее, четыре ответа. Они ждут в соседней комнате. Но сначала — речь.</w:t>
       </w:r>
     </w:p>
     <w:p>
       <w:pPr>
-        <w:spacing w:before="0" w:after="110" w:line="300" w:lineRule="auto"/>
+        <w:keepNext/>
+        <w:spacing w:before="320" w:after="140"/>
       </w:pPr>
       <w:r>
         <w:rPr>
           <w:rFonts w:ascii="Times New Roman" w:hAnsi="Times New Roman" w:eastAsia="Malgun Gothic"/>
           <w:b/>
           <w:i w:val="0"/>
-          <w:sz w:val="22"/>
-        </w:rPr>
-        <w:t xml:space="preserve">Гребенщиков: </w:t>
-      </w:r>
-      <w:r>
-        <w:rPr>
-          <w:rFonts w:ascii="Times New Roman" w:hAnsi="Times New Roman" w:eastAsia="Malgun Gothic"/>
-          <w:b w:val="0"/>
-          <w:i w:val="0"/>
-          <w:sz w:val="22"/>
-        </w:rPr>
-        <w:t>Сказала: «Передайте губернатору, что теперь мы с ним точно встретимся — с другой стороны очень большого стола».</w:t>
+          <w:color w:val="1F3864"/>
+          <w:sz w:val="26"/>
+        </w:rPr>
+        <w:t>장면 6 — 수락 연설</w:t>
       </w:r>
     </w:p>
     <w:p>
@@ -1632,114 +2124,6 @@
           <w:sz w:val="22"/>
         </w:rPr>
         <w:t xml:space="preserve">Лёша: </w:t>
-      </w:r>
-      <w:r>
-        <w:rPr>
-          <w:rFonts w:ascii="Times New Roman" w:hAnsi="Times New Roman" w:eastAsia="Malgun Gothic"/>
-          <w:b w:val="0"/>
-          <w:i w:val="0"/>
-          <w:sz w:val="22"/>
-        </w:rPr>
-        <w:t>Она обещала это ещё полтора года назад. Держит слово, надо отдать ей должное.</w:t>
-      </w:r>
-    </w:p>
-    <w:p>
-      <w:pPr>
-        <w:spacing w:before="0" w:after="110" w:line="300" w:lineRule="auto"/>
-      </w:pPr>
-      <w:r>
-        <w:rPr>
-          <w:rFonts w:ascii="Times New Roman" w:hAnsi="Times New Roman" w:eastAsia="Malgun Gothic"/>
-          <w:b/>
-          <w:i w:val="0"/>
-          <w:sz w:val="22"/>
-        </w:rPr>
-        <w:t xml:space="preserve">Лёша: </w:t>
-      </w:r>
-      <w:r>
-        <w:rPr>
-          <w:rFonts w:ascii="Times New Roman" w:hAnsi="Times New Roman" w:eastAsia="Malgun Gothic"/>
-          <w:b w:val="0"/>
-          <w:i w:val="0"/>
-          <w:sz w:val="22"/>
-        </w:rPr>
-        <w:t>А Литвинов?</w:t>
-      </w:r>
-    </w:p>
-    <w:p>
-      <w:pPr>
-        <w:spacing w:before="0" w:after="110" w:line="300" w:lineRule="auto"/>
-      </w:pPr>
-      <w:r>
-        <w:rPr>
-          <w:rFonts w:ascii="Times New Roman" w:hAnsi="Times New Roman" w:eastAsia="Malgun Gothic"/>
-          <w:b/>
-          <w:i w:val="0"/>
-          <w:sz w:val="22"/>
-        </w:rPr>
-        <w:t xml:space="preserve">Гребенщиков: </w:t>
-      </w:r>
-      <w:r>
-        <w:rPr>
-          <w:rFonts w:ascii="Times New Roman" w:hAnsi="Times New Roman" w:eastAsia="Malgun Gothic"/>
-          <w:b w:val="0"/>
-          <w:i w:val="0"/>
-          <w:sz w:val="22"/>
-        </w:rPr>
-        <w:t>Литвинов, по слухам, срочно созвал совещание с юристами. И с финансистами. Будут копать в наших деньгах, Алексей Николаевич. Каждую копейку.</w:t>
-      </w:r>
-    </w:p>
-    <w:p>
-      <w:pPr>
-        <w:spacing w:before="0" w:after="110" w:line="300" w:lineRule="auto"/>
-      </w:pPr>
-      <w:r>
-        <w:rPr>
-          <w:rFonts w:ascii="Times New Roman" w:hAnsi="Times New Roman" w:eastAsia="Malgun Gothic"/>
-          <w:b/>
-          <w:i w:val="0"/>
-          <w:sz w:val="22"/>
-        </w:rPr>
-        <w:t xml:space="preserve">Лёша: </w:t>
-      </w:r>
-      <w:r>
-        <w:rPr>
-          <w:rFonts w:ascii="Times New Roman" w:hAnsi="Times New Roman" w:eastAsia="Malgun Gothic"/>
-          <w:b w:val="0"/>
-          <w:i w:val="0"/>
-          <w:sz w:val="22"/>
-        </w:rPr>
-        <w:t>Пусть копают. Мы начнём раньше них.</w:t>
-      </w:r>
-    </w:p>
-    <w:p>
-      <w:pPr>
-        <w:keepNext/>
-        <w:spacing w:before="320" w:after="140"/>
-      </w:pPr>
-      <w:r>
-        <w:rPr>
-          <w:rFonts w:ascii="Times New Roman" w:hAnsi="Times New Roman" w:eastAsia="Malgun Gothic"/>
-          <w:b/>
-          <w:i w:val="0"/>
-          <w:color w:val="1F3864"/>
-          <w:sz w:val="26"/>
-        </w:rPr>
-        <w:t>장면 7 — 「Компас Аудит」 사무실, 첫 만남</w:t>
-      </w:r>
-    </w:p>
-    <w:p>
-      <w:pPr>
-        <w:spacing w:before="0" w:after="110" w:line="300" w:lineRule="auto"/>
-      </w:pPr>
-      <w:r>
-        <w:rPr>
-          <w:rFonts w:ascii="Times New Roman" w:hAnsi="Times New Roman" w:eastAsia="Malgun Gothic"/>
-          <w:b/>
-          <w:i w:val="0"/>
-          <w:sz w:val="22"/>
-        </w:rPr>
-        <w:t xml:space="preserve">Катя: </w:t>
       </w:r>
       <w:r>
         <w:rPr>
@@ -1749,7 +2133,7 @@
           <w:color w:val="555555"/>
           <w:sz w:val="22"/>
         </w:rPr>
-        <w:t>(входя вместе с Лёшей в тесный офис на третьем этаже старого здания)</w:t>
+        <w:t>(выходит на трибуну съезда)</w:t>
       </w:r>
       <w:r>
         <w:rPr>
@@ -1758,7 +2142,99 @@
           <w:i w:val="0"/>
           <w:sz w:val="22"/>
         </w:rPr>
-        <w:t xml:space="preserve"> Алексей Николаевич, это «Компас Аудит». Кирилл Андреевич Смирнов и Анастасия Дмитриевна — основатели. Изольда Тимофеевна Соколова — главный аудитор. Вениамин Олегович Стрешнев — судебная бухгалтерия.</w:t>
+        <w:t xml:space="preserve"> Друзья, соратники. Полтора года назад немногие верили, что провинциальный адвокат сможет управлять целой областью. Сегодня вы просите большего.</w:t>
+      </w:r>
+    </w:p>
+    <w:p>
+      <w:pPr>
+        <w:spacing w:before="0" w:after="110" w:line="300" w:lineRule="auto"/>
+      </w:pPr>
+      <w:r>
+        <w:rPr>
+          <w:rFonts w:ascii="Times New Roman" w:hAnsi="Times New Roman" w:eastAsia="Malgun Gothic"/>
+          <w:b/>
+          <w:i w:val="0"/>
+          <w:sz w:val="22"/>
+        </w:rPr>
+        <w:t xml:space="preserve">Лёша: </w:t>
+      </w:r>
+      <w:r>
+        <w:rPr>
+          <w:rFonts w:ascii="Times New Roman" w:hAnsi="Times New Roman" w:eastAsia="Malgun Gothic"/>
+          <w:b w:val="0"/>
+          <w:i w:val="0"/>
+          <w:sz w:val="22"/>
+        </w:rPr>
+        <w:t>Пушкину было девятнадцать, когда он написал своему другу Чаадаеву: «Товарищ, верь: взойдёт она, звезда пленительного счастья, Россия вспрянет ото сна, и на обломках самовластья напишут наши имена!» Это было не в кандалах и не в ссылке — это был молодой человек, который просто верил, что будущее близко. Эти строки потом переписывали от руки те, кто вышел на Сенатскую площадь.</w:t>
+      </w:r>
+    </w:p>
+    <w:p>
+      <w:pPr>
+        <w:spacing w:before="0" w:after="110" w:line="300" w:lineRule="auto"/>
+      </w:pPr>
+      <w:r>
+        <w:rPr>
+          <w:rFonts w:ascii="Times New Roman" w:hAnsi="Times New Roman" w:eastAsia="Malgun Gothic"/>
+          <w:b/>
+          <w:i w:val="0"/>
+          <w:sz w:val="22"/>
+        </w:rPr>
+        <w:t xml:space="preserve">Лёша: </w:t>
+      </w:r>
+      <w:r>
+        <w:rPr>
+          <w:rFonts w:ascii="Times New Roman" w:hAnsi="Times New Roman" w:eastAsia="Malgun Gothic"/>
+          <w:b w:val="0"/>
+          <w:i w:val="0"/>
+          <w:sz w:val="22"/>
+        </w:rPr>
+        <w:t>Двести лет эта звезда всходит медленнее, чем обещал поэт. Я не знаю, увижу ли я страну, о которой мечтали Быков, мой отец, Дарья, Ольга. Но я принимаю ваше доверие — не ради себя, а ради того, чтобы эта звезда взошла хоть немного ближе для тех, кто придёт после нас.</w:t>
+      </w:r>
+    </w:p>
+    <w:p>
+      <w:pPr>
+        <w:spacing w:before="0" w:after="110" w:line="300" w:lineRule="auto"/>
+      </w:pPr>
+      <w:r>
+        <w:rPr>
+          <w:rFonts w:ascii="Times New Roman" w:hAnsi="Times New Roman" w:eastAsia="Malgun Gothic"/>
+          <w:b/>
+          <w:i w:val="0"/>
+          <w:sz w:val="22"/>
+        </w:rPr>
+        <w:t xml:space="preserve">Лёша: </w:t>
+      </w:r>
+      <w:r>
+        <w:rPr>
+          <w:rFonts w:ascii="Times New Roman" w:hAnsi="Times New Roman" w:eastAsia="Malgun Gothic"/>
+          <w:b w:val="0"/>
+          <w:i w:val="0"/>
+          <w:sz w:val="22"/>
+        </w:rPr>
+        <w:t>И отвечу на вопрос о деньгах сразу: каждый рубль этой кампании будет проверять независимый аудитор. Не наш. Не купленный. И результаты вы увидите раньше меня.</w:t>
+      </w:r>
+    </w:p>
+    <w:p>
+      <w:pPr>
+        <w:spacing w:before="0" w:after="110" w:line="300" w:lineRule="auto"/>
+      </w:pPr>
+      <w:r>
+        <w:rPr>
+          <w:rFonts w:ascii="Times New Roman" w:hAnsi="Times New Roman" w:eastAsia="Malgun Gothic"/>
+          <w:b/>
+          <w:i w:val="0"/>
+          <w:sz w:val="22"/>
+        </w:rPr>
+        <w:t xml:space="preserve">Лёша: </w:t>
+      </w:r>
+      <w:r>
+        <w:rPr>
+          <w:rFonts w:ascii="Times New Roman" w:hAnsi="Times New Roman" w:eastAsia="Malgun Gothic"/>
+          <w:b w:val="0"/>
+          <w:i w:val="0"/>
+          <w:sz w:val="22"/>
+        </w:rPr>
+        <w:t>Я принимаю выдвижение.</w:t>
       </w:r>
     </w:p>
     <w:p>
@@ -1773,114 +2249,13 @@
           <w:color w:val="555555"/>
           <w:sz w:val="22"/>
         </w:rPr>
-        <w:t>(прежде чем кто-то успевает заговорить о деле, Изольда молча ставит перед Лёшей и Катей по чашке горячего чая и придвигает сахарницу; Лёша на мгновение задерживает взгляд на своей чашке)</w:t>
+        <w:t>(зал взрывается; делегаты встают с мест)</w:t>
       </w:r>
     </w:p>
     <w:p>
       <w:pPr>
         <w:spacing w:before="0" w:after="110" w:line="300" w:lineRule="auto"/>
       </w:pPr>
-      <w:r>
-        <w:rPr>
-          <w:rFonts w:ascii="Times New Roman" w:hAnsi="Times New Roman" w:eastAsia="Malgun Gothic"/>
-          <w:b/>
-          <w:i w:val="0"/>
-          <w:sz w:val="22"/>
-        </w:rPr>
-        <w:t xml:space="preserve">Кирилл: </w:t>
-      </w:r>
-      <w:r>
-        <w:rPr>
-          <w:rFonts w:ascii="Times New Roman" w:hAnsi="Times New Roman" w:eastAsia="Malgun Gothic"/>
-          <w:b w:val="0"/>
-          <w:i w:val="0"/>
-          <w:sz w:val="22"/>
-        </w:rPr>
-        <w:t>Алексей Николаевич. Сразу скажу: мы маленькая фирма, шесть человек. Крупные аудиторы вашу кампанию брать не станут — побоятся. А мы, возможно, слишком упрямы, чтобы бояться.</w:t>
-      </w:r>
-    </w:p>
-    <w:p>
-      <w:pPr>
-        <w:spacing w:before="0" w:after="110" w:line="300" w:lineRule="auto"/>
-      </w:pPr>
-      <w:r>
-        <w:rPr>
-          <w:rFonts w:ascii="Times New Roman" w:hAnsi="Times New Roman" w:eastAsia="Malgun Gothic"/>
-          <w:b/>
-          <w:i w:val="0"/>
-          <w:sz w:val="22"/>
-        </w:rPr>
-        <w:t xml:space="preserve">Лёша: </w:t>
-      </w:r>
-      <w:r>
-        <w:rPr>
-          <w:rFonts w:ascii="Times New Roman" w:hAnsi="Times New Roman" w:eastAsia="Malgun Gothic"/>
-          <w:b w:val="0"/>
-          <w:i w:val="0"/>
-          <w:sz w:val="22"/>
-        </w:rPr>
-        <w:t>Катя рассказала мне о вас. Вы не дали «Глобал Аудит Групп» себя купить. Защитили осведомителя в деле «ТоргСервис Групп», когда это стоило вам клиента.</w:t>
-      </w:r>
-    </w:p>
-    <w:p>
-      <w:pPr>
-        <w:spacing w:before="0" w:after="110" w:line="300" w:lineRule="auto"/>
-      </w:pPr>
-      <w:r>
-        <w:rPr>
-          <w:rFonts w:ascii="Times New Roman" w:hAnsi="Times New Roman" w:eastAsia="Malgun Gothic"/>
-          <w:b/>
-          <w:i w:val="0"/>
-          <w:sz w:val="22"/>
-        </w:rPr>
-        <w:t xml:space="preserve">Настя: </w:t>
-      </w:r>
-      <w:r>
-        <w:rPr>
-          <w:rFonts w:ascii="Times New Roman" w:hAnsi="Times New Roman" w:eastAsia="Malgun Gothic"/>
-          <w:b w:val="0"/>
-          <w:i w:val="0"/>
-          <w:sz w:val="22"/>
-        </w:rPr>
-        <w:t>И ещё «Приволжский Элеватор», в первый же год. Нашли у клиента хищение через фиктивного посредника и сказали ему это в лицо, рискуя всем контрактом. Так что вы должны понимать, с кем связываетесь.</w:t>
-      </w:r>
-    </w:p>
-    <w:p>
-      <w:pPr>
-        <w:spacing w:before="0" w:after="110" w:line="300" w:lineRule="auto"/>
-      </w:pPr>
-      <w:r>
-        <w:rPr>
-          <w:rFonts w:ascii="Times New Roman" w:hAnsi="Times New Roman" w:eastAsia="Malgun Gothic"/>
-          <w:b/>
-          <w:i w:val="0"/>
-          <w:sz w:val="22"/>
-        </w:rPr>
-        <w:t xml:space="preserve">Лёша: </w:t>
-      </w:r>
-      <w:r>
-        <w:rPr>
-          <w:rFonts w:ascii="Times New Roman" w:hAnsi="Times New Roman" w:eastAsia="Malgun Gothic"/>
-          <w:b w:val="0"/>
-          <w:i w:val="0"/>
-          <w:sz w:val="22"/>
-        </w:rPr>
-        <w:t>Именно поэтому вы здесь. Мне нужен аудит всех денег партии и штаба. Каждое пожертвование, каждый договор, каждое региональное отделение.</w:t>
-      </w:r>
-    </w:p>
-    <w:p>
-      <w:pPr>
-        <w:spacing w:before="0" w:after="110" w:line="300" w:lineRule="auto"/>
-      </w:pPr>
-      <w:r>
-        <w:rPr>
-          <w:rFonts w:ascii="Times New Roman" w:hAnsi="Times New Roman" w:eastAsia="Malgun Gothic"/>
-          <w:b/>
-          <w:i w:val="0"/>
-          <w:sz w:val="22"/>
-        </w:rPr>
-        <w:t xml:space="preserve">Настя: </w:t>
-      </w:r>
       <w:r>
         <w:rPr>
           <w:rFonts w:ascii="Times New Roman" w:hAnsi="Times New Roman" w:eastAsia="Malgun Gothic"/>
@@ -1889,39 +2264,23 @@
           <w:color w:val="555555"/>
           <w:sz w:val="22"/>
         </w:rPr>
-        <w:t>(сухо)</w:t>
-      </w:r>
-      <w:r>
-        <w:rPr>
-          <w:rFonts w:ascii="Times New Roman" w:hAnsi="Times New Roman" w:eastAsia="Malgun Gothic"/>
-          <w:b w:val="0"/>
-          <w:i w:val="0"/>
-          <w:sz w:val="22"/>
-        </w:rPr>
-        <w:t xml:space="preserve"> Алексей Николаевич, простите за прямоту. Каждый кандидат клянётся в прозрачности. До первой проверки.</w:t>
+        <w:t>(зал стоя аплодирует несколько минут)</w:t>
       </w:r>
     </w:p>
     <w:p>
       <w:pPr>
-        <w:spacing w:before="0" w:after="110" w:line="300" w:lineRule="auto"/>
+        <w:keepNext/>
+        <w:spacing w:before="320" w:after="140"/>
       </w:pPr>
       <w:r>
         <w:rPr>
           <w:rFonts w:ascii="Times New Roman" w:hAnsi="Times New Roman" w:eastAsia="Malgun Gothic"/>
           <w:b/>
           <w:i w:val="0"/>
-          <w:sz w:val="22"/>
-        </w:rPr>
-        <w:t xml:space="preserve">Лёша: </w:t>
-      </w:r>
-      <w:r>
-        <w:rPr>
-          <w:rFonts w:ascii="Times New Roman" w:hAnsi="Times New Roman" w:eastAsia="Malgun Gothic"/>
-          <w:b w:val="0"/>
-          <w:i w:val="0"/>
-          <w:sz w:val="22"/>
-        </w:rPr>
-        <w:t>Значит, проверяйте. Для этого я и пришёл.</w:t>
+          <w:color w:val="1F3864"/>
+          <w:sz w:val="26"/>
+        </w:rPr>
+        <w:t>장면 7 — 크릴로프와 리트비노프의 반응 (전언)</w:t>
       </w:r>
     </w:p>
     <w:p>
@@ -1935,7 +2294,7 @@
           <w:i w:val="0"/>
           <w:sz w:val="22"/>
         </w:rPr>
-        <w:t xml:space="preserve">Настя: </w:t>
+        <w:t xml:space="preserve">Гребенщиков: </w:t>
       </w:r>
       <w:r>
         <w:rPr>
@@ -1945,7 +2304,7 @@
           <w:color w:val="555555"/>
           <w:sz w:val="22"/>
         </w:rPr>
-        <w:t>(отставляет чашку)</w:t>
+        <w:t>(Лёше, после съезда)</w:t>
       </w:r>
       <w:r>
         <w:rPr>
@@ -1954,7 +2313,7 @@
           <w:i w:val="0"/>
           <w:sz w:val="22"/>
         </w:rPr>
-        <w:t xml:space="preserve"> И ещё одно, чтобы потом не было недоразумений. Мы не голосуем за вас, Алексей Николаевич. Ни я, ни Кирилл Андреевич. Мы вообще ни за кого не голосуем публично — это часть работы.</w:t>
+        <w:t xml:space="preserve"> Уже звонили из Москвы. Реакция… нервная.</w:t>
       </w:r>
     </w:p>
     <w:p>
@@ -1977,7 +2336,7 @@
           <w:i w:val="0"/>
           <w:sz w:val="22"/>
         </w:rPr>
-        <w:t>Так и должно быть. Мне не нужны аудиторы-сторонники. Мне нужны аудиторы.</w:t>
+        <w:t>Что говорят?</w:t>
       </w:r>
     </w:p>
     <w:p>
@@ -1991,7 +2350,53 @@
           <w:i w:val="0"/>
           <w:sz w:val="22"/>
         </w:rPr>
-        <w:t xml:space="preserve">Кирилл: </w:t>
+        <w:t xml:space="preserve">Гребенщиков: </w:t>
+      </w:r>
+      <w:r>
+        <w:rPr>
+          <w:rFonts w:ascii="Times New Roman" w:hAnsi="Times New Roman" w:eastAsia="Malgun Gothic"/>
+          <w:b w:val="0"/>
+          <w:i w:val="0"/>
+          <w:sz w:val="22"/>
+        </w:rPr>
+        <w:t>Источник в администрации президента передал одну фразу от Крылова: «Мальчик дорос до настоящей игры. Посмотрим, хватит ли у него упрямства теперь».</w:t>
+      </w:r>
+    </w:p>
+    <w:p>
+      <w:pPr>
+        <w:spacing w:before="0" w:after="110" w:line="300" w:lineRule="auto"/>
+      </w:pPr>
+      <w:r>
+        <w:rPr>
+          <w:rFonts w:ascii="Times New Roman" w:hAnsi="Times New Roman" w:eastAsia="Malgun Gothic"/>
+          <w:b/>
+          <w:i w:val="0"/>
+          <w:sz w:val="22"/>
+        </w:rPr>
+        <w:t xml:space="preserve">Гребенщиков: </w:t>
+      </w:r>
+      <w:r>
+        <w:rPr>
+          <w:rFonts w:ascii="Times New Roman" w:hAnsi="Times New Roman" w:eastAsia="Malgun Gothic"/>
+          <w:b w:val="0"/>
+          <w:i w:val="0"/>
+          <w:sz w:val="22"/>
+        </w:rPr>
+        <w:t>И ещё одно, Алексей Николаевич. Из полпредства звонила Маслова. Поздравила. Очень вежливо.</w:t>
+      </w:r>
+    </w:p>
+    <w:p>
+      <w:pPr>
+        <w:spacing w:before="0" w:after="110" w:line="300" w:lineRule="auto"/>
+      </w:pPr>
+      <w:r>
+        <w:rPr>
+          <w:rFonts w:ascii="Times New Roman" w:hAnsi="Times New Roman" w:eastAsia="Malgun Gothic"/>
+          <w:b/>
+          <w:i w:val="0"/>
+          <w:sz w:val="22"/>
+        </w:rPr>
+        <w:t xml:space="preserve">Лёша: </w:t>
       </w:r>
       <w:r>
         <w:rPr>
@@ -2001,7 +2406,7 @@
           <w:color w:val="555555"/>
           <w:sz w:val="22"/>
         </w:rPr>
-        <w:t>(едва заметно улыбаясь)</w:t>
+        <w:t>(настороженно)</w:t>
       </w:r>
       <w:r>
         <w:rPr>
@@ -2010,7 +2415,7 @@
           <w:i w:val="0"/>
           <w:sz w:val="22"/>
         </w:rPr>
-        <w:t xml:space="preserve"> Я же вам говорил, Анастасия Дмитриевна.</w:t>
+        <w:t xml:space="preserve"> Маслова поздравила?</w:t>
       </w:r>
     </w:p>
     <w:p>
@@ -2024,7 +2429,138 @@
           <w:i w:val="0"/>
           <w:sz w:val="22"/>
         </w:rPr>
-        <w:t xml:space="preserve">Настя: </w:t>
+        <w:t xml:space="preserve">Гребенщиков: </w:t>
+      </w:r>
+      <w:r>
+        <w:rPr>
+          <w:rFonts w:ascii="Times New Roman" w:hAnsi="Times New Roman" w:eastAsia="Malgun Gothic"/>
+          <w:b w:val="0"/>
+          <w:i w:val="0"/>
+          <w:sz w:val="22"/>
+        </w:rPr>
+        <w:t>Сказала: «Передайте губернатору, что теперь мы с ним точно встретимся — с другой стороны очень большого стола».</w:t>
+      </w:r>
+    </w:p>
+    <w:p>
+      <w:pPr>
+        <w:spacing w:before="0" w:after="110" w:line="300" w:lineRule="auto"/>
+      </w:pPr>
+      <w:r>
+        <w:rPr>
+          <w:rFonts w:ascii="Times New Roman" w:hAnsi="Times New Roman" w:eastAsia="Malgun Gothic"/>
+          <w:b/>
+          <w:i w:val="0"/>
+          <w:sz w:val="22"/>
+        </w:rPr>
+        <w:t xml:space="preserve">Лёша: </w:t>
+      </w:r>
+      <w:r>
+        <w:rPr>
+          <w:rFonts w:ascii="Times New Roman" w:hAnsi="Times New Roman" w:eastAsia="Malgun Gothic"/>
+          <w:b w:val="0"/>
+          <w:i w:val="0"/>
+          <w:sz w:val="22"/>
+        </w:rPr>
+        <w:t>Она обещала это ещё полтора года назад. Держит слово, надо отдать ей должное.</w:t>
+      </w:r>
+    </w:p>
+    <w:p>
+      <w:pPr>
+        <w:spacing w:before="0" w:after="110" w:line="300" w:lineRule="auto"/>
+      </w:pPr>
+      <w:r>
+        <w:rPr>
+          <w:rFonts w:ascii="Times New Roman" w:hAnsi="Times New Roman" w:eastAsia="Malgun Gothic"/>
+          <w:b/>
+          <w:i w:val="0"/>
+          <w:sz w:val="22"/>
+        </w:rPr>
+        <w:t xml:space="preserve">Лёша: </w:t>
+      </w:r>
+      <w:r>
+        <w:rPr>
+          <w:rFonts w:ascii="Times New Roman" w:hAnsi="Times New Roman" w:eastAsia="Malgun Gothic"/>
+          <w:b w:val="0"/>
+          <w:i w:val="0"/>
+          <w:sz w:val="22"/>
+        </w:rPr>
+        <w:t>А Литвинов?</w:t>
+      </w:r>
+    </w:p>
+    <w:p>
+      <w:pPr>
+        <w:spacing w:before="0" w:after="110" w:line="300" w:lineRule="auto"/>
+      </w:pPr>
+      <w:r>
+        <w:rPr>
+          <w:rFonts w:ascii="Times New Roman" w:hAnsi="Times New Roman" w:eastAsia="Malgun Gothic"/>
+          <w:b/>
+          <w:i w:val="0"/>
+          <w:sz w:val="22"/>
+        </w:rPr>
+        <w:t xml:space="preserve">Гребенщиков: </w:t>
+      </w:r>
+      <w:r>
+        <w:rPr>
+          <w:rFonts w:ascii="Times New Roman" w:hAnsi="Times New Roman" w:eastAsia="Malgun Gothic"/>
+          <w:b w:val="0"/>
+          <w:i w:val="0"/>
+          <w:sz w:val="22"/>
+        </w:rPr>
+        <w:t>Литвинов, по слухам, срочно созвал совещание с юристами. И с финансистами. Будут копать в наших деньгах, Алексей Николаевич. Каждую копейку.</w:t>
+      </w:r>
+    </w:p>
+    <w:p>
+      <w:pPr>
+        <w:spacing w:before="0" w:after="110" w:line="300" w:lineRule="auto"/>
+      </w:pPr>
+      <w:r>
+        <w:rPr>
+          <w:rFonts w:ascii="Times New Roman" w:hAnsi="Times New Roman" w:eastAsia="Malgun Gothic"/>
+          <w:b/>
+          <w:i w:val="0"/>
+          <w:sz w:val="22"/>
+        </w:rPr>
+        <w:t xml:space="preserve">Лёша: </w:t>
+      </w:r>
+      <w:r>
+        <w:rPr>
+          <w:rFonts w:ascii="Times New Roman" w:hAnsi="Times New Roman" w:eastAsia="Malgun Gothic"/>
+          <w:b w:val="0"/>
+          <w:i w:val="0"/>
+          <w:sz w:val="22"/>
+        </w:rPr>
+        <w:t>Пусть копают. Мы начнём раньше них.</w:t>
+      </w:r>
+    </w:p>
+    <w:p>
+      <w:pPr>
+        <w:keepNext/>
+        <w:spacing w:before="320" w:after="140"/>
+      </w:pPr>
+      <w:r>
+        <w:rPr>
+          <w:rFonts w:ascii="Times New Roman" w:hAnsi="Times New Roman" w:eastAsia="Malgun Gothic"/>
+          <w:b/>
+          <w:i w:val="0"/>
+          <w:color w:val="1F3864"/>
+          <w:sz w:val="26"/>
+        </w:rPr>
+        <w:t>장면 8 — 「Компас Аудит」 사무실, 첫 만남</w:t>
+      </w:r>
+    </w:p>
+    <w:p>
+      <w:pPr>
+        <w:spacing w:before="0" w:after="110" w:line="300" w:lineRule="auto"/>
+      </w:pPr>
+      <w:r>
+        <w:rPr>
+          <w:rFonts w:ascii="Times New Roman" w:hAnsi="Times New Roman" w:eastAsia="Malgun Gothic"/>
+          <w:b/>
+          <w:i w:val="0"/>
+          <w:sz w:val="22"/>
+        </w:rPr>
+        <w:t xml:space="preserve">Катя: </w:t>
       </w:r>
       <w:r>
         <w:rPr>
@@ -2034,7 +2570,7 @@
           <w:color w:val="555555"/>
           <w:sz w:val="22"/>
         </w:rPr>
-        <w:t>(не глядя на него)</w:t>
+        <w:t>(входя вместе с Лёшей в тесный офис на третьем этаже старого здания)</w:t>
       </w:r>
       <w:r>
         <w:rPr>
@@ -2043,22 +2579,13 @@
           <w:i w:val="0"/>
           <w:sz w:val="22"/>
         </w:rPr>
-        <w:t xml:space="preserve"> Вы много чего говорили, Кирилл Андреевич.</w:t>
+        <w:t xml:space="preserve"> Алексей Николаевич, это «Компас Аудит». Кирилл Андреевич Смирнов и Анастасия Дмитриевна — основатели. Изольда Тимофеевна Соколова — главный аудитор. Вениамин Олегович Стрешнев — судебная бухгалтерия.</w:t>
       </w:r>
     </w:p>
     <w:p>
       <w:pPr>
         <w:spacing w:before="0" w:after="110" w:line="300" w:lineRule="auto"/>
       </w:pPr>
-      <w:r>
-        <w:rPr>
-          <w:rFonts w:ascii="Times New Roman" w:hAnsi="Times New Roman" w:eastAsia="Malgun Gothic"/>
-          <w:b/>
-          <w:i w:val="0"/>
-          <w:sz w:val="22"/>
-        </w:rPr>
-        <w:t xml:space="preserve">Кирилл: </w:t>
-      </w:r>
       <w:r>
         <w:rPr>
           <w:rFonts w:ascii="Times New Roman" w:hAnsi="Times New Roman" w:eastAsia="Malgun Gothic"/>
@@ -2067,16 +2594,7 @@
           <w:color w:val="555555"/>
           <w:sz w:val="22"/>
         </w:rPr>
-        <w:t>(мягко, но при всех официально)</w:t>
-      </w:r>
-      <w:r>
-        <w:rPr>
-          <w:rFonts w:ascii="Times New Roman" w:hAnsi="Times New Roman" w:eastAsia="Malgun Gothic"/>
-          <w:b w:val="0"/>
-          <w:i w:val="0"/>
-          <w:sz w:val="22"/>
-        </w:rPr>
-        <w:t xml:space="preserve"> Анастасия Дмитриевна имеет в виду, что у нас есть условия.</w:t>
+        <w:t>(прежде чем кто-то успевает заговорить о деле, Изольда молча ставит перед Лёшей и Катей по чашке горячего чая и придвигает сахарницу; Лёша на мгновение задерживает взгляд на своей чашке)</w:t>
       </w:r>
     </w:p>
     <w:p>
@@ -2090,7 +2608,7 @@
           <w:i w:val="0"/>
           <w:sz w:val="22"/>
         </w:rPr>
-        <w:t xml:space="preserve">Лёша: </w:t>
+        <w:t xml:space="preserve">Кирилл: </w:t>
       </w:r>
       <w:r>
         <w:rPr>
@@ -2099,7 +2617,7 @@
           <w:i w:val="0"/>
           <w:sz w:val="22"/>
         </w:rPr>
-        <w:t>Слушаю.</w:t>
+        <w:t>Алексей Николаевич. Сразу скажу: мы маленькая фирма, шесть человек. Крупные аудиторы вашу кампанию брать не станут — побоятся. А мы, возможно, слишком упрямы, чтобы бояться.</w:t>
       </w:r>
     </w:p>
     <w:p>
@@ -2113,7 +2631,7 @@
           <w:i w:val="0"/>
           <w:sz w:val="22"/>
         </w:rPr>
-        <w:t xml:space="preserve">Кирилл: </w:t>
+        <w:t xml:space="preserve">Лёша: </w:t>
       </w:r>
       <w:r>
         <w:rPr>
@@ -2122,7 +2640,7 @@
           <w:i w:val="0"/>
           <w:sz w:val="22"/>
         </w:rPr>
-        <w:t>Первое: полный доступ ко всем счетам — партии, штаба, всех отделений. Без исключений и без «это не относится к делу».</w:t>
+        <w:t>Катя рассказала мне о вас. Вы не дали «Глобал Аудит Групп» себя купить. Защитили осведомителя в деле «ТоргСервис Групп», когда это стоило вам клиента.</w:t>
       </w:r>
     </w:p>
     <w:p>
@@ -2145,7 +2663,7 @@
           <w:i w:val="0"/>
           <w:sz w:val="22"/>
         </w:rPr>
-        <w:t>Второе: результаты публикуем мы. Сами. Без согласования с вами. Вы узнаёте их одновременно со всеми.</w:t>
+        <w:t>И ещё «Приволжский Элеватор», в первый же год. Нашли у клиента хищение через фиктивного посредника и сказали ему это в лицо, рискуя всем контрактом. Так что вы должны понимать, с кем связываетесь.</w:t>
       </w:r>
     </w:p>
     <w:p>
@@ -2159,7 +2677,7 @@
           <w:i w:val="0"/>
           <w:sz w:val="22"/>
         </w:rPr>
-        <w:t xml:space="preserve">Кирилл: </w:t>
+        <w:t xml:space="preserve">Лёша: </w:t>
       </w:r>
       <w:r>
         <w:rPr>
@@ -2168,7 +2686,7 @@
           <w:i w:val="0"/>
           <w:sz w:val="22"/>
         </w:rPr>
-        <w:t>И третье: если найдём то, что вы не сможете объяснить, — мы уходим. И публично объясняем почему.</w:t>
+        <w:t>Именно поэтому вы здесь. Мне нужен аудит всех денег партии и штаба. Каждое пожертвование, каждый договор, каждое региональное отделение.</w:t>
       </w:r>
     </w:p>
     <w:p>
@@ -2182,30 +2700,7 @@
           <w:i w:val="0"/>
           <w:sz w:val="22"/>
         </w:rPr>
-        <w:t xml:space="preserve">Лёша: </w:t>
-      </w:r>
-      <w:r>
-        <w:rPr>
-          <w:rFonts w:ascii="Times New Roman" w:hAnsi="Times New Roman" w:eastAsia="Malgun Gothic"/>
-          <w:b w:val="0"/>
-          <w:i w:val="0"/>
-          <w:sz w:val="22"/>
-        </w:rPr>
-        <w:t>Принимаю все три. И добавлю своё: платим вам только из задекларированных пожертвований, по рыночной ставке, и договор с вами тоже будет опубликован.</w:t>
-      </w:r>
-    </w:p>
-    <w:p>
-      <w:pPr>
-        <w:spacing w:before="0" w:after="110" w:line="300" w:lineRule="auto"/>
-      </w:pPr>
-      <w:r>
-        <w:rPr>
-          <w:rFonts w:ascii="Times New Roman" w:hAnsi="Times New Roman" w:eastAsia="Malgun Gothic"/>
-          <w:b/>
-          <w:i w:val="0"/>
-          <w:sz w:val="22"/>
-        </w:rPr>
-        <w:t xml:space="preserve">Изольда: </w:t>
+        <w:t xml:space="preserve">Настя: </w:t>
       </w:r>
       <w:r>
         <w:rPr>
@@ -2215,7 +2710,7 @@
           <w:color w:val="555555"/>
           <w:sz w:val="22"/>
         </w:rPr>
-        <w:t>(впервые улыбается)</w:t>
+        <w:t>(сухо)</w:t>
       </w:r>
       <w:r>
         <w:rPr>
@@ -2224,7 +2719,7 @@
           <w:i w:val="0"/>
           <w:sz w:val="22"/>
         </w:rPr>
-        <w:t xml:space="preserve"> Тридцать лет в профессии… и впервые клиент сам просит, чтобы его проверяли строже. Дети, кажется, вы нашли себе приличного заказчика.</w:t>
+        <w:t xml:space="preserve"> Алексей Николаевич, простите за прямоту. Каждый кандидат клянётся в прозрачности. До первой проверки.</w:t>
       </w:r>
     </w:p>
     <w:p>
@@ -2238,7 +2733,30 @@
           <w:i w:val="0"/>
           <w:sz w:val="22"/>
         </w:rPr>
-        <w:t xml:space="preserve">Вениамин: </w:t>
+        <w:t xml:space="preserve">Лёша: </w:t>
+      </w:r>
+      <w:r>
+        <w:rPr>
+          <w:rFonts w:ascii="Times New Roman" w:hAnsi="Times New Roman" w:eastAsia="Malgun Gothic"/>
+          <w:b w:val="0"/>
+          <w:i w:val="0"/>
+          <w:sz w:val="22"/>
+        </w:rPr>
+        <w:t>Значит, проверяйте. Для этого я и пришёл.</w:t>
+      </w:r>
+    </w:p>
+    <w:p>
+      <w:pPr>
+        <w:spacing w:before="0" w:after="110" w:line="300" w:lineRule="auto"/>
+      </w:pPr>
+      <w:r>
+        <w:rPr>
+          <w:rFonts w:ascii="Times New Roman" w:hAnsi="Times New Roman" w:eastAsia="Malgun Gothic"/>
+          <w:b/>
+          <w:i w:val="0"/>
+          <w:sz w:val="22"/>
+        </w:rPr>
+        <w:t xml:space="preserve">Настя: </w:t>
       </w:r>
       <w:r>
         <w:rPr>
@@ -2248,7 +2766,7 @@
           <w:color w:val="555555"/>
           <w:sz w:val="22"/>
         </w:rPr>
-        <w:t>(не отрываясь от ноутбука)</w:t>
+        <w:t>(отставляет чашку)</w:t>
       </w:r>
       <w:r>
         <w:rPr>
@@ -2257,7 +2775,7 @@
           <w:i w:val="0"/>
           <w:sz w:val="22"/>
         </w:rPr>
-        <w:t xml:space="preserve"> Не торопитесь, Изольда Тимофеевна. Правда глаза колет — любому заказчику. Посмотрим, будет ли Алексей Николаевич так же рад через неделю.</w:t>
+        <w:t xml:space="preserve"> И ещё одно, чтобы потом не было недоразумений. Мы не голосуем за вас, Алексей Николаевич. Ни я, ни Кирилл Андреевич. Мы вообще ни за кого не голосуем публично — это часть работы.</w:t>
       </w:r>
     </w:p>
     <w:p>
@@ -2272,6 +2790,29 @@
           <w:sz w:val="22"/>
         </w:rPr>
         <w:t xml:space="preserve">Лёша: </w:t>
+      </w:r>
+      <w:r>
+        <w:rPr>
+          <w:rFonts w:ascii="Times New Roman" w:hAnsi="Times New Roman" w:eastAsia="Malgun Gothic"/>
+          <w:b w:val="0"/>
+          <w:i w:val="0"/>
+          <w:sz w:val="22"/>
+        </w:rPr>
+        <w:t>Так и должно быть. Мне не нужны аудиторы-сторонники. Мне нужны аудиторы.</w:t>
+      </w:r>
+    </w:p>
+    <w:p>
+      <w:pPr>
+        <w:spacing w:before="0" w:after="110" w:line="300" w:lineRule="auto"/>
+      </w:pPr>
+      <w:r>
+        <w:rPr>
+          <w:rFonts w:ascii="Times New Roman" w:hAnsi="Times New Roman" w:eastAsia="Malgun Gothic"/>
+          <w:b/>
+          <w:i w:val="0"/>
+          <w:sz w:val="22"/>
+        </w:rPr>
+        <w:t xml:space="preserve">Кирилл: </w:t>
       </w:r>
       <w:r>
         <w:rPr>
@@ -2281,7 +2822,7 @@
           <w:color w:val="555555"/>
           <w:sz w:val="22"/>
         </w:rPr>
-        <w:t>(смеётся)</w:t>
+        <w:t>(едва заметно улыбаясь)</w:t>
       </w:r>
       <w:r>
         <w:rPr>
@@ -2290,37 +2831,21 @@
           <w:i w:val="0"/>
           <w:sz w:val="22"/>
         </w:rPr>
-        <w:t xml:space="preserve"> Пусть колет. Мне лучше услышать её от вас сейчас, чем от следователя потом.</w:t>
+        <w:t xml:space="preserve"> Я же вам говорил, Анастасия Дмитриевна.</w:t>
       </w:r>
     </w:p>
     <w:p>
       <w:pPr>
-        <w:keepNext/>
-        <w:spacing w:before="320" w:after="140"/>
+        <w:spacing w:before="0" w:after="110" w:line="300" w:lineRule="auto"/>
       </w:pPr>
       <w:r>
         <w:rPr>
           <w:rFonts w:ascii="Times New Roman" w:hAnsi="Times New Roman" w:eastAsia="Malgun Gothic"/>
           <w:b/>
           <w:i w:val="0"/>
-          <w:color w:val="1F3864"/>
-          <w:sz w:val="26"/>
-        </w:rPr>
-        <w:t>장면 8 — 첫 번째 발견</w:t>
-      </w:r>
-    </w:p>
-    <w:p>
-      <w:pPr>
-        <w:spacing w:before="0" w:after="110" w:line="300" w:lineRule="auto"/>
-      </w:pPr>
-      <w:r>
-        <w:rPr>
-          <w:rFonts w:ascii="Times New Roman" w:hAnsi="Times New Roman" w:eastAsia="Malgun Gothic"/>
-          <w:b/>
-          <w:i w:val="0"/>
-          <w:sz w:val="22"/>
-        </w:rPr>
-        <w:t xml:space="preserve">Вениамин: </w:t>
+          <w:sz w:val="22"/>
+        </w:rPr>
+        <w:t xml:space="preserve">Настя: </w:t>
       </w:r>
       <w:r>
         <w:rPr>
@@ -2330,7 +2855,7 @@
           <w:color w:val="555555"/>
           <w:sz w:val="22"/>
         </w:rPr>
-        <w:t>(через три дня, раскладывая распечатки)</w:t>
+        <w:t>(не глядя на него)</w:t>
       </w:r>
       <w:r>
         <w:rPr>
@@ -2339,13 +2864,22 @@
           <w:i w:val="0"/>
           <w:sz w:val="22"/>
         </w:rPr>
-        <w:t xml:space="preserve"> Алексей Николаевич, первая находка. Небольшая, но показательная. Ростовское отделение: за два месяца сорок одно пожертвование, каждое чуть ниже порога, с которого нужно раскрывать жертвователя.</w:t>
+        <w:t xml:space="preserve"> Вы много чего говорили, Кирилл Андреевич.</w:t>
       </w:r>
     </w:p>
     <w:p>
       <w:pPr>
         <w:spacing w:before="0" w:after="110" w:line="300" w:lineRule="auto"/>
       </w:pPr>
+      <w:r>
+        <w:rPr>
+          <w:rFonts w:ascii="Times New Roman" w:hAnsi="Times New Roman" w:eastAsia="Malgun Gothic"/>
+          <w:b/>
+          <w:i w:val="0"/>
+          <w:sz w:val="22"/>
+        </w:rPr>
+        <w:t xml:space="preserve">Кирилл: </w:t>
+      </w:r>
       <w:r>
         <w:rPr>
           <w:rFonts w:ascii="Times New Roman" w:hAnsi="Times New Roman" w:eastAsia="Malgun Gothic"/>
@@ -2354,7 +2888,16 @@
           <w:color w:val="555555"/>
           <w:sz w:val="22"/>
         </w:rPr>
-        <w:t>(Изольда, проходя мимо, ставит перед Кириллом термос)</w:t>
+        <w:t>(мягко, но при всех официально)</w:t>
+      </w:r>
+      <w:r>
+        <w:rPr>
+          <w:rFonts w:ascii="Times New Roman" w:hAnsi="Times New Roman" w:eastAsia="Malgun Gothic"/>
+          <w:b w:val="0"/>
+          <w:i w:val="0"/>
+          <w:sz w:val="22"/>
+        </w:rPr>
+        <w:t xml:space="preserve"> Анастасия Дмитриевна имеет в виду, что у нас есть условия.</w:t>
       </w:r>
     </w:p>
     <w:p>
@@ -2368,7 +2911,7 @@
           <w:i w:val="0"/>
           <w:sz w:val="22"/>
         </w:rPr>
-        <w:t xml:space="preserve">Изольда: </w:t>
+        <w:t xml:space="preserve">Лёша: </w:t>
       </w:r>
       <w:r>
         <w:rPr>
@@ -2377,7 +2920,7 @@
           <w:i w:val="0"/>
           <w:sz w:val="22"/>
         </w:rPr>
-        <w:t>Суп. Опять без обеда, Кирилл Андреевич? При клиенте ругать не буду. Потом.</w:t>
+        <w:t>Слушаю.</w:t>
       </w:r>
     </w:p>
     <w:p>
@@ -2392,6 +2935,98 @@
           <w:sz w:val="22"/>
         </w:rPr>
         <w:t xml:space="preserve">Кирилл: </w:t>
+      </w:r>
+      <w:r>
+        <w:rPr>
+          <w:rFonts w:ascii="Times New Roman" w:hAnsi="Times New Roman" w:eastAsia="Malgun Gothic"/>
+          <w:b w:val="0"/>
+          <w:i w:val="0"/>
+          <w:sz w:val="22"/>
+        </w:rPr>
+        <w:t>Первое: полный доступ ко всем счетам — партии, штаба, всех отделений. Без исключений и без «это не относится к делу».</w:t>
+      </w:r>
+    </w:p>
+    <w:p>
+      <w:pPr>
+        <w:spacing w:before="0" w:after="110" w:line="300" w:lineRule="auto"/>
+      </w:pPr>
+      <w:r>
+        <w:rPr>
+          <w:rFonts w:ascii="Times New Roman" w:hAnsi="Times New Roman" w:eastAsia="Malgun Gothic"/>
+          <w:b/>
+          <w:i w:val="0"/>
+          <w:sz w:val="22"/>
+        </w:rPr>
+        <w:t xml:space="preserve">Настя: </w:t>
+      </w:r>
+      <w:r>
+        <w:rPr>
+          <w:rFonts w:ascii="Times New Roman" w:hAnsi="Times New Roman" w:eastAsia="Malgun Gothic"/>
+          <w:b w:val="0"/>
+          <w:i w:val="0"/>
+          <w:sz w:val="22"/>
+        </w:rPr>
+        <w:t>Второе: результаты публикуем мы. Сами. Без согласования с вами. Вы узнаёте их одновременно со всеми.</w:t>
+      </w:r>
+    </w:p>
+    <w:p>
+      <w:pPr>
+        <w:spacing w:before="0" w:after="110" w:line="300" w:lineRule="auto"/>
+      </w:pPr>
+      <w:r>
+        <w:rPr>
+          <w:rFonts w:ascii="Times New Roman" w:hAnsi="Times New Roman" w:eastAsia="Malgun Gothic"/>
+          <w:b/>
+          <w:i w:val="0"/>
+          <w:sz w:val="22"/>
+        </w:rPr>
+        <w:t xml:space="preserve">Кирилл: </w:t>
+      </w:r>
+      <w:r>
+        <w:rPr>
+          <w:rFonts w:ascii="Times New Roman" w:hAnsi="Times New Roman" w:eastAsia="Malgun Gothic"/>
+          <w:b w:val="0"/>
+          <w:i w:val="0"/>
+          <w:sz w:val="22"/>
+        </w:rPr>
+        <w:t>И третье: если найдём то, что вы не сможете объяснить, — мы уходим. И публично объясняем почему.</w:t>
+      </w:r>
+    </w:p>
+    <w:p>
+      <w:pPr>
+        <w:spacing w:before="0" w:after="110" w:line="300" w:lineRule="auto"/>
+      </w:pPr>
+      <w:r>
+        <w:rPr>
+          <w:rFonts w:ascii="Times New Roman" w:hAnsi="Times New Roman" w:eastAsia="Malgun Gothic"/>
+          <w:b/>
+          <w:i w:val="0"/>
+          <w:sz w:val="22"/>
+        </w:rPr>
+        <w:t xml:space="preserve">Лёша: </w:t>
+      </w:r>
+      <w:r>
+        <w:rPr>
+          <w:rFonts w:ascii="Times New Roman" w:hAnsi="Times New Roman" w:eastAsia="Malgun Gothic"/>
+          <w:b w:val="0"/>
+          <w:i w:val="0"/>
+          <w:sz w:val="22"/>
+        </w:rPr>
+        <w:t>Принимаю все три. И добавлю своё: платим вам только из задекларированных пожертвований, по рыночной ставке, и договор с вами тоже будет опубликован.</w:t>
+      </w:r>
+    </w:p>
+    <w:p>
+      <w:pPr>
+        <w:spacing w:before="0" w:after="110" w:line="300" w:lineRule="auto"/>
+      </w:pPr>
+      <w:r>
+        <w:rPr>
+          <w:rFonts w:ascii="Times New Roman" w:hAnsi="Times New Roman" w:eastAsia="Malgun Gothic"/>
+          <w:b/>
+          <w:i w:val="0"/>
+          <w:sz w:val="22"/>
+        </w:rPr>
+        <w:t xml:space="preserve">Изольда: </w:t>
       </w:r>
       <w:r>
         <w:rPr>
@@ -2401,7 +3036,7 @@
           <w:color w:val="555555"/>
           <w:sz w:val="22"/>
         </w:rPr>
-        <w:t>(виновато)</w:t>
+        <w:t>(впервые улыбается)</w:t>
       </w:r>
       <w:r>
         <w:rPr>
@@ -2410,7 +3045,7 @@
           <w:i w:val="0"/>
           <w:sz w:val="22"/>
         </w:rPr>
-        <w:t xml:space="preserve"> Спасибо, Изольда Тимофеевна.</w:t>
+        <w:t xml:space="preserve"> Тридцать лет в профессии… и впервые клиент сам просит, чтобы его проверяли строже. Дети, кажется, вы нашли себе приличного заказчика.</w:t>
       </w:r>
     </w:p>
     <w:p>
@@ -2424,53 +3059,7 @@
           <w:i w:val="0"/>
           <w:sz w:val="22"/>
         </w:rPr>
-        <w:t xml:space="preserve">Изольда: </w:t>
-      </w:r>
-      <w:r>
-        <w:rPr>
-          <w:rFonts w:ascii="Times New Roman" w:hAnsi="Times New Roman" w:eastAsia="Malgun Gothic"/>
-          <w:b w:val="0"/>
-          <w:i w:val="0"/>
-          <w:sz w:val="22"/>
-        </w:rPr>
-        <w:t>Классическое дробление, Вениамин Олегович. Я такое видела ещё в девяностых.</w:t>
-      </w:r>
-    </w:p>
-    <w:p>
-      <w:pPr>
-        <w:spacing w:before="0" w:after="110" w:line="300" w:lineRule="auto"/>
-      </w:pPr>
-      <w:r>
-        <w:rPr>
-          <w:rFonts w:ascii="Times New Roman" w:hAnsi="Times New Roman" w:eastAsia="Malgun Gothic"/>
-          <w:b/>
-          <w:i w:val="0"/>
-          <w:sz w:val="22"/>
-        </w:rPr>
         <w:t xml:space="preserve">Вениамин: </w:t>
-      </w:r>
-      <w:r>
-        <w:rPr>
-          <w:rFonts w:ascii="Times New Roman" w:hAnsi="Times New Roman" w:eastAsia="Malgun Gothic"/>
-          <w:b w:val="0"/>
-          <w:i w:val="0"/>
-          <w:sz w:val="22"/>
-        </w:rPr>
-        <w:t>Именно, Изольда Тимофеевна. Адреса разные, но все платежи прошли через один и тот же терминал. Скорее всего, один человек. Или одна компания.</w:t>
-      </w:r>
-    </w:p>
-    <w:p>
-      <w:pPr>
-        <w:spacing w:before="0" w:after="110" w:line="300" w:lineRule="auto"/>
-      </w:pPr>
-      <w:r>
-        <w:rPr>
-          <w:rFonts w:ascii="Times New Roman" w:hAnsi="Times New Roman" w:eastAsia="Malgun Gothic"/>
-          <w:b/>
-          <w:i w:val="0"/>
-          <w:sz w:val="22"/>
-        </w:rPr>
-        <w:t xml:space="preserve">Лёша: </w:t>
       </w:r>
       <w:r>
         <w:rPr>
@@ -2480,7 +3069,7 @@
           <w:color w:val="555555"/>
           <w:sz w:val="22"/>
         </w:rPr>
-        <w:t>(холодеет)</w:t>
+        <w:t>(не отрываясь от ноутбука)</w:t>
       </w:r>
       <w:r>
         <w:rPr>
@@ -2489,7 +3078,7 @@
           <w:i w:val="0"/>
           <w:sz w:val="22"/>
         </w:rPr>
-        <w:t xml:space="preserve"> Сколько?</w:t>
+        <w:t xml:space="preserve"> Не торопитесь, Изольда Тимофеевна. Правда глаза колет — любому заказчику. Посмотрим, будет ли Алексей Николаевич так же рад через неделю.</w:t>
       </w:r>
     </w:p>
     <w:p>
@@ -2503,76 +3092,7 @@
           <w:i w:val="0"/>
           <w:sz w:val="22"/>
         </w:rPr>
-        <w:t xml:space="preserve">Вениамин: </w:t>
-      </w:r>
-      <w:r>
-        <w:rPr>
-          <w:rFonts w:ascii="Times New Roman" w:hAnsi="Times New Roman" w:eastAsia="Malgun Gothic"/>
-          <w:b w:val="0"/>
-          <w:i w:val="0"/>
-          <w:sz w:val="22"/>
-        </w:rPr>
-        <w:t>Около двух миллионов рублей. Для кампании — немного. Для заголовка «Орлов берёт тёмные деньги» — более чем достаточно.</w:t>
-      </w:r>
-    </w:p>
-    <w:p>
-      <w:pPr>
-        <w:spacing w:before="0" w:after="110" w:line="300" w:lineRule="auto"/>
-      </w:pPr>
-      <w:r>
-        <w:rPr>
-          <w:rFonts w:ascii="Times New Roman" w:hAnsi="Times New Roman" w:eastAsia="Malgun Gothic"/>
-          <w:b/>
-          <w:i w:val="0"/>
-          <w:sz w:val="22"/>
-        </w:rPr>
-        <w:t xml:space="preserve">Настя: </w:t>
-      </w:r>
-      <w:r>
-        <w:rPr>
-          <w:rFonts w:ascii="Times New Roman" w:hAnsi="Times New Roman" w:eastAsia="Malgun Gothic"/>
-          <w:b w:val="0"/>
-          <w:i w:val="0"/>
-          <w:sz w:val="22"/>
-        </w:rPr>
-        <w:t>Вот и первая проверка, Алексей Николаевич. Что будете делать?</w:t>
-      </w:r>
-    </w:p>
-    <w:p>
-      <w:pPr>
-        <w:spacing w:before="0" w:after="110" w:line="300" w:lineRule="auto"/>
-      </w:pPr>
-      <w:r>
-        <w:rPr>
-          <w:rFonts w:ascii="Times New Roman" w:hAnsi="Times New Roman" w:eastAsia="Malgun Gothic"/>
-          <w:b/>
-          <w:i w:val="0"/>
-          <w:sz w:val="22"/>
-        </w:rPr>
         <w:t xml:space="preserve">Лёша: </w:t>
-      </w:r>
-      <w:r>
-        <w:rPr>
-          <w:rFonts w:ascii="Times New Roman" w:hAnsi="Times New Roman" w:eastAsia="Malgun Gothic"/>
-          <w:b w:val="0"/>
-          <w:i w:val="0"/>
-          <w:sz w:val="22"/>
-        </w:rPr>
-        <w:t>Вернуть всё до копейки, сегодня же. Руководителя отделения — отстранить до выяснения. И опубликовать вашу находку раньше, чем её «найдёт» кто-то другой.</w:t>
-      </w:r>
-    </w:p>
-    <w:p>
-      <w:pPr>
-        <w:spacing w:before="0" w:after="110" w:line="300" w:lineRule="auto"/>
-      </w:pPr>
-      <w:r>
-        <w:rPr>
-          <w:rFonts w:ascii="Times New Roman" w:hAnsi="Times New Roman" w:eastAsia="Malgun Gothic"/>
-          <w:b/>
-          <w:i w:val="0"/>
-          <w:sz w:val="22"/>
-        </w:rPr>
-        <w:t xml:space="preserve">Кирилл: </w:t>
       </w:r>
       <w:r>
         <w:rPr>
@@ -2582,7 +3102,7 @@
           <w:color w:val="555555"/>
           <w:sz w:val="22"/>
         </w:rPr>
-        <w:t>(переглядывается с Настей)</w:t>
+        <w:t>(смеётся)</w:t>
       </w:r>
       <w:r>
         <w:rPr>
@@ -2591,30 +3111,23 @@
           <w:i w:val="0"/>
           <w:sz w:val="22"/>
         </w:rPr>
-        <w:t xml:space="preserve"> Мы и так собирались её опубликовать.</w:t>
+        <w:t xml:space="preserve"> Пусть колет. Мне лучше услышать её от вас сейчас, чем от следователя потом.</w:t>
       </w:r>
     </w:p>
     <w:p>
       <w:pPr>
-        <w:spacing w:before="0" w:after="110" w:line="300" w:lineRule="auto"/>
+        <w:keepNext/>
+        <w:spacing w:before="320" w:after="140"/>
       </w:pPr>
       <w:r>
         <w:rPr>
           <w:rFonts w:ascii="Times New Roman" w:hAnsi="Times New Roman" w:eastAsia="Malgun Gothic"/>
           <w:b/>
           <w:i w:val="0"/>
-          <w:sz w:val="22"/>
-        </w:rPr>
-        <w:t xml:space="preserve">Лёша: </w:t>
-      </w:r>
-      <w:r>
-        <w:rPr>
-          <w:rFonts w:ascii="Times New Roman" w:hAnsi="Times New Roman" w:eastAsia="Malgun Gothic"/>
-          <w:b w:val="0"/>
-          <w:i w:val="0"/>
-          <w:sz w:val="22"/>
-        </w:rPr>
-        <w:t>Знаю. Поэтому прошу: опубликуйте вместе с тем, что мы сделали.</w:t>
+          <w:color w:val="1F3864"/>
+          <w:sz w:val="26"/>
+        </w:rPr>
+        <w:t>장면 9 — 첫 번째 발견</w:t>
       </w:r>
     </w:p>
     <w:p>
@@ -2628,7 +3141,7 @@
           <w:i w:val="0"/>
           <w:sz w:val="22"/>
         </w:rPr>
-        <w:t xml:space="preserve">Кирилл: </w:t>
+        <w:t xml:space="preserve">Вениамин: </w:t>
       </w:r>
       <w:r>
         <w:rPr>
@@ -2638,7 +3151,7 @@
           <w:color w:val="555555"/>
           <w:sz w:val="22"/>
         </w:rPr>
-        <w:t>(после короткой паузы)</w:t>
+        <w:t>(через три дня, раскладывая распечатки)</w:t>
       </w:r>
       <w:r>
         <w:rPr>
@@ -2647,45 +3160,13 @@
           <w:i w:val="0"/>
           <w:sz w:val="22"/>
         </w:rPr>
-        <w:t xml:space="preserve"> Хорошо. Вместе.</w:t>
+        <w:t xml:space="preserve"> Алексей Николаевич, первая находка. Небольшая, но показательная. Ростовское отделение: за два месяца сорок одно пожертвование, каждое чуть ниже порога, с которого нужно раскрывать жертвователя.</w:t>
       </w:r>
     </w:p>
     <w:p>
       <w:pPr>
         <w:spacing w:before="0" w:after="110" w:line="300" w:lineRule="auto"/>
       </w:pPr>
-      <w:r>
-        <w:rPr>
-          <w:rFonts w:ascii="Times New Roman" w:hAnsi="Times New Roman" w:eastAsia="Malgun Gothic"/>
-          <w:b/>
-          <w:i w:val="0"/>
-          <w:sz w:val="22"/>
-        </w:rPr>
-        <w:t xml:space="preserve">Лёша: </w:t>
-      </w:r>
-      <w:r>
-        <w:rPr>
-          <w:rFonts w:ascii="Times New Roman" w:hAnsi="Times New Roman" w:eastAsia="Malgun Gothic"/>
-          <w:b w:val="0"/>
-          <w:i w:val="0"/>
-          <w:sz w:val="22"/>
-        </w:rPr>
-        <w:t>А кто он вообще, этот руководитель ростовского отделения?</w:t>
-      </w:r>
-    </w:p>
-    <w:p>
-      <w:pPr>
-        <w:spacing w:before="0" w:after="110" w:line="300" w:lineRule="auto"/>
-      </w:pPr>
-      <w:r>
-        <w:rPr>
-          <w:rFonts w:ascii="Times New Roman" w:hAnsi="Times New Roman" w:eastAsia="Malgun Gothic"/>
-          <w:b/>
-          <w:i w:val="0"/>
-          <w:sz w:val="22"/>
-        </w:rPr>
-        <w:t xml:space="preserve">Катя: </w:t>
-      </w:r>
       <w:r>
         <w:rPr>
           <w:rFonts w:ascii="Times New Roman" w:hAnsi="Times New Roman" w:eastAsia="Malgun Gothic"/>
@@ -2694,16 +3175,7 @@
           <w:color w:val="555555"/>
           <w:sz w:val="22"/>
         </w:rPr>
-        <w:t>(сверяется с планшетом)</w:t>
-      </w:r>
-      <w:r>
-        <w:rPr>
-          <w:rFonts w:ascii="Times New Roman" w:hAnsi="Times New Roman" w:eastAsia="Malgun Gothic"/>
-          <w:b w:val="0"/>
-          <w:i w:val="0"/>
-          <w:sz w:val="22"/>
-        </w:rPr>
-        <w:t xml:space="preserve"> Человек из местного бизнеса. Вступил в партию восемь месяцев назад. Очень активный.</w:t>
+        <w:t>(Изольда, проходя мимо, ставит перед Кириллом термос)</w:t>
       </w:r>
     </w:p>
     <w:p>
@@ -2726,7 +3198,7 @@
           <w:i w:val="0"/>
           <w:sz w:val="22"/>
         </w:rPr>
-        <w:t>Активные в первый год — всегда самые интересные, Екатерина Ивановна. Тридцать лет в профессии: кто громче всех кричит о прозрачности, тот первым открывает второй счёт.</w:t>
+        <w:t>Суп. Опять без обеда, Кирилл Андреевич? При клиенте ругать не буду. Потом.</w:t>
       </w:r>
     </w:p>
     <w:p>
@@ -2740,7 +3212,7 @@
           <w:i w:val="0"/>
           <w:sz w:val="22"/>
         </w:rPr>
-        <w:t xml:space="preserve">Лёша: </w:t>
+        <w:t xml:space="preserve">Кирилл: </w:t>
       </w:r>
       <w:r>
         <w:rPr>
@@ -2750,7 +3222,7 @@
           <w:color w:val="555555"/>
           <w:sz w:val="22"/>
         </w:rPr>
-        <w:t>(Кате)</w:t>
+        <w:t>(виновато)</w:t>
       </w:r>
       <w:r>
         <w:rPr>
@@ -2759,7 +3231,7 @@
           <w:i w:val="0"/>
           <w:sz w:val="22"/>
         </w:rPr>
-        <w:t xml:space="preserve"> Запомни это. И проверь всех «очень активных» за последний год.</w:t>
+        <w:t xml:space="preserve"> Спасибо, Изольда Тимофеевна.</w:t>
       </w:r>
     </w:p>
     <w:p>
@@ -2773,7 +3245,53 @@
           <w:i w:val="0"/>
           <w:sz w:val="22"/>
         </w:rPr>
-        <w:t xml:space="preserve">Настя: </w:t>
+        <w:t xml:space="preserve">Изольда: </w:t>
+      </w:r>
+      <w:r>
+        <w:rPr>
+          <w:rFonts w:ascii="Times New Roman" w:hAnsi="Times New Roman" w:eastAsia="Malgun Gothic"/>
+          <w:b w:val="0"/>
+          <w:i w:val="0"/>
+          <w:sz w:val="22"/>
+        </w:rPr>
+        <w:t>Классическое дробление, Вениамин Олегович. Я такое видела ещё в девяностых.</w:t>
+      </w:r>
+    </w:p>
+    <w:p>
+      <w:pPr>
+        <w:spacing w:before="0" w:after="110" w:line="300" w:lineRule="auto"/>
+      </w:pPr>
+      <w:r>
+        <w:rPr>
+          <w:rFonts w:ascii="Times New Roman" w:hAnsi="Times New Roman" w:eastAsia="Malgun Gothic"/>
+          <w:b/>
+          <w:i w:val="0"/>
+          <w:sz w:val="22"/>
+        </w:rPr>
+        <w:t xml:space="preserve">Вениамин: </w:t>
+      </w:r>
+      <w:r>
+        <w:rPr>
+          <w:rFonts w:ascii="Times New Roman" w:hAnsi="Times New Roman" w:eastAsia="Malgun Gothic"/>
+          <w:b w:val="0"/>
+          <w:i w:val="0"/>
+          <w:sz w:val="22"/>
+        </w:rPr>
+        <w:t>Именно, Изольда Тимофеевна. Адреса разные, но все платежи прошли через один и тот же терминал. Скорее всего, один человек. Или одна компания.</w:t>
+      </w:r>
+    </w:p>
+    <w:p>
+      <w:pPr>
+        <w:spacing w:before="0" w:after="110" w:line="300" w:lineRule="auto"/>
+      </w:pPr>
+      <w:r>
+        <w:rPr>
+          <w:rFonts w:ascii="Times New Roman" w:hAnsi="Times New Roman" w:eastAsia="Malgun Gothic"/>
+          <w:b/>
+          <w:i w:val="0"/>
+          <w:sz w:val="22"/>
+        </w:rPr>
+        <w:t xml:space="preserve">Лёша: </w:t>
       </w:r>
       <w:r>
         <w:rPr>
@@ -2783,7 +3301,7 @@
           <w:color w:val="555555"/>
           <w:sz w:val="22"/>
         </w:rPr>
-        <w:t>(после паузы, вполголоса Кириллу, уже на «ты»)</w:t>
+        <w:t>(холодеет)</w:t>
       </w:r>
       <w:r>
         <w:rPr>
@@ -2792,7 +3310,76 @@
           <w:i w:val="0"/>
           <w:sz w:val="22"/>
         </w:rPr>
-        <w:t xml:space="preserve"> Кирилл, он не торговался. Ни секунды.</w:t>
+        <w:t xml:space="preserve"> Сколько?</w:t>
+      </w:r>
+    </w:p>
+    <w:p>
+      <w:pPr>
+        <w:spacing w:before="0" w:after="110" w:line="300" w:lineRule="auto"/>
+      </w:pPr>
+      <w:r>
+        <w:rPr>
+          <w:rFonts w:ascii="Times New Roman" w:hAnsi="Times New Roman" w:eastAsia="Malgun Gothic"/>
+          <w:b/>
+          <w:i w:val="0"/>
+          <w:sz w:val="22"/>
+        </w:rPr>
+        <w:t xml:space="preserve">Вениамин: </w:t>
+      </w:r>
+      <w:r>
+        <w:rPr>
+          <w:rFonts w:ascii="Times New Roman" w:hAnsi="Times New Roman" w:eastAsia="Malgun Gothic"/>
+          <w:b w:val="0"/>
+          <w:i w:val="0"/>
+          <w:sz w:val="22"/>
+        </w:rPr>
+        <w:t>Около двух миллионов рублей. Для кампании — немного. Для заголовка «Орлов берёт тёмные деньги» — более чем достаточно.</w:t>
+      </w:r>
+    </w:p>
+    <w:p>
+      <w:pPr>
+        <w:spacing w:before="0" w:after="110" w:line="300" w:lineRule="auto"/>
+      </w:pPr>
+      <w:r>
+        <w:rPr>
+          <w:rFonts w:ascii="Times New Roman" w:hAnsi="Times New Roman" w:eastAsia="Malgun Gothic"/>
+          <w:b/>
+          <w:i w:val="0"/>
+          <w:sz w:val="22"/>
+        </w:rPr>
+        <w:t xml:space="preserve">Настя: </w:t>
+      </w:r>
+      <w:r>
+        <w:rPr>
+          <w:rFonts w:ascii="Times New Roman" w:hAnsi="Times New Roman" w:eastAsia="Malgun Gothic"/>
+          <w:b w:val="0"/>
+          <w:i w:val="0"/>
+          <w:sz w:val="22"/>
+        </w:rPr>
+        <w:t>Вот и первая проверка, Алексей Николаевич. Что будете делать?</w:t>
+      </w:r>
+    </w:p>
+    <w:p>
+      <w:pPr>
+        <w:spacing w:before="0" w:after="110" w:line="300" w:lineRule="auto"/>
+      </w:pPr>
+      <w:r>
+        <w:rPr>
+          <w:rFonts w:ascii="Times New Roman" w:hAnsi="Times New Roman" w:eastAsia="Malgun Gothic"/>
+          <w:b/>
+          <w:i w:val="0"/>
+          <w:sz w:val="22"/>
+        </w:rPr>
+        <w:t xml:space="preserve">Лёша: </w:t>
+      </w:r>
+      <w:r>
+        <w:rPr>
+          <w:rFonts w:ascii="Times New Roman" w:hAnsi="Times New Roman" w:eastAsia="Malgun Gothic"/>
+          <w:b w:val="0"/>
+          <w:i w:val="0"/>
+          <w:sz w:val="22"/>
+        </w:rPr>
+        <w:t>Вернуть всё до копейки, сегодня же. Руководителя отделения — отстранить до выяснения. И опубликовать вашу находку раньше, чем её «найдёт» кто-то другой.</w:t>
       </w:r>
     </w:p>
     <w:p>
@@ -2816,7 +3403,7 @@
           <w:color w:val="555555"/>
           <w:sz w:val="22"/>
         </w:rPr>
-        <w:t>(так же тихо)</w:t>
+        <w:t>(переглядывается с Настей)</w:t>
       </w:r>
       <w:r>
         <w:rPr>
@@ -2825,7 +3412,7 @@
           <w:i w:val="0"/>
           <w:sz w:val="22"/>
         </w:rPr>
-        <w:t xml:space="preserve"> Я же тебе говорил, Настя. Посмотрим, как дальше, — но начало честное.</w:t>
+        <w:t xml:space="preserve"> Мы и так собирались её опубликовать.</w:t>
       </w:r>
     </w:p>
     <w:p>
@@ -2839,7 +3426,30 @@
           <w:i w:val="0"/>
           <w:sz w:val="22"/>
         </w:rPr>
-        <w:t xml:space="preserve">Изольда: </w:t>
+        <w:t xml:space="preserve">Лёша: </w:t>
+      </w:r>
+      <w:r>
+        <w:rPr>
+          <w:rFonts w:ascii="Times New Roman" w:hAnsi="Times New Roman" w:eastAsia="Malgun Gothic"/>
+          <w:b w:val="0"/>
+          <w:i w:val="0"/>
+          <w:sz w:val="22"/>
+        </w:rPr>
+        <w:t>Знаю. Поэтому прошу: опубликуйте вместе с тем, что мы сделали.</w:t>
+      </w:r>
+    </w:p>
+    <w:p>
+      <w:pPr>
+        <w:spacing w:before="0" w:after="110" w:line="300" w:lineRule="auto"/>
+      </w:pPr>
+      <w:r>
+        <w:rPr>
+          <w:rFonts w:ascii="Times New Roman" w:hAnsi="Times New Roman" w:eastAsia="Malgun Gothic"/>
+          <w:b/>
+          <w:i w:val="0"/>
+          <w:sz w:val="22"/>
+        </w:rPr>
+        <w:t xml:space="preserve">Кирилл: </w:t>
       </w:r>
       <w:r>
         <w:rPr>
@@ -2849,7 +3459,7 @@
           <w:color w:val="555555"/>
           <w:sz w:val="22"/>
         </w:rPr>
-        <w:t>(собирая бумаги)</w:t>
+        <w:t>(после короткой паузы)</w:t>
       </w:r>
       <w:r>
         <w:rPr>
@@ -2858,23 +3468,30 @@
           <w:i w:val="0"/>
           <w:sz w:val="22"/>
         </w:rPr>
-        <w:t xml:space="preserve"> Голубки, шептаться будете дома. У нас сорок регионов, и в каждом свой Ростов.</w:t>
+        <w:t xml:space="preserve"> Хорошо. Вместе.</w:t>
       </w:r>
     </w:p>
     <w:p>
       <w:pPr>
-        <w:keepNext/>
-        <w:spacing w:before="320" w:after="140"/>
+        <w:spacing w:before="0" w:after="110" w:line="300" w:lineRule="auto"/>
       </w:pPr>
       <w:r>
         <w:rPr>
           <w:rFonts w:ascii="Times New Roman" w:hAnsi="Times New Roman" w:eastAsia="Malgun Gothic"/>
           <w:b/>
           <w:i w:val="0"/>
-          <w:color w:val="1F3864"/>
-          <w:sz w:val="26"/>
-        </w:rPr>
-        <w:t>장면 9 — 어머니와 파벨과의 사적인 순간</w:t>
+          <w:sz w:val="22"/>
+        </w:rPr>
+        <w:t xml:space="preserve">Лёша: </w:t>
+      </w:r>
+      <w:r>
+        <w:rPr>
+          <w:rFonts w:ascii="Times New Roman" w:hAnsi="Times New Roman" w:eastAsia="Malgun Gothic"/>
+          <w:b w:val="0"/>
+          <w:i w:val="0"/>
+          <w:sz w:val="22"/>
+        </w:rPr>
+        <w:t>А кто он вообще, этот руководитель ростовского отделения?</w:t>
       </w:r>
     </w:p>
     <w:p>
@@ -2888,53 +3505,7 @@
           <w:i w:val="0"/>
           <w:sz w:val="22"/>
         </w:rPr>
-        <w:t xml:space="preserve">Анна: </w:t>
-      </w:r>
-      <w:r>
-        <w:rPr>
-          <w:rFonts w:ascii="Times New Roman" w:hAnsi="Times New Roman" w:eastAsia="Malgun Gothic"/>
-          <w:b w:val="0"/>
-          <w:i w:val="0"/>
-          <w:sz w:val="22"/>
-        </w:rPr>
-        <w:t>Лёша, Президент… Я даже произносить это слово рядом с твоим именем боюсь.</w:t>
-      </w:r>
-    </w:p>
-    <w:p>
-      <w:pPr>
-        <w:spacing w:before="0" w:after="110" w:line="300" w:lineRule="auto"/>
-      </w:pPr>
-      <w:r>
-        <w:rPr>
-          <w:rFonts w:ascii="Times New Roman" w:hAnsi="Times New Roman" w:eastAsia="Malgun Gothic"/>
-          <w:b/>
-          <w:i w:val="0"/>
-          <w:sz w:val="22"/>
-        </w:rPr>
-        <w:t xml:space="preserve">Лёша: </w:t>
-      </w:r>
-      <w:r>
-        <w:rPr>
-          <w:rFonts w:ascii="Times New Roman" w:hAnsi="Times New Roman" w:eastAsia="Malgun Gothic"/>
-          <w:b w:val="0"/>
-          <w:i w:val="0"/>
-          <w:sz w:val="22"/>
-        </w:rPr>
-        <w:t>Мам, если не хочешь — я откажусь. Ещё не поздно.</w:t>
-      </w:r>
-    </w:p>
-    <w:p>
-      <w:pPr>
-        <w:spacing w:before="0" w:after="110" w:line="300" w:lineRule="auto"/>
-      </w:pPr>
-      <w:r>
-        <w:rPr>
-          <w:rFonts w:ascii="Times New Roman" w:hAnsi="Times New Roman" w:eastAsia="Malgun Gothic"/>
-          <w:b/>
-          <w:i w:val="0"/>
-          <w:sz w:val="22"/>
-        </w:rPr>
-        <w:t xml:space="preserve">Анна: </w:t>
+        <w:t xml:space="preserve">Катя: </w:t>
       </w:r>
       <w:r>
         <w:rPr>
@@ -2944,7 +3515,7 @@
           <w:color w:val="555555"/>
           <w:sz w:val="22"/>
         </w:rPr>
-        <w:t>(сердито)</w:t>
+        <w:t>(сверяется с планшетом)</w:t>
       </w:r>
       <w:r>
         <w:rPr>
@@ -2953,7 +3524,7 @@
           <w:i w:val="0"/>
           <w:sz w:val="22"/>
         </w:rPr>
-        <w:t xml:space="preserve"> Не смей. Отец бы из-под земли встал и надрал тебе уши. Я просто боюсь. Это разные вещи.</w:t>
+        <w:t xml:space="preserve"> Человек из местного бизнеса. Вступил в партию восемь месяцев назад. Очень активный.</w:t>
       </w:r>
     </w:p>
     <w:p>
@@ -2967,7 +3538,7 @@
           <w:i w:val="0"/>
           <w:sz w:val="22"/>
         </w:rPr>
-        <w:t xml:space="preserve">Лёша: </w:t>
+        <w:t xml:space="preserve">Изольда: </w:t>
       </w:r>
       <w:r>
         <w:rPr>
@@ -2976,7 +3547,7 @@
           <w:i w:val="0"/>
           <w:sz w:val="22"/>
         </w:rPr>
-        <w:t>Я тоже, мам, если честно.</w:t>
+        <w:t>Активные в первый год — всегда самые интересные, Екатерина Ивановна. Тридцать лет в профессии: кто громче всех кричит о прозрачности, тот первым открывает второй счёт.</w:t>
       </w:r>
     </w:p>
     <w:p>
@@ -2990,7 +3561,7 @@
           <w:i w:val="0"/>
           <w:sz w:val="22"/>
         </w:rPr>
-        <w:t xml:space="preserve">Павел: </w:t>
+        <w:t xml:space="preserve">Лёша: </w:t>
       </w:r>
       <w:r>
         <w:rPr>
@@ -3000,7 +3571,7 @@
           <w:color w:val="555555"/>
           <w:sz w:val="22"/>
         </w:rPr>
-        <w:t>(подходит; испытательный срок по приговору уже закончился)</w:t>
+        <w:t>(Кате)</w:t>
       </w:r>
       <w:r>
         <w:rPr>
@@ -3009,7 +3580,7 @@
           <w:i w:val="0"/>
           <w:sz w:val="22"/>
         </w:rPr>
-        <w:t xml:space="preserve"> Лёша, знаешь, о чём я подумал, когда услышал новость?</w:t>
+        <w:t xml:space="preserve"> Запомни это. И проверь всех «очень активных» за последний год.</w:t>
       </w:r>
     </w:p>
     <w:p>
@@ -3023,53 +3594,7 @@
           <w:i w:val="0"/>
           <w:sz w:val="22"/>
         </w:rPr>
-        <w:t xml:space="preserve">Лёша: </w:t>
-      </w:r>
-      <w:r>
-        <w:rPr>
-          <w:rFonts w:ascii="Times New Roman" w:hAnsi="Times New Roman" w:eastAsia="Malgun Gothic"/>
-          <w:b w:val="0"/>
-          <w:i w:val="0"/>
-          <w:sz w:val="22"/>
-        </w:rPr>
-        <w:t>О чём, Паша?</w:t>
-      </w:r>
-    </w:p>
-    <w:p>
-      <w:pPr>
-        <w:spacing w:before="0" w:after="110" w:line="300" w:lineRule="auto"/>
-      </w:pPr>
-      <w:r>
-        <w:rPr>
-          <w:rFonts w:ascii="Times New Roman" w:hAnsi="Times New Roman" w:eastAsia="Malgun Gothic"/>
-          <w:b/>
-          <w:i w:val="0"/>
-          <w:sz w:val="22"/>
-        </w:rPr>
-        <w:t xml:space="preserve">Павел: </w:t>
-      </w:r>
-      <w:r>
-        <w:rPr>
-          <w:rFonts w:ascii="Times New Roman" w:hAnsi="Times New Roman" w:eastAsia="Malgun Gothic"/>
-          <w:b w:val="0"/>
-          <w:i w:val="0"/>
-          <w:sz w:val="22"/>
-        </w:rPr>
-        <w:t>О двух мальчишках в московской конторе с протекающим потолком. Если бы кто-то тогда сказал, что один из них будет баллотироваться в президенты, — второй бы сказал: «Ты параноик!»</w:t>
-      </w:r>
-    </w:p>
-    <w:p>
-      <w:pPr>
-        <w:spacing w:before="0" w:after="110" w:line="300" w:lineRule="auto"/>
-      </w:pPr>
-      <w:r>
-        <w:rPr>
-          <w:rFonts w:ascii="Times New Roman" w:hAnsi="Times New Roman" w:eastAsia="Malgun Gothic"/>
-          <w:b/>
-          <w:i w:val="0"/>
-          <w:sz w:val="22"/>
-        </w:rPr>
-        <w:t xml:space="preserve">Лёша: </w:t>
+        <w:t xml:space="preserve">Настя: </w:t>
       </w:r>
       <w:r>
         <w:rPr>
@@ -3079,7 +3604,7 @@
           <w:color w:val="555555"/>
           <w:sz w:val="22"/>
         </w:rPr>
-        <w:t>(смеётся)</w:t>
+        <w:t>(после паузы, вполголоса Кириллу, уже на «ты»)</w:t>
       </w:r>
       <w:r>
         <w:rPr>
@@ -3088,7 +3613,7 @@
           <w:i w:val="0"/>
           <w:sz w:val="22"/>
         </w:rPr>
-        <w:t xml:space="preserve"> А первый ответил бы: «А ты наивен».</w:t>
+        <w:t xml:space="preserve"> Кирилл, он не торговался. Ни секунды.</w:t>
       </w:r>
     </w:p>
     <w:p>
@@ -3102,16 +3627,7 @@
           <w:i w:val="0"/>
           <w:sz w:val="22"/>
         </w:rPr>
-        <w:t xml:space="preserve">Павел: </w:t>
-      </w:r>
-      <w:r>
-        <w:rPr>
-          <w:rFonts w:ascii="Times New Roman" w:hAnsi="Times New Roman" w:eastAsia="Malgun Gothic"/>
-          <w:b w:val="0"/>
-          <w:i w:val="0"/>
-          <w:sz w:val="22"/>
-        </w:rPr>
-        <w:t xml:space="preserve">Вот именно. И оба были бы неправы. </w:t>
+        <w:t xml:space="preserve">Кирилл: </w:t>
       </w:r>
       <w:r>
         <w:rPr>
@@ -3121,7 +3637,7 @@
           <w:color w:val="555555"/>
           <w:sz w:val="22"/>
         </w:rPr>
-        <w:t>(серьёзнее)</w:t>
+        <w:t>(так же тихо)</w:t>
       </w:r>
       <w:r>
         <w:rPr>
@@ -3130,7 +3646,7 @@
           <w:i w:val="0"/>
           <w:sz w:val="22"/>
         </w:rPr>
-        <w:t xml:space="preserve"> Слышал про аудиторов. Правильно, Лёш. Меня бы тогда такие люди поймали за неделю.</w:t>
+        <w:t xml:space="preserve"> Я же тебе говорил, Настя. Посмотрим, как дальше, — но начало честное.</w:t>
       </w:r>
     </w:p>
     <w:p>
@@ -3144,99 +3660,7 @@
           <w:i w:val="0"/>
           <w:sz w:val="22"/>
         </w:rPr>
-        <w:t xml:space="preserve">Лёша: </w:t>
-      </w:r>
-      <w:r>
-        <w:rPr>
-          <w:rFonts w:ascii="Times New Roman" w:hAnsi="Times New Roman" w:eastAsia="Malgun Gothic"/>
-          <w:b w:val="0"/>
-          <w:i w:val="0"/>
-          <w:sz w:val="22"/>
-        </w:rPr>
-        <w:t>Тебя поймал я. Просто слишком поздно.</w:t>
-      </w:r>
-    </w:p>
-    <w:p>
-      <w:pPr>
-        <w:spacing w:before="0" w:after="110" w:line="300" w:lineRule="auto"/>
-      </w:pPr>
-      <w:r>
-        <w:rPr>
-          <w:rFonts w:ascii="Times New Roman" w:hAnsi="Times New Roman" w:eastAsia="Malgun Gothic"/>
-          <w:b/>
-          <w:i w:val="0"/>
-          <w:sz w:val="22"/>
-        </w:rPr>
-        <w:t xml:space="preserve">Павел: </w:t>
-      </w:r>
-      <w:r>
-        <w:rPr>
-          <w:rFonts w:ascii="Times New Roman" w:hAnsi="Times New Roman" w:eastAsia="Malgun Gothic"/>
-          <w:b w:val="0"/>
-          <w:i w:val="0"/>
-          <w:sz w:val="22"/>
-        </w:rPr>
-        <w:t>Не слишком. Как раз вовремя, чтобы я успел стать другим.</w:t>
-      </w:r>
-    </w:p>
-    <w:p>
-      <w:pPr>
-        <w:spacing w:before="0" w:after="110" w:line="300" w:lineRule="auto"/>
-      </w:pPr>
-      <w:r>
-        <w:rPr>
-          <w:rFonts w:ascii="Times New Roman" w:hAnsi="Times New Roman" w:eastAsia="Malgun Gothic"/>
-          <w:b/>
-          <w:i w:val="0"/>
-          <w:sz w:val="22"/>
-        </w:rPr>
-        <w:t xml:space="preserve">Лёша: </w:t>
-      </w:r>
-      <w:r>
-        <w:rPr>
-          <w:rFonts w:ascii="Times New Roman" w:hAnsi="Times New Roman" w:eastAsia="Malgun Gothic"/>
-          <w:b w:val="0"/>
-          <w:i w:val="0"/>
-          <w:sz w:val="22"/>
-        </w:rPr>
-        <w:t>Как малыш?</w:t>
-      </w:r>
-    </w:p>
-    <w:p>
-      <w:pPr>
-        <w:spacing w:before="0" w:after="110" w:line="300" w:lineRule="auto"/>
-      </w:pPr>
-      <w:r>
-        <w:rPr>
-          <w:rFonts w:ascii="Times New Roman" w:hAnsi="Times New Roman" w:eastAsia="Malgun Gothic"/>
-          <w:b/>
-          <w:i w:val="0"/>
-          <w:sz w:val="22"/>
-        </w:rPr>
-        <w:t xml:space="preserve">Павел: </w:t>
-      </w:r>
-      <w:r>
-        <w:rPr>
-          <w:rFonts w:ascii="Times New Roman" w:hAnsi="Times New Roman" w:eastAsia="Malgun Gothic"/>
-          <w:b w:val="0"/>
-          <w:i w:val="0"/>
-          <w:sz w:val="22"/>
-        </w:rPr>
-        <w:t>Ходит уже. Держится за стулья, падает, встаёт и снова идёт. Маша говорит — весь в меня: сначала падает, потом думает.</w:t>
-      </w:r>
-    </w:p>
-    <w:p>
-      <w:pPr>
-        <w:spacing w:before="0" w:after="110" w:line="300" w:lineRule="auto"/>
-      </w:pPr>
-      <w:r>
-        <w:rPr>
-          <w:rFonts w:ascii="Times New Roman" w:hAnsi="Times New Roman" w:eastAsia="Malgun Gothic"/>
-          <w:b/>
-          <w:i w:val="0"/>
-          <w:sz w:val="22"/>
-        </w:rPr>
-        <w:t xml:space="preserve">Лёша: </w:t>
+        <w:t xml:space="preserve">Изольда: </w:t>
       </w:r>
       <w:r>
         <w:rPr>
@@ -3246,7 +3670,7 @@
           <w:color w:val="555555"/>
           <w:sz w:val="22"/>
         </w:rPr>
-        <w:t>(смеётся)</w:t>
+        <w:t>(собирая бумаги)</w:t>
       </w:r>
       <w:r>
         <w:rPr>
@@ -3255,30 +3679,23 @@
           <w:i w:val="0"/>
           <w:sz w:val="22"/>
         </w:rPr>
-        <w:t xml:space="preserve"> Плохая наследственность, Паша.</w:t>
+        <w:t xml:space="preserve"> Голубки, шептаться будете дома. У нас сорок регионов, и в каждом свой Ростов.</w:t>
       </w:r>
     </w:p>
     <w:p>
       <w:pPr>
-        <w:spacing w:before="0" w:after="110" w:line="300" w:lineRule="auto"/>
+        <w:keepNext/>
+        <w:spacing w:before="320" w:after="140"/>
       </w:pPr>
       <w:r>
         <w:rPr>
           <w:rFonts w:ascii="Times New Roman" w:hAnsi="Times New Roman" w:eastAsia="Malgun Gothic"/>
           <w:b/>
           <w:i w:val="0"/>
-          <w:sz w:val="22"/>
-        </w:rPr>
-        <w:t xml:space="preserve">Павел: </w:t>
-      </w:r>
-      <w:r>
-        <w:rPr>
-          <w:rFonts w:ascii="Times New Roman" w:hAnsi="Times New Roman" w:eastAsia="Malgun Gothic"/>
-          <w:b w:val="0"/>
-          <w:i w:val="0"/>
-          <w:sz w:val="22"/>
-        </w:rPr>
-        <w:t>Нормальная. Главное — встаёт. Я проверял.</w:t>
+          <w:color w:val="1F3864"/>
+          <w:sz w:val="26"/>
+        </w:rPr>
+        <w:t>장면 10 — 어머니와 파벨과의 사적인 순간</w:t>
       </w:r>
     </w:p>
     <w:p>
@@ -3301,23 +3718,30 @@
           <w:i w:val="0"/>
           <w:sz w:val="22"/>
         </w:rPr>
-        <w:t>Отец бы поверил, Лёша. Он всегда видел в тебе больше, чем ты сам в себе видел.</w:t>
+        <w:t>Лёша, Президент… Я даже произносить это слово рядом с твоим именем боюсь.</w:t>
       </w:r>
     </w:p>
     <w:p>
       <w:pPr>
-        <w:keepNext/>
-        <w:spacing w:before="320" w:after="140"/>
+        <w:spacing w:before="0" w:after="110" w:line="300" w:lineRule="auto"/>
       </w:pPr>
       <w:r>
         <w:rPr>
           <w:rFonts w:ascii="Times New Roman" w:hAnsi="Times New Roman" w:eastAsia="Malgun Gothic"/>
           <w:b/>
           <w:i w:val="0"/>
-          <w:color w:val="1F3864"/>
-          <w:sz w:val="26"/>
-        </w:rPr>
-        <w:t>장면 10 — 마무리, 3부의 끝</w:t>
+          <w:sz w:val="22"/>
+        </w:rPr>
+        <w:t xml:space="preserve">Лёша: </w:t>
+      </w:r>
+      <w:r>
+        <w:rPr>
+          <w:rFonts w:ascii="Times New Roman" w:hAnsi="Times New Roman" w:eastAsia="Malgun Gothic"/>
+          <w:b w:val="0"/>
+          <w:i w:val="0"/>
+          <w:sz w:val="22"/>
+        </w:rPr>
+        <w:t>Мам, если не хочешь — я откажусь. Ещё не поздно.</w:t>
       </w:r>
     </w:p>
     <w:p>
@@ -3331,7 +3755,7 @@
           <w:i w:val="0"/>
           <w:sz w:val="22"/>
         </w:rPr>
-        <w:t xml:space="preserve">Лёша: </w:t>
+        <w:t xml:space="preserve">Анна: </w:t>
       </w:r>
       <w:r>
         <w:rPr>
@@ -3341,7 +3765,7 @@
           <w:color w:val="555555"/>
           <w:sz w:val="22"/>
         </w:rPr>
-        <w:t>(один, вечером, у окна кабинета)</w:t>
+        <w:t>(сердито)</w:t>
       </w:r>
       <w:r>
         <w:rPr>
@@ -3350,7 +3774,7 @@
           <w:i w:val="0"/>
           <w:sz w:val="22"/>
         </w:rPr>
-        <w:t xml:space="preserve"> Виктор Петрович… Ольга Викторовна… Дарья… Папа… Не знаю, слышите ли вы меня, но я иду дальше. Туда, куда вы все меня привели, каждый по-своему.</w:t>
+        <w:t xml:space="preserve"> Не смей. Отец бы из-под земли встал и надрал тебе уши. Я просто боюсь. Это разные вещи.</w:t>
       </w:r>
     </w:p>
     <w:p>
@@ -3364,7 +3788,30 @@
           <w:i w:val="0"/>
           <w:sz w:val="22"/>
         </w:rPr>
-        <w:t xml:space="preserve">Катя: </w:t>
+        <w:t xml:space="preserve">Лёша: </w:t>
+      </w:r>
+      <w:r>
+        <w:rPr>
+          <w:rFonts w:ascii="Times New Roman" w:hAnsi="Times New Roman" w:eastAsia="Malgun Gothic"/>
+          <w:b w:val="0"/>
+          <w:i w:val="0"/>
+          <w:sz w:val="22"/>
+        </w:rPr>
+        <w:t>Я тоже, мам, если честно.</w:t>
+      </w:r>
+    </w:p>
+    <w:p>
+      <w:pPr>
+        <w:spacing w:before="0" w:after="110" w:line="300" w:lineRule="auto"/>
+      </w:pPr>
+      <w:r>
+        <w:rPr>
+          <w:rFonts w:ascii="Times New Roman" w:hAnsi="Times New Roman" w:eastAsia="Malgun Gothic"/>
+          <w:b/>
+          <w:i w:val="0"/>
+          <w:sz w:val="22"/>
+        </w:rPr>
+        <w:t xml:space="preserve">Павел: </w:t>
       </w:r>
       <w:r>
         <w:rPr>
@@ -3374,7 +3821,7 @@
           <w:color w:val="555555"/>
           <w:sz w:val="22"/>
         </w:rPr>
-        <w:t>(тихо входит)</w:t>
+        <w:t>(подходит; испытательный срок по приговору уже закончился)</w:t>
       </w:r>
       <w:r>
         <w:rPr>
@@ -3383,7 +3830,53 @@
           <w:i w:val="0"/>
           <w:sz w:val="22"/>
         </w:rPr>
-        <w:t xml:space="preserve"> Кампания начинается завтра, Алексей Николаевич. «Компас» прислал график проверок на первый месяц. Готовы?</w:t>
+        <w:t xml:space="preserve"> Лёша, знаешь, о чём я подумал, когда услышал новость?</w:t>
+      </w:r>
+    </w:p>
+    <w:p>
+      <w:pPr>
+        <w:spacing w:before="0" w:after="110" w:line="300" w:lineRule="auto"/>
+      </w:pPr>
+      <w:r>
+        <w:rPr>
+          <w:rFonts w:ascii="Times New Roman" w:hAnsi="Times New Roman" w:eastAsia="Malgun Gothic"/>
+          <w:b/>
+          <w:i w:val="0"/>
+          <w:sz w:val="22"/>
+        </w:rPr>
+        <w:t xml:space="preserve">Лёша: </w:t>
+      </w:r>
+      <w:r>
+        <w:rPr>
+          <w:rFonts w:ascii="Times New Roman" w:hAnsi="Times New Roman" w:eastAsia="Malgun Gothic"/>
+          <w:b w:val="0"/>
+          <w:i w:val="0"/>
+          <w:sz w:val="22"/>
+        </w:rPr>
+        <w:t>О чём, Паша?</w:t>
+      </w:r>
+    </w:p>
+    <w:p>
+      <w:pPr>
+        <w:spacing w:before="0" w:after="110" w:line="300" w:lineRule="auto"/>
+      </w:pPr>
+      <w:r>
+        <w:rPr>
+          <w:rFonts w:ascii="Times New Roman" w:hAnsi="Times New Roman" w:eastAsia="Malgun Gothic"/>
+          <w:b/>
+          <w:i w:val="0"/>
+          <w:sz w:val="22"/>
+        </w:rPr>
+        <w:t xml:space="preserve">Павел: </w:t>
+      </w:r>
+      <w:r>
+        <w:rPr>
+          <w:rFonts w:ascii="Times New Roman" w:hAnsi="Times New Roman" w:eastAsia="Malgun Gothic"/>
+          <w:b w:val="0"/>
+          <w:i w:val="0"/>
+          <w:sz w:val="22"/>
+        </w:rPr>
+        <w:t>О двух мальчишках в московской конторе с протекающим потолком. Если бы кто-то тогда сказал, что один из них будет баллотироваться в президенты, — второй бы сказал: «Ты параноик!»</w:t>
       </w:r>
     </w:p>
     <w:p>
@@ -3407,7 +3900,7 @@
           <w:color w:val="555555"/>
           <w:sz w:val="22"/>
         </w:rPr>
-        <w:t>(поворачивается)</w:t>
+        <w:t>(смеётся)</w:t>
       </w:r>
       <w:r>
         <w:rPr>
@@ -3416,7 +3909,7 @@
           <w:i w:val="0"/>
           <w:sz w:val="22"/>
         </w:rPr>
-        <w:t xml:space="preserve"> Катя, а ты? Ты ведь можешь остаться здесь, в области. Спокойная работа, хорошая должность, никаких федеральных каналов.</w:t>
+        <w:t xml:space="preserve"> А первый ответил бы: «А ты наивен».</w:t>
       </w:r>
     </w:p>
     <w:p>
@@ -3430,7 +3923,7 @@
           <w:i w:val="0"/>
           <w:sz w:val="22"/>
         </w:rPr>
-        <w:t xml:space="preserve">Катя: </w:t>
+        <w:t xml:space="preserve">Павел: </w:t>
       </w:r>
       <w:r>
         <w:rPr>
@@ -3439,53 +3932,7 @@
           <w:i w:val="0"/>
           <w:sz w:val="22"/>
         </w:rPr>
-        <w:t>Алексей Николаевич, когда создавали партию, я выбрала её вместо «Света». Не для того, чтобы теперь выбрать спокойную работу.</w:t>
-      </w:r>
-    </w:p>
-    <w:p>
-      <w:pPr>
-        <w:spacing w:before="0" w:after="110" w:line="300" w:lineRule="auto"/>
-      </w:pPr>
-      <w:r>
-        <w:rPr>
-          <w:rFonts w:ascii="Times New Roman" w:hAnsi="Times New Roman" w:eastAsia="Malgun Gothic"/>
-          <w:b/>
-          <w:i w:val="0"/>
-          <w:sz w:val="22"/>
-        </w:rPr>
-        <w:t xml:space="preserve">Лёша: </w:t>
-      </w:r>
-      <w:r>
-        <w:rPr>
-          <w:rFonts w:ascii="Times New Roman" w:hAnsi="Times New Roman" w:eastAsia="Malgun Gothic"/>
-          <w:b w:val="0"/>
-          <w:i w:val="0"/>
-          <w:sz w:val="22"/>
-        </w:rPr>
-        <w:t>Это было давно. Тогда никто не знал, чем всё обернётся.</w:t>
-      </w:r>
-    </w:p>
-    <w:p>
-      <w:pPr>
-        <w:spacing w:before="0" w:after="110" w:line="300" w:lineRule="auto"/>
-      </w:pPr>
-      <w:r>
-        <w:rPr>
-          <w:rFonts w:ascii="Times New Roman" w:hAnsi="Times New Roman" w:eastAsia="Malgun Gothic"/>
-          <w:b/>
-          <w:i w:val="0"/>
-          <w:sz w:val="22"/>
-        </w:rPr>
-        <w:t xml:space="preserve">Катя: </w:t>
-      </w:r>
-      <w:r>
-        <w:rPr>
-          <w:rFonts w:ascii="Times New Roman" w:hAnsi="Times New Roman" w:eastAsia="Malgun Gothic"/>
-          <w:b w:val="0"/>
-          <w:i w:val="0"/>
-          <w:sz w:val="22"/>
-        </w:rPr>
-        <w:t xml:space="preserve">Никто и сейчас не знает. </w:t>
+        <w:t xml:space="preserve">Вот именно. И оба были бы неправы. </w:t>
       </w:r>
       <w:r>
         <w:rPr>
@@ -3495,7 +3942,7 @@
           <w:color w:val="555555"/>
           <w:sz w:val="22"/>
         </w:rPr>
-        <w:t>(пауза)</w:t>
+        <w:t>(серьёзнее)</w:t>
       </w:r>
       <w:r>
         <w:rPr>
@@ -3504,7 +3951,99 @@
           <w:i w:val="0"/>
           <w:sz w:val="22"/>
         </w:rPr>
-        <w:t xml:space="preserve"> И потом, кто-то же должен записывать ваши фразы на стикеры.</w:t>
+        <w:t xml:space="preserve"> Слышал про аудиторов. Правильно, Лёш. Меня бы тогда такие люди поймали за неделю.</w:t>
+      </w:r>
+    </w:p>
+    <w:p>
+      <w:pPr>
+        <w:spacing w:before="0" w:after="110" w:line="300" w:lineRule="auto"/>
+      </w:pPr>
+      <w:r>
+        <w:rPr>
+          <w:rFonts w:ascii="Times New Roman" w:hAnsi="Times New Roman" w:eastAsia="Malgun Gothic"/>
+          <w:b/>
+          <w:i w:val="0"/>
+          <w:sz w:val="22"/>
+        </w:rPr>
+        <w:t xml:space="preserve">Лёша: </w:t>
+      </w:r>
+      <w:r>
+        <w:rPr>
+          <w:rFonts w:ascii="Times New Roman" w:hAnsi="Times New Roman" w:eastAsia="Malgun Gothic"/>
+          <w:b w:val="0"/>
+          <w:i w:val="0"/>
+          <w:sz w:val="22"/>
+        </w:rPr>
+        <w:t>Тебя поймал я. Просто слишком поздно.</w:t>
+      </w:r>
+    </w:p>
+    <w:p>
+      <w:pPr>
+        <w:spacing w:before="0" w:after="110" w:line="300" w:lineRule="auto"/>
+      </w:pPr>
+      <w:r>
+        <w:rPr>
+          <w:rFonts w:ascii="Times New Roman" w:hAnsi="Times New Roman" w:eastAsia="Malgun Gothic"/>
+          <w:b/>
+          <w:i w:val="0"/>
+          <w:sz w:val="22"/>
+        </w:rPr>
+        <w:t xml:space="preserve">Павел: </w:t>
+      </w:r>
+      <w:r>
+        <w:rPr>
+          <w:rFonts w:ascii="Times New Roman" w:hAnsi="Times New Roman" w:eastAsia="Malgun Gothic"/>
+          <w:b w:val="0"/>
+          <w:i w:val="0"/>
+          <w:sz w:val="22"/>
+        </w:rPr>
+        <w:t>Не слишком. Как раз вовремя, чтобы я успел стать другим.</w:t>
+      </w:r>
+    </w:p>
+    <w:p>
+      <w:pPr>
+        <w:spacing w:before="0" w:after="110" w:line="300" w:lineRule="auto"/>
+      </w:pPr>
+      <w:r>
+        <w:rPr>
+          <w:rFonts w:ascii="Times New Roman" w:hAnsi="Times New Roman" w:eastAsia="Malgun Gothic"/>
+          <w:b/>
+          <w:i w:val="0"/>
+          <w:sz w:val="22"/>
+        </w:rPr>
+        <w:t xml:space="preserve">Лёша: </w:t>
+      </w:r>
+      <w:r>
+        <w:rPr>
+          <w:rFonts w:ascii="Times New Roman" w:hAnsi="Times New Roman" w:eastAsia="Malgun Gothic"/>
+          <w:b w:val="0"/>
+          <w:i w:val="0"/>
+          <w:sz w:val="22"/>
+        </w:rPr>
+        <w:t>Как малыш?</w:t>
+      </w:r>
+    </w:p>
+    <w:p>
+      <w:pPr>
+        <w:spacing w:before="0" w:after="110" w:line="300" w:lineRule="auto"/>
+      </w:pPr>
+      <w:r>
+        <w:rPr>
+          <w:rFonts w:ascii="Times New Roman" w:hAnsi="Times New Roman" w:eastAsia="Malgun Gothic"/>
+          <w:b/>
+          <w:i w:val="0"/>
+          <w:sz w:val="22"/>
+        </w:rPr>
+        <w:t xml:space="preserve">Павел: </w:t>
+      </w:r>
+      <w:r>
+        <w:rPr>
+          <w:rFonts w:ascii="Times New Roman" w:hAnsi="Times New Roman" w:eastAsia="Malgun Gothic"/>
+          <w:b w:val="0"/>
+          <w:i w:val="0"/>
+          <w:sz w:val="22"/>
+        </w:rPr>
+        <w:t>Ходит уже. Держится за стулья, падает, встаёт и снова идёт. Маша говорит — весь в меня: сначала падает, потом думает.</w:t>
       </w:r>
     </w:p>
     <w:p>
@@ -3537,7 +4076,7 @@
           <w:i w:val="0"/>
           <w:sz w:val="22"/>
         </w:rPr>
-        <w:t xml:space="preserve"> Тогда покупай побольше стикеров.</w:t>
+        <w:t xml:space="preserve"> Плохая наследственность, Паша.</w:t>
       </w:r>
     </w:p>
     <w:p>
@@ -3551,7 +4090,7 @@
           <w:i w:val="0"/>
           <w:sz w:val="22"/>
         </w:rPr>
-        <w:t xml:space="preserve">Катя: </w:t>
+        <w:t xml:space="preserve">Павел: </w:t>
       </w:r>
       <w:r>
         <w:rPr>
@@ -3560,7 +4099,46 @@
           <w:i w:val="0"/>
           <w:sz w:val="22"/>
         </w:rPr>
-        <w:t>Уже купила. Целую коробку.</w:t>
+        <w:t>Нормальная. Главное — встаёт. Я проверял.</w:t>
+      </w:r>
+    </w:p>
+    <w:p>
+      <w:pPr>
+        <w:spacing w:before="0" w:after="110" w:line="300" w:lineRule="auto"/>
+      </w:pPr>
+      <w:r>
+        <w:rPr>
+          <w:rFonts w:ascii="Times New Roman" w:hAnsi="Times New Roman" w:eastAsia="Malgun Gothic"/>
+          <w:b/>
+          <w:i w:val="0"/>
+          <w:sz w:val="22"/>
+        </w:rPr>
+        <w:t xml:space="preserve">Анна: </w:t>
+      </w:r>
+      <w:r>
+        <w:rPr>
+          <w:rFonts w:ascii="Times New Roman" w:hAnsi="Times New Roman" w:eastAsia="Malgun Gothic"/>
+          <w:b w:val="0"/>
+          <w:i w:val="0"/>
+          <w:sz w:val="22"/>
+        </w:rPr>
+        <w:t>Отец бы поверил, Лёша. Он всегда видел в тебе больше, чем ты сам в себе видел.</w:t>
+      </w:r>
+    </w:p>
+    <w:p>
+      <w:pPr>
+        <w:keepNext/>
+        <w:spacing w:before="320" w:after="140"/>
+      </w:pPr>
+      <w:r>
+        <w:rPr>
+          <w:rFonts w:ascii="Times New Roman" w:hAnsi="Times New Roman" w:eastAsia="Malgun Gothic"/>
+          <w:b/>
+          <w:i w:val="0"/>
+          <w:color w:val="1F3864"/>
+          <w:sz w:val="26"/>
+        </w:rPr>
+        <w:t>장면 11 — 마무리, 3부의 끝</w:t>
       </w:r>
     </w:p>
     <w:p>
@@ -3584,7 +4162,7 @@
           <w:color w:val="555555"/>
           <w:sz w:val="22"/>
         </w:rPr>
-        <w:t>(в глазах решимость, смешанная с грустью)</w:t>
+        <w:t>(один, вечером, у окна кабинета)</w:t>
       </w:r>
       <w:r>
         <w:rPr>
@@ -3593,11 +4171,254 @@
           <w:i w:val="0"/>
           <w:sz w:val="22"/>
         </w:rPr>
-        <w:t xml:space="preserve"> Готов настолько, насколько вообще можно быть готовым к такому. Идём, Катя. Начнём борьбу за всю страну.</w:t>
+        <w:t xml:space="preserve"> Виктор Петрович… Ольга Викторовна… Дарья… Папа… Не знаю, слышите ли вы меня, но я иду дальше. Туда, куда вы все меня привели, каждый по-своему.</w:t>
       </w:r>
     </w:p>
     <w:p>
       <w:pPr>
+        <w:spacing w:before="0" w:after="110" w:line="300" w:lineRule="auto"/>
+      </w:pPr>
+      <w:r>
+        <w:rPr>
+          <w:rFonts w:ascii="Times New Roman" w:hAnsi="Times New Roman" w:eastAsia="Malgun Gothic"/>
+          <w:b/>
+          <w:i w:val="0"/>
+          <w:sz w:val="22"/>
+        </w:rPr>
+        <w:t xml:space="preserve">Катя: </w:t>
+      </w:r>
+      <w:r>
+        <w:rPr>
+          <w:rFonts w:ascii="Times New Roman" w:hAnsi="Times New Roman" w:eastAsia="Malgun Gothic"/>
+          <w:b w:val="0"/>
+          <w:i/>
+          <w:color w:val="555555"/>
+          <w:sz w:val="22"/>
+        </w:rPr>
+        <w:t>(тихо входит)</w:t>
+      </w:r>
+      <w:r>
+        <w:rPr>
+          <w:rFonts w:ascii="Times New Roman" w:hAnsi="Times New Roman" w:eastAsia="Malgun Gothic"/>
+          <w:b w:val="0"/>
+          <w:i w:val="0"/>
+          <w:sz w:val="22"/>
+        </w:rPr>
+        <w:t xml:space="preserve"> Кампания начинается завтра, Алексей Николаевич. «Компас» прислал график проверок на первый месяц. Готовы?</w:t>
+      </w:r>
+    </w:p>
+    <w:p>
+      <w:pPr>
+        <w:spacing w:before="0" w:after="110" w:line="300" w:lineRule="auto"/>
+      </w:pPr>
+      <w:r>
+        <w:rPr>
+          <w:rFonts w:ascii="Times New Roman" w:hAnsi="Times New Roman" w:eastAsia="Malgun Gothic"/>
+          <w:b/>
+          <w:i w:val="0"/>
+          <w:sz w:val="22"/>
+        </w:rPr>
+        <w:t xml:space="preserve">Лёша: </w:t>
+      </w:r>
+      <w:r>
+        <w:rPr>
+          <w:rFonts w:ascii="Times New Roman" w:hAnsi="Times New Roman" w:eastAsia="Malgun Gothic"/>
+          <w:b w:val="0"/>
+          <w:i/>
+          <w:color w:val="555555"/>
+          <w:sz w:val="22"/>
+        </w:rPr>
+        <w:t>(поворачивается)</w:t>
+      </w:r>
+      <w:r>
+        <w:rPr>
+          <w:rFonts w:ascii="Times New Roman" w:hAnsi="Times New Roman" w:eastAsia="Malgun Gothic"/>
+          <w:b w:val="0"/>
+          <w:i w:val="0"/>
+          <w:sz w:val="22"/>
+        </w:rPr>
+        <w:t xml:space="preserve"> Катя, а ты? Ты ведь можешь остаться здесь, в области. Спокойная работа, хорошая должность, никаких федеральных каналов.</w:t>
+      </w:r>
+    </w:p>
+    <w:p>
+      <w:pPr>
+        <w:spacing w:before="0" w:after="110" w:line="300" w:lineRule="auto"/>
+      </w:pPr>
+      <w:r>
+        <w:rPr>
+          <w:rFonts w:ascii="Times New Roman" w:hAnsi="Times New Roman" w:eastAsia="Malgun Gothic"/>
+          <w:b/>
+          <w:i w:val="0"/>
+          <w:sz w:val="22"/>
+        </w:rPr>
+        <w:t xml:space="preserve">Катя: </w:t>
+      </w:r>
+      <w:r>
+        <w:rPr>
+          <w:rFonts w:ascii="Times New Roman" w:hAnsi="Times New Roman" w:eastAsia="Malgun Gothic"/>
+          <w:b w:val="0"/>
+          <w:i w:val="0"/>
+          <w:sz w:val="22"/>
+        </w:rPr>
+        <w:t>Алексей Николаевич, когда создавали партию, я выбрала её вместо «Света». Не для того, чтобы теперь выбрать спокойную работу.</w:t>
+      </w:r>
+    </w:p>
+    <w:p>
+      <w:pPr>
+        <w:spacing w:before="0" w:after="110" w:line="300" w:lineRule="auto"/>
+      </w:pPr>
+      <w:r>
+        <w:rPr>
+          <w:rFonts w:ascii="Times New Roman" w:hAnsi="Times New Roman" w:eastAsia="Malgun Gothic"/>
+          <w:b/>
+          <w:i w:val="0"/>
+          <w:sz w:val="22"/>
+        </w:rPr>
+        <w:t xml:space="preserve">Лёша: </w:t>
+      </w:r>
+      <w:r>
+        <w:rPr>
+          <w:rFonts w:ascii="Times New Roman" w:hAnsi="Times New Roman" w:eastAsia="Malgun Gothic"/>
+          <w:b w:val="0"/>
+          <w:i w:val="0"/>
+          <w:sz w:val="22"/>
+        </w:rPr>
+        <w:t>Это было давно. Тогда никто не знал, чем всё обернётся.</w:t>
+      </w:r>
+    </w:p>
+    <w:p>
+      <w:pPr>
+        <w:spacing w:before="0" w:after="110" w:line="300" w:lineRule="auto"/>
+      </w:pPr>
+      <w:r>
+        <w:rPr>
+          <w:rFonts w:ascii="Times New Roman" w:hAnsi="Times New Roman" w:eastAsia="Malgun Gothic"/>
+          <w:b/>
+          <w:i w:val="0"/>
+          <w:sz w:val="22"/>
+        </w:rPr>
+        <w:t xml:space="preserve">Катя: </w:t>
+      </w:r>
+      <w:r>
+        <w:rPr>
+          <w:rFonts w:ascii="Times New Roman" w:hAnsi="Times New Roman" w:eastAsia="Malgun Gothic"/>
+          <w:b w:val="0"/>
+          <w:i w:val="0"/>
+          <w:sz w:val="22"/>
+        </w:rPr>
+        <w:t xml:space="preserve">Никто и сейчас не знает. </w:t>
+      </w:r>
+      <w:r>
+        <w:rPr>
+          <w:rFonts w:ascii="Times New Roman" w:hAnsi="Times New Roman" w:eastAsia="Malgun Gothic"/>
+          <w:b w:val="0"/>
+          <w:i/>
+          <w:color w:val="555555"/>
+          <w:sz w:val="22"/>
+        </w:rPr>
+        <w:t>(пауза)</w:t>
+      </w:r>
+      <w:r>
+        <w:rPr>
+          <w:rFonts w:ascii="Times New Roman" w:hAnsi="Times New Roman" w:eastAsia="Malgun Gothic"/>
+          <w:b w:val="0"/>
+          <w:i w:val="0"/>
+          <w:sz w:val="22"/>
+        </w:rPr>
+        <w:t xml:space="preserve"> И потом, кто-то же должен записывать ваши фразы на стикеры.</w:t>
+      </w:r>
+    </w:p>
+    <w:p>
+      <w:pPr>
+        <w:spacing w:before="0" w:after="110" w:line="300" w:lineRule="auto"/>
+      </w:pPr>
+      <w:r>
+        <w:rPr>
+          <w:rFonts w:ascii="Times New Roman" w:hAnsi="Times New Roman" w:eastAsia="Malgun Gothic"/>
+          <w:b/>
+          <w:i w:val="0"/>
+          <w:sz w:val="22"/>
+        </w:rPr>
+        <w:t xml:space="preserve">Лёша: </w:t>
+      </w:r>
+      <w:r>
+        <w:rPr>
+          <w:rFonts w:ascii="Times New Roman" w:hAnsi="Times New Roman" w:eastAsia="Malgun Gothic"/>
+          <w:b w:val="0"/>
+          <w:i/>
+          <w:color w:val="555555"/>
+          <w:sz w:val="22"/>
+        </w:rPr>
+        <w:t>(смеётся)</w:t>
+      </w:r>
+      <w:r>
+        <w:rPr>
+          <w:rFonts w:ascii="Times New Roman" w:hAnsi="Times New Roman" w:eastAsia="Malgun Gothic"/>
+          <w:b w:val="0"/>
+          <w:i w:val="0"/>
+          <w:sz w:val="22"/>
+        </w:rPr>
+        <w:t xml:space="preserve"> Тогда покупай побольше стикеров.</w:t>
+      </w:r>
+    </w:p>
+    <w:p>
+      <w:pPr>
+        <w:spacing w:before="0" w:after="110" w:line="300" w:lineRule="auto"/>
+      </w:pPr>
+      <w:r>
+        <w:rPr>
+          <w:rFonts w:ascii="Times New Roman" w:hAnsi="Times New Roman" w:eastAsia="Malgun Gothic"/>
+          <w:b/>
+          <w:i w:val="0"/>
+          <w:sz w:val="22"/>
+        </w:rPr>
+        <w:t xml:space="preserve">Катя: </w:t>
+      </w:r>
+      <w:r>
+        <w:rPr>
+          <w:rFonts w:ascii="Times New Roman" w:hAnsi="Times New Roman" w:eastAsia="Malgun Gothic"/>
+          <w:b w:val="0"/>
+          <w:i w:val="0"/>
+          <w:sz w:val="22"/>
+        </w:rPr>
+        <w:t>Уже купила. Целую коробку.</w:t>
+      </w:r>
+    </w:p>
+    <w:p>
+      <w:pPr>
+        <w:spacing w:before="0" w:after="110" w:line="300" w:lineRule="auto"/>
+      </w:pPr>
+      <w:r>
+        <w:rPr>
+          <w:rFonts w:ascii="Times New Roman" w:hAnsi="Times New Roman" w:eastAsia="Malgun Gothic"/>
+          <w:b/>
+          <w:i w:val="0"/>
+          <w:sz w:val="22"/>
+        </w:rPr>
+        <w:t xml:space="preserve">Лёша: </w:t>
+      </w:r>
+      <w:r>
+        <w:rPr>
+          <w:rFonts w:ascii="Times New Roman" w:hAnsi="Times New Roman" w:eastAsia="Malgun Gothic"/>
+          <w:b w:val="0"/>
+          <w:i/>
+          <w:color w:val="555555"/>
+          <w:sz w:val="22"/>
+        </w:rPr>
+        <w:t>(в глазах решимость, смешанная с грустью)</w:t>
+      </w:r>
+      <w:r>
+        <w:rPr>
+          <w:rFonts w:ascii="Times New Roman" w:hAnsi="Times New Roman" w:eastAsia="Malgun Gothic"/>
+          <w:b w:val="0"/>
+          <w:i w:val="0"/>
+          <w:sz w:val="22"/>
+        </w:rPr>
+        <w:t xml:space="preserve"> Готов настолько, насколько вообще можно быть готовым к такому. Идём, Катя. Начнём борьбу за всю страну.</w:t>
+      </w:r>
+    </w:p>
+    <w:p>
+      <w:pPr>
         <w:keepNext/>
         <w:spacing w:before="320" w:after="140"/>
       </w:pPr>
@@ -3632,7 +4453,7 @@
           <w:i w:val="0"/>
           <w:sz w:val="22"/>
         </w:rPr>
-        <w:t xml:space="preserve"> — 한국어 해설: 대선 후보 수락 연설에서 료샤가 인용한다(장면 5). 열아홉 살의 푸시킨이 유배 이전에 벗 차다예프에게 보낸 시이며, 훗날 데카브리스트들이 손으로 베껴 돌려 읽은 구절이다. 젊은 날의 믿음이 200년 동안 늦게 떠오르는 별이 되었다는 대목이 료샤의 수락 이유가 된다.</w:t>
+        <w:t xml:space="preserve"> — 한국어 해설: 대선 후보 수락 연설에서 료샤가 인용한다(장면 6). 열아홉 살의 푸시킨이 유배 이전에 벗 차다예프에게 보낸 시이며, 훗날 데카브리스트들이 손으로 베껴 돌려 읽은 구절이다. 젊은 날의 믿음이 200년 동안 늦게 떠오르는 별이 되었다는 대목이 료샤의 수락 이유가 된다.</w:t>
       </w:r>
     </w:p>
     <w:p>
@@ -3655,7 +4476,207 @@
           <w:i w:val="0"/>
           <w:sz w:val="22"/>
         </w:rPr>
-        <w:t xml:space="preserve"> — 한국어 해설: 진실은 듣기 괴롭다는 속담. 「Компас Аудит」와의 첫 만남에서 베니아민이 “어떤 고객에게든 진실은 눈을 찌른다”며 농담으로 떠보고, 료샤는 “나중에 수사관에게 듣느니 지금 당신들에게 듣겠다”고 받는다(장면 7). 4부 이후 감사팀이 캠프의 원칙을 숫자로 뒷받침하게 되는 출발점.</w:t>
+        <w:t xml:space="preserve"> — 한국어 해설: 진실은 듣기 괴롭다는 속담. 「Компас Аудит」와의 첫 만남에서 베니아민이 “어떤 고객에게든 진실은 눈을 찌른다”며 농담으로 떠보고, 료샤는 “나중에 수사관에게 듣느니 지금 당신들에게 듣겠다”고 받는다(장면 8). 4부 이후 감사팀이 캠프의 원칙을 숫자로 뒷받침하게 되는 출발점.</w:t>
+      </w:r>
+    </w:p>
+    <w:p>
+      <w:pPr>
+        <w:keepNext/>
+        <w:spacing w:before="320" w:after="140"/>
+      </w:pPr>
+      <w:r>
+        <w:rPr>
+          <w:rFonts w:ascii="Times New Roman" w:hAnsi="Times New Roman" w:eastAsia="Malgun Gothic"/>
+          <w:b/>
+          <w:i w:val="0"/>
+          <w:color w:val="1F3864"/>
+          <w:sz w:val="26"/>
+        </w:rPr>
+        <w:t>생활 표현</w:t>
+      </w:r>
+    </w:p>
+    <w:p>
+      <w:pPr>
+        <w:spacing w:before="0" w:after="120"/>
+      </w:pPr>
+      <w:r>
+        <w:rPr>
+          <w:rFonts w:ascii="Times New Roman" w:hAnsi="Times New Roman" w:eastAsia="Malgun Gothic"/>
+          <w:b/>
+          <w:i w:val="0"/>
+          <w:sz w:val="22"/>
+        </w:rPr>
+        <w:t>«Опять всухомятку»</w:t>
+      </w:r>
+      <w:r>
+        <w:rPr>
+          <w:rFonts w:ascii="Times New Roman" w:hAnsi="Times New Roman" w:eastAsia="Malgun Gothic"/>
+          <w:b w:val="0"/>
+          <w:i w:val="0"/>
+          <w:sz w:val="22"/>
+        </w:rPr>
+        <w:t xml:space="preserve"> — 한국어 해설: “또 국물 없이 마른 걸로 때웠구나”. всухомятку는 수프·따뜻한 음식 없이 빵·샌드위치만 먹는 것. 러시아 어머니들의 단골 잔소리. 안나가 료샤에게. 장면 3.</w:t>
+      </w:r>
+    </w:p>
+    <w:p>
+      <w:pPr>
+        <w:spacing w:before="0" w:after="120"/>
+      </w:pPr>
+      <w:r>
+        <w:rPr>
+          <w:rFonts w:ascii="Times New Roman" w:hAnsi="Times New Roman" w:eastAsia="Malgun Gothic"/>
+          <w:b/>
+          <w:i w:val="0"/>
+          <w:sz w:val="22"/>
+        </w:rPr>
+        <w:t>«Как сама?»</w:t>
+      </w:r>
+      <w:r>
+        <w:rPr>
+          <w:rFonts w:ascii="Times New Roman" w:hAnsi="Times New Roman" w:eastAsia="Malgun Gothic"/>
+          <w:b w:val="0"/>
+          <w:i w:val="0"/>
+          <w:sz w:val="22"/>
+        </w:rPr>
+        <w:t xml:space="preserve"> — 한국어 해설: “엄마는(너는) 좀 어때?”. 상대의 소식을 듣다가 “정작 당신 자신은?” 하고 되묻는 친근한 구어. 가족·친구 사이, 여성에게는 сама, 남성에게는 сам. 료샤가 어머니에게. 장면 3.</w:t>
+      </w:r>
+    </w:p>
+    <w:p>
+      <w:pPr>
+        <w:spacing w:before="0" w:after="120"/>
+      </w:pPr>
+      <w:r>
+        <w:rPr>
+          <w:rFonts w:ascii="Times New Roman" w:hAnsi="Times New Roman" w:eastAsia="Malgun Gothic"/>
+          <w:b/>
+          <w:i w:val="0"/>
+          <w:sz w:val="22"/>
+        </w:rPr>
+        <w:t>«Давление шалит»</w:t>
+      </w:r>
+      <w:r>
+        <w:rPr>
+          <w:rFonts w:ascii="Times New Roman" w:hAnsi="Times New Roman" w:eastAsia="Malgun Gothic"/>
+          <w:b w:val="0"/>
+          <w:i w:val="0"/>
+          <w:sz w:val="22"/>
+        </w:rPr>
+        <w:t xml:space="preserve"> — 한국어 해설: “혈압이 좀 오락가락해”. шалить(장난치다)를 몸 상태에 써서 심각하지 않은 척 말하는 표현. 노년층의 건강 안부에서 흔하다. 안나가 료샤에게. 장면 3.</w:t>
+      </w:r>
+    </w:p>
+    <w:p>
+      <w:pPr>
+        <w:spacing w:before="0" w:after="120"/>
+      </w:pPr>
+      <w:r>
+        <w:rPr>
+          <w:rFonts w:ascii="Times New Roman" w:hAnsi="Times New Roman" w:eastAsia="Malgun Gothic"/>
+          <w:b/>
+          <w:i w:val="0"/>
+          <w:sz w:val="22"/>
+        </w:rPr>
+        <w:t>«Какое там»</w:t>
+      </w:r>
+      <w:r>
+        <w:rPr>
+          <w:rFonts w:ascii="Times New Roman" w:hAnsi="Times New Roman" w:eastAsia="Malgun Gothic"/>
+          <w:b w:val="0"/>
+          <w:i w:val="0"/>
+          <w:sz w:val="22"/>
+        </w:rPr>
+        <w:t xml:space="preserve"> — 한국어 해설: “웬걸, 그럴 리가 있나”. 기대 섞인 물음에 “전혀 아니다”라고 한숨 섞어 답하는 구어. 안나가 수도꼭지는 고쳤느냐는 아들의 물음에. 장면 3.</w:t>
+      </w:r>
+    </w:p>
+    <w:p>
+      <w:pPr>
+        <w:spacing w:before="0" w:after="120"/>
+      </w:pPr>
+      <w:r>
+        <w:rPr>
+          <w:rFonts w:ascii="Times New Roman" w:hAnsi="Times New Roman" w:eastAsia="Malgun Gothic"/>
+          <w:b/>
+          <w:i w:val="0"/>
+          <w:sz w:val="22"/>
+        </w:rPr>
+        <w:t>«Всё руки не доходят»</w:t>
+      </w:r>
+      <w:r>
+        <w:rPr>
+          <w:rFonts w:ascii="Times New Roman" w:hAnsi="Times New Roman" w:eastAsia="Malgun Gothic"/>
+          <w:b w:val="0"/>
+          <w:i w:val="0"/>
+          <w:sz w:val="22"/>
+        </w:rPr>
+        <w:t xml:space="preserve"> — 한국어 해설: “통 짬이 안 나, 손이 안 가”. 해야 할 일을 계속 미뤄 둔 핑계로 쓰는 구어(до чего-то руки не доходят). 안나가 새는 수도꼭지 이야기를 하며. 장면 3.</w:t>
+      </w:r>
+    </w:p>
+    <w:p>
+      <w:pPr>
+        <w:spacing w:before="0" w:after="120"/>
+      </w:pPr>
+      <w:r>
+        <w:rPr>
+          <w:rFonts w:ascii="Times New Roman" w:hAnsi="Times New Roman" w:eastAsia="Malgun Gothic"/>
+          <w:b/>
+          <w:i w:val="0"/>
+          <w:sz w:val="22"/>
+        </w:rPr>
+        <w:t>«Ещё не хватало»</w:t>
+      </w:r>
+      <w:r>
+        <w:rPr>
+          <w:rFonts w:ascii="Times New Roman" w:hAnsi="Times New Roman" w:eastAsia="Malgun Gothic"/>
+          <w:b w:val="0"/>
+          <w:i w:val="0"/>
+          <w:sz w:val="22"/>
+        </w:rPr>
+        <w:t xml:space="preserve"> — 한국어 해설: “그것까지 할 필요는 없어, 말도 안 돼”. 상대의 제안을 반쯤 웃으며 단호히 물리칠 때. 안나가 주지사 아들이 직접 수도를 고치겠다는 말에. 장면 3.</w:t>
+      </w:r>
+    </w:p>
+    <w:p>
+      <w:pPr>
+        <w:spacing w:before="0" w:after="120"/>
+      </w:pPr>
+      <w:r>
+        <w:rPr>
+          <w:rFonts w:ascii="Times New Roman" w:hAnsi="Times New Roman" w:eastAsia="Malgun Gothic"/>
+          <w:b/>
+          <w:i w:val="0"/>
+          <w:sz w:val="22"/>
+        </w:rPr>
+        <w:t>«не буду тебя задерживать»</w:t>
+      </w:r>
+      <w:r>
+        <w:rPr>
+          <w:rFonts w:ascii="Times New Roman" w:hAnsi="Times New Roman" w:eastAsia="Malgun Gothic"/>
+          <w:b w:val="0"/>
+          <w:i w:val="0"/>
+          <w:sz w:val="22"/>
+        </w:rPr>
+        <w:t xml:space="preserve"> — 한국어 해설: “더 붙잡지 않을게”. 통화나 대화를 끝내자는 신호로 쓰는 공손한 마무리 말. 존칭이면 «не буду вас задерживать». 안나가 전화를 끊으며. 장면 3.</w:t>
+      </w:r>
+    </w:p>
+    <w:p>
+      <w:pPr>
+        <w:spacing w:before="0" w:after="120"/>
+      </w:pPr>
+      <w:r>
+        <w:rPr>
+          <w:rFonts w:ascii="Times New Roman" w:hAnsi="Times New Roman" w:eastAsia="Malgun Gothic"/>
+          <w:b/>
+          <w:i w:val="0"/>
+          <w:sz w:val="22"/>
+        </w:rPr>
+        <w:t>«Созвонимся»</w:t>
+      </w:r>
+      <w:r>
+        <w:rPr>
+          <w:rFonts w:ascii="Times New Roman" w:hAnsi="Times New Roman" w:eastAsia="Malgun Gothic"/>
+          <w:b w:val="0"/>
+          <w:i w:val="0"/>
+          <w:sz w:val="22"/>
+        </w:rPr>
+        <w:t xml:space="preserve"> — 한국어 해설: “또 통화하자”. 전화를 끊을 때의 가벼운 인사. 구체적 약속이라기보다 관계를 이어 가는 말. 장면 3.</w:t>
       </w:r>
     </w:p>
     <w:p>
